--- a/fuentes/123101_CF07_DU.docx
+++ b/fuentes/123101_CF07_DU.docx
@@ -1,6 +1,6 @@
 
 <file path=word/document.xml><?xml version="1.0" encoding="utf-8"?>
-<w:document xmlns:wpc="http://schemas.microsoft.com/office/word/2010/wordprocessingCanvas" xmlns:cx="http://schemas.microsoft.com/office/drawing/2014/chartex" xmlns:cx1="http://schemas.microsoft.com/office/drawing/2015/9/8/chartex" xmlns:cx2="http://schemas.microsoft.com/office/drawing/2015/10/21/chartex" xmlns:cx3="http://schemas.microsoft.com/office/drawing/2016/5/9/chartex" xmlns:cx4="http://schemas.microsoft.com/office/drawing/2016/5/10/chartex" xmlns:cx5="http://schemas.microsoft.com/office/drawing/2016/5/11/chartex" xmlns:cx6="http://schemas.microsoft.com/office/drawing/2016/5/12/chartex" xmlns:cx7="http://schemas.microsoft.com/office/drawing/2016/5/13/chartex" xmlns:cx8="http://schemas.microsoft.com/office/drawing/2016/5/14/chartex" xmlns:mc="http://schemas.openxmlformats.org/markup-compatibility/2006" xmlns:aink="http://schemas.microsoft.com/office/drawing/2016/ink" xmlns:am3d="http://schemas.microsoft.com/office/drawing/2017/model3d" xmlns:o="urn:schemas-microsoft-com:office:office" xmlns:oel="http://schemas.microsoft.com/office/2019/extlst" xmlns:r="http://schemas.openxmlformats.org/officeDocument/2006/relationships" xmlns:m="http://schemas.openxmlformats.org/officeDocument/2006/math" xmlns:v="urn:schemas-microsoft-com:vml" xmlns:wp14="http://schemas.microsoft.com/office/word/2010/wordprocessingDrawing" xmlns:wp="http://schemas.openxmlformats.org/drawingml/2006/wordprocessingDrawing" xmlns:w10="urn:schemas-microsoft-com:office:word" xmlns:w="http://schemas.openxmlformats.org/wordprocessingml/2006/main" xmlns:w14="http://schemas.microsoft.com/office/word/2010/wordml" xmlns:w15="http://schemas.microsoft.com/office/word/2012/wordml" xmlns:w16cex="http://schemas.microsoft.com/office/word/2018/wordml/cex" xmlns:w16cid="http://schemas.microsoft.com/office/word/2016/wordml/cid" xmlns:w16="http://schemas.microsoft.com/office/word/2018/wordml" xmlns:w16du="http://schemas.microsoft.com/office/word/2023/wordml/word16du" xmlns:w16sdtdh="http://schemas.microsoft.com/office/word/2020/wordml/sdtdatahash" xmlns:w16se="http://schemas.microsoft.com/office/word/2015/wordml/symex" xmlns:wpg="http://schemas.microsoft.com/office/word/2010/wordprocessingGroup" xmlns:wpi="http://schemas.microsoft.com/office/word/2010/wordprocessingInk" xmlns:wne="http://schemas.microsoft.com/office/word/2006/wordml" xmlns:wps="http://schemas.microsoft.com/office/word/2010/wordprocessingShape" mc:Ignorable="w14 w15 w16se w16cid w16 w16cex w16sdtdh w16du wp14">
+<w:document xmlns:wpc="http://schemas.microsoft.com/office/word/2010/wordprocessingCanvas" xmlns:cx="http://schemas.microsoft.com/office/drawing/2014/chartex" xmlns:cx1="http://schemas.microsoft.com/office/drawing/2015/9/8/chartex" xmlns:cx2="http://schemas.microsoft.com/office/drawing/2015/10/21/chartex" xmlns:cx3="http://schemas.microsoft.com/office/drawing/2016/5/9/chartex" xmlns:cx4="http://schemas.microsoft.com/office/drawing/2016/5/10/chartex" xmlns:cx5="http://schemas.microsoft.com/office/drawing/2016/5/11/chartex" xmlns:cx6="http://schemas.microsoft.com/office/drawing/2016/5/12/chartex" xmlns:cx7="http://schemas.microsoft.com/office/drawing/2016/5/13/chartex" xmlns:cx8="http://schemas.microsoft.com/office/drawing/2016/5/14/chartex" xmlns:mc="http://schemas.openxmlformats.org/markup-compatibility/2006" xmlns:aink="http://schemas.microsoft.com/office/drawing/2016/ink" xmlns:am3d="http://schemas.microsoft.com/office/drawing/2017/model3d" xmlns:o="urn:schemas-microsoft-com:office:office" xmlns:r="http://schemas.openxmlformats.org/officeDocument/2006/relationships" xmlns:m="http://schemas.openxmlformats.org/officeDocument/2006/math" xmlns:v="urn:schemas-microsoft-com:vml" xmlns:wp14="http://schemas.microsoft.com/office/word/2010/wordprocessingDrawing" xmlns:wp="http://schemas.openxmlformats.org/drawingml/2006/wordprocessingDrawing" xmlns:w10="urn:schemas-microsoft-com:office:word" xmlns:w="http://schemas.openxmlformats.org/wordprocessingml/2006/main" xmlns:w14="http://schemas.microsoft.com/office/word/2010/wordml" xmlns:w15="http://schemas.microsoft.com/office/word/2012/wordml" xmlns:w16cex="http://schemas.microsoft.com/office/word/2018/wordml/cex" xmlns:w16cid="http://schemas.microsoft.com/office/word/2016/wordml/cid" xmlns:w16="http://schemas.microsoft.com/office/word/2018/wordml" xmlns:w16se="http://schemas.microsoft.com/office/word/2015/wordml/symex" xmlns:wpg="http://schemas.microsoft.com/office/word/2010/wordprocessingGroup" xmlns:wpi="http://schemas.microsoft.com/office/word/2010/wordprocessingInk" xmlns:wne="http://schemas.microsoft.com/office/word/2006/wordml" xmlns:wps="http://schemas.microsoft.com/office/word/2010/wordprocessingShape" mc:Ignorable="w14 w15 w16se w16cid w16 w16cex wp14">
   <w:body>
     <w:p>
       <w:pPr>
@@ -193,7 +193,7 @@
               </wp:anchor>
             </w:drawing>
           </mc:Choice>
-          <mc:Fallback xmlns:w16sdtfl="http://schemas.microsoft.com/office/word/2024/wordml/sdtformatlock">
+          <mc:Fallback xmlns:w16sdtfl="http://schemas.microsoft.com/office/word/2024/wordml/sdtformatlock" xmlns:w16sdtdh="http://schemas.microsoft.com/office/word/2020/wordml/sdtdatahash" xmlns:w16du="http://schemas.microsoft.com/office/word/2023/wordml/word16du" xmlns:oel="http://schemas.microsoft.com/office/2019/extlst">
             <w:pict>
               <v:rect w14:anchorId="196CE425" id="Rectángulo 3" o:spid="_x0000_s1026" style="position:absolute;margin-left:-55.95pt;margin-top:19.55pt;width:613.85pt;height:164.25pt;z-index:-251655168;visibility:visible;mso-wrap-style:square;mso-height-percent:0;mso-wrap-distance-left:9pt;mso-wrap-distance-top:0;mso-wrap-distance-right:9pt;mso-wrap-distance-bottom:0;mso-position-horizontal:absolute;mso-position-horizontal-relative:text;mso-position-vertical:absolute;mso-position-vertical-relative:text;mso-height-percent:0;mso-height-relative:margin;v-text-anchor:middle" o:gfxdata="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" fillcolor="#00314d" stroked="f" strokeweight="1pt"/>
             </w:pict>
@@ -295,7 +295,7 @@
               </wp:anchor>
             </w:drawing>
           </mc:Choice>
-          <mc:Fallback>
+          <mc:Fallback xmlns:w16sdtfl="http://schemas.microsoft.com/office/word/2024/wordml/sdtformatlock" xmlns:w16sdtdh="http://schemas.microsoft.com/office/word/2020/wordml/sdtdatahash" xmlns:w16du="http://schemas.microsoft.com/office/word/2023/wordml/word16du" xmlns:oel="http://schemas.microsoft.com/office/2019/extlst">
             <w:pict>
               <v:shapetype w14:anchorId="2E2DABF6" id="_x0000_t202" coordsize="21600,21600" o:spt="202" path="m,l,21600r21600,l21600,xe">
                 <v:stroke joinstyle="miter"/>
@@ -2282,7 +2282,6 @@
       </w:pPr>
       <w:bookmarkStart w:id="0" w:name="_Toc198372984"/>
       <w:r>
-        <w:lastRenderedPageBreak/>
         <w:t>Introducción</w:t>
       </w:r>
       <w:bookmarkEnd w:id="0"/>
@@ -2323,7 +2322,6 @@
         <w:rPr>
           <w:lang w:val="es-CO"/>
         </w:rPr>
-        <w:lastRenderedPageBreak/>
         <w:t>Instrumentos financieros: activos, pasivos e instrumentos de patrimonio</w:t>
       </w:r>
       <w:bookmarkEnd w:id="1"/>
@@ -2472,7 +2470,6 @@
           <w:bCs/>
           <w:lang w:val="es-419" w:eastAsia="es-CO"/>
         </w:rPr>
-        <w:lastRenderedPageBreak/>
         <w:t>Una política contable debe contener</w:t>
       </w:r>
       <w:r>
@@ -2718,7 +2715,6 @@
         <w:rPr>
           <w:lang w:val="es-419" w:eastAsia="es-CO"/>
         </w:rPr>
-        <w:lastRenderedPageBreak/>
         <w:t>Cuando se aplique un cambio de una política contable, se hará de forma retroactiva, como si la nueva política contable se hubiese aplicado siempre. Cuando sea impracticable determinar los efectos en cada periodo específico de un cambio en una política contable sobre la información comparativa para uno o más periodos anteriores para los que se presente información, la entidad aplicará la nueva política contable a los importes en libros de los activos y pasivos al principio del primer periodo para el que sea practicable la aplicación retroactiva, el cual podría ser el periodo actual.</w:t>
       </w:r>
     </w:p>
@@ -2742,7 +2738,19 @@
         <w:rPr>
           <w:lang w:val="es-419" w:eastAsia="es-CO"/>
         </w:rPr>
-        <w:t>Para la ejecución de los instrumentos financieros es necesario conocer algunos elementos que son esenciales para el desarrollo e implementación de los mismos, estos elementos serán abordados a continuación.</w:t>
+        <w:t>Para la ejecución de los instrumentos financieros es necesario conocer algunos elementos que son esenciales para el desarrollo e implementación de los mismos</w:t>
+      </w:r>
+      <w:r>
+        <w:rPr>
+          <w:lang w:val="es-419" w:eastAsia="es-CO"/>
+        </w:rPr>
+        <w:t>;</w:t>
+      </w:r>
+      <w:r>
+        <w:rPr>
+          <w:lang w:val="es-419" w:eastAsia="es-CO"/>
+        </w:rPr>
+        <w:t xml:space="preserve"> estos elementos serán abordados a continuación.</w:t>
       </w:r>
     </w:p>
     <w:p>
@@ -2803,7 +2811,6 @@
           <w:p>
             <w:pPr>
               <w:ind w:firstLine="0"/>
-              <w:jc w:val="center"/>
               <w:rPr>
                 <w:lang w:eastAsia="es-CO"/>
               </w:rPr>
@@ -2823,7 +2830,6 @@
           <w:p>
             <w:pPr>
               <w:ind w:firstLine="0"/>
-              <w:jc w:val="center"/>
               <w:rPr>
                 <w:lang w:eastAsia="es-CO"/>
               </w:rPr>
@@ -2861,7 +2867,6 @@
           <w:p>
             <w:pPr>
               <w:pStyle w:val="TextoTablas"/>
-              <w:jc w:val="right"/>
             </w:pPr>
             <w:r>
               <w:t>$502.500</w:t>
@@ -2890,7 +2895,6 @@
           <w:p>
             <w:pPr>
               <w:pStyle w:val="TextoTablas"/>
-              <w:jc w:val="right"/>
             </w:pPr>
             <w:r>
               <w:rPr>
@@ -2914,7 +2918,6 @@
               <w:pStyle w:val="TextoTablas"/>
             </w:pPr>
             <w:r>
-              <w:lastRenderedPageBreak/>
               <w:t>Base gravable</w:t>
             </w:r>
           </w:p>
@@ -2926,7 +2929,6 @@
           <w:p>
             <w:pPr>
               <w:pStyle w:val="TextoTablas"/>
-              <w:jc w:val="right"/>
             </w:pPr>
             <w:r>
               <w:t>$491.100</w:t>
@@ -2955,7 +2957,6 @@
           <w:p>
             <w:pPr>
               <w:pStyle w:val="TextoTablas"/>
-              <w:jc w:val="right"/>
             </w:pPr>
             <w:r>
               <w:t>$95.475</w:t>
@@ -2995,7 +2996,6 @@
           <w:p>
             <w:pPr>
               <w:pStyle w:val="TextoTablas"/>
-              <w:jc w:val="right"/>
             </w:pPr>
             <w:r>
               <w:t>$586.575</w:t>
@@ -3048,19 +3048,55 @@
         <w:rPr>
           <w:lang w:eastAsia="es-CO"/>
         </w:rPr>
-        <w:t xml:space="preserve">El 17/11/año 1, la sociedad </w:t>
-      </w:r>
-      <w:r>
-        <w:rPr>
-          <w:lang w:eastAsia="es-CO"/>
-        </w:rPr>
-        <w:t>c</w:t>
-      </w:r>
-      <w:r>
-        <w:rPr>
-          <w:lang w:eastAsia="es-CO"/>
-        </w:rPr>
-        <w:t>ontable SAS vendió a crédito 5.000 unidades del producto ZV a $ 100,50 por unidad, se ha concedido sobre la factura un descuento de $11.400. El pago se realizará dentro de 2 años y el descuento es del 5 %.</w:t>
+        <w:t>El 17/11/año 1, la sociedad Contable S</w:t>
+      </w:r>
+      <w:r>
+        <w:rPr>
+          <w:lang w:eastAsia="es-CO"/>
+        </w:rPr>
+        <w:t>.</w:t>
+      </w:r>
+      <w:r>
+        <w:rPr>
+          <w:lang w:eastAsia="es-CO"/>
+        </w:rPr>
+        <w:t>A</w:t>
+      </w:r>
+      <w:r>
+        <w:rPr>
+          <w:lang w:eastAsia="es-CO"/>
+        </w:rPr>
+        <w:t>.</w:t>
+      </w:r>
+      <w:r>
+        <w:rPr>
+          <w:lang w:eastAsia="es-CO"/>
+        </w:rPr>
+        <w:t>S</w:t>
+      </w:r>
+      <w:r>
+        <w:rPr>
+          <w:lang w:eastAsia="es-CO"/>
+        </w:rPr>
+        <w:t>.</w:t>
+      </w:r>
+      <w:r>
+        <w:rPr>
+          <w:lang w:eastAsia="es-CO"/>
+        </w:rPr>
+        <w:t xml:space="preserve"> vendió a crédito 5.000 unidades del producto ZV a $ 100,50 por unidad</w:t>
+      </w:r>
+      <w:r>
+        <w:rPr>
+          <w:lang w:eastAsia="es-CO"/>
+        </w:rPr>
+        <w:t xml:space="preserve">; </w:t>
+      </w:r>
+      <w:r>
+        <w:rPr>
+          <w:lang w:eastAsia="es-CO"/>
+        </w:rPr>
+        <w:t>se ha concedido sobre la factura un descuento de $11.400. El pago se realizará dentro de 2 años y el descuento es del 5 %.</w:t>
       </w:r>
     </w:p>
     <w:p>
@@ -3152,7 +3188,6 @@
           <w:p>
             <w:pPr>
               <w:ind w:firstLine="0"/>
-              <w:jc w:val="center"/>
               <w:rPr>
                 <w:lang w:val="es-419" w:eastAsia="es-CO"/>
               </w:rPr>
@@ -3172,7 +3207,6 @@
           <w:p>
             <w:pPr>
               <w:ind w:firstLine="0"/>
-              <w:jc w:val="center"/>
               <w:rPr>
                 <w:lang w:val="es-419" w:eastAsia="es-CO"/>
               </w:rPr>
@@ -3192,7 +3226,6 @@
           <w:p>
             <w:pPr>
               <w:ind w:firstLine="0"/>
-              <w:jc w:val="center"/>
               <w:rPr>
                 <w:lang w:val="es-419" w:eastAsia="es-CO"/>
               </w:rPr>
@@ -3212,7 +3245,6 @@
           <w:p>
             <w:pPr>
               <w:ind w:firstLine="0"/>
-              <w:jc w:val="center"/>
               <w:rPr>
                 <w:lang w:val="es-419" w:eastAsia="es-CO"/>
               </w:rPr>
@@ -3263,7 +3295,6 @@
           <w:p>
             <w:pPr>
               <w:pStyle w:val="TextoTablas"/>
-              <w:jc w:val="right"/>
             </w:pPr>
             <w:r>
               <w:t>$22.272,11</w:t>
@@ -3277,7 +3308,6 @@
           <w:p>
             <w:pPr>
               <w:pStyle w:val="TextoTablas"/>
-              <w:jc w:val="right"/>
             </w:pPr>
             <w:r>
               <w:t>-</w:t>
@@ -3319,7 +3349,6 @@
           <w:p>
             <w:pPr>
               <w:pStyle w:val="TextoTablas"/>
-              <w:jc w:val="right"/>
             </w:pPr>
             <w:r>
               <w:t>-</w:t>
@@ -3333,7 +3362,6 @@
           <w:p>
             <w:pPr>
               <w:pStyle w:val="TextoTablas"/>
-              <w:jc w:val="right"/>
             </w:pPr>
             <w:r>
               <w:t>$22.272,11</w:t>
@@ -3359,7 +3387,6 @@
           <w:bCs/>
           <w:lang w:val="es-419" w:eastAsia="es-CO"/>
         </w:rPr>
-        <w:lastRenderedPageBreak/>
         <w:t>Al final del año 2 reconocimiento posterior del componente financiero</w:t>
       </w:r>
       <w:r>
@@ -3406,7 +3433,6 @@
           <w:p>
             <w:pPr>
               <w:ind w:firstLine="0"/>
-              <w:jc w:val="center"/>
               <w:rPr>
                 <w:lang w:val="es-419" w:eastAsia="es-CO"/>
               </w:rPr>
@@ -3426,7 +3452,6 @@
           <w:p>
             <w:pPr>
               <w:ind w:firstLine="0"/>
-              <w:jc w:val="center"/>
               <w:rPr>
                 <w:lang w:val="es-419" w:eastAsia="es-CO"/>
               </w:rPr>
@@ -3446,7 +3471,6 @@
           <w:p>
             <w:pPr>
               <w:ind w:firstLine="0"/>
-              <w:jc w:val="center"/>
               <w:rPr>
                 <w:lang w:val="es-419" w:eastAsia="es-CO"/>
               </w:rPr>
@@ -3466,7 +3490,6 @@
           <w:p>
             <w:pPr>
               <w:ind w:firstLine="0"/>
-              <w:jc w:val="center"/>
               <w:rPr>
                 <w:lang w:val="es-419" w:eastAsia="es-CO"/>
               </w:rPr>
@@ -3517,7 +3540,6 @@
           <w:p>
             <w:pPr>
               <w:pStyle w:val="TextoTablas"/>
-              <w:jc w:val="right"/>
             </w:pPr>
             <w:r>
               <w:t>$23.385,71</w:t>
@@ -3531,7 +3553,6 @@
           <w:p>
             <w:pPr>
               <w:pStyle w:val="TextoTablas"/>
-              <w:jc w:val="right"/>
             </w:pPr>
             <w:r>
               <w:t>-</w:t>
@@ -3573,7 +3594,6 @@
           <w:p>
             <w:pPr>
               <w:pStyle w:val="TextoTablas"/>
-              <w:jc w:val="right"/>
             </w:pPr>
             <w:r>
               <w:t>-</w:t>
@@ -3587,7 +3607,6 @@
           <w:p>
             <w:pPr>
               <w:pStyle w:val="TextoTablas"/>
-              <w:jc w:val="right"/>
             </w:pPr>
             <w:r>
               <w:t>$23.385,71</w:t>
@@ -3668,7 +3687,6 @@
           <w:p>
             <w:pPr>
               <w:ind w:firstLine="0"/>
-              <w:jc w:val="center"/>
               <w:rPr>
                 <w:lang w:val="es-419" w:eastAsia="es-CO"/>
               </w:rPr>
@@ -3688,7 +3706,6 @@
           <w:p>
             <w:pPr>
               <w:ind w:firstLine="0"/>
-              <w:jc w:val="center"/>
               <w:rPr>
                 <w:lang w:val="es-419" w:eastAsia="es-CO"/>
               </w:rPr>
@@ -3708,7 +3725,6 @@
           <w:p>
             <w:pPr>
               <w:ind w:firstLine="0"/>
-              <w:jc w:val="center"/>
               <w:rPr>
                 <w:lang w:val="es-419" w:eastAsia="es-CO"/>
               </w:rPr>
@@ -3728,7 +3744,6 @@
           <w:p>
             <w:pPr>
               <w:ind w:firstLine="0"/>
-              <w:jc w:val="center"/>
               <w:rPr>
                 <w:lang w:val="es-419" w:eastAsia="es-CO"/>
               </w:rPr>
@@ -3785,7 +3800,6 @@
           <w:p>
             <w:pPr>
               <w:pStyle w:val="TextoTablas"/>
-              <w:jc w:val="right"/>
             </w:pPr>
             <w:r>
               <w:t>$563.189,29</w:t>
@@ -3799,7 +3813,6 @@
           <w:p>
             <w:pPr>
               <w:pStyle w:val="TextoTablas"/>
-              <w:jc w:val="right"/>
             </w:pPr>
             <w:r>
               <w:t>-</w:t>
@@ -3841,7 +3854,6 @@
           <w:p>
             <w:pPr>
               <w:pStyle w:val="TextoTablas"/>
-              <w:jc w:val="right"/>
             </w:pPr>
             <w:r>
               <w:t>-</w:t>
@@ -3855,7 +3867,6 @@
           <w:p>
             <w:pPr>
               <w:pStyle w:val="TextoTablas"/>
-              <w:jc w:val="right"/>
             </w:pPr>
             <w:r>
               <w:t>$563.189,29</w:t>
@@ -3936,7 +3947,6 @@
           <w:p>
             <w:pPr>
               <w:ind w:firstLine="0"/>
-              <w:jc w:val="center"/>
               <w:rPr>
                 <w:lang w:val="es-419" w:eastAsia="es-CO"/>
               </w:rPr>
@@ -3956,7 +3966,6 @@
           <w:p>
             <w:pPr>
               <w:ind w:firstLine="0"/>
-              <w:jc w:val="center"/>
               <w:rPr>
                 <w:lang w:val="es-419" w:eastAsia="es-CO"/>
               </w:rPr>
@@ -3976,7 +3985,6 @@
           <w:p>
             <w:pPr>
               <w:ind w:firstLine="0"/>
-              <w:jc w:val="center"/>
               <w:rPr>
                 <w:lang w:val="es-419" w:eastAsia="es-CO"/>
               </w:rPr>
@@ -3996,7 +4004,6 @@
           <w:p>
             <w:pPr>
               <w:ind w:firstLine="0"/>
-              <w:jc w:val="center"/>
               <w:rPr>
                 <w:lang w:val="es-419" w:eastAsia="es-CO"/>
               </w:rPr>
@@ -4047,7 +4054,6 @@
           <w:p>
             <w:pPr>
               <w:pStyle w:val="TextoTablas"/>
-              <w:jc w:val="right"/>
             </w:pPr>
             <w:r>
               <w:t>$586.575</w:t>
@@ -4061,7 +4067,6 @@
           <w:p>
             <w:pPr>
               <w:pStyle w:val="TextoTablas"/>
-              <w:jc w:val="right"/>
             </w:pPr>
             <w:r>
               <w:t>-</w:t>
@@ -4103,7 +4108,6 @@
           <w:p>
             <w:pPr>
               <w:pStyle w:val="TextoTablas"/>
-              <w:jc w:val="right"/>
             </w:pPr>
             <w:r>
               <w:t>-</w:t>
@@ -4117,7 +4121,6 @@
           <w:p>
             <w:pPr>
               <w:pStyle w:val="TextoTablas"/>
-              <w:jc w:val="right"/>
             </w:pPr>
             <w:r>
               <w:t>$586.575</w:t>
@@ -4200,7 +4203,7 @@
         <w:rPr>
           <w:lang w:eastAsia="es-CO"/>
         </w:rPr>
-        <w:t>Es un método para calcular el costo amortizado de un pasivo, calculando la tasa de descuento para igualar los flujos de efectivo, en el periodo cero o periodo de medición; es decir, es la tasa que se le aplicará al instrumento financiero para calcular los intereses. Tomado de: Actualícese (2017, 17 de mayo).</w:t>
+        <w:t>Es un método para calcular el costo amortizado de un pasivo, calculando la tasa de descuento para igualar los flujos de efectivo en el periodo cero o periodo de medición; es decir, es la tasa que se le aplicará al instrumento financiero para calcular los intereses. Tomado de: Actualícese (2017, 17 de mayo).</w:t>
       </w:r>
     </w:p>
     <w:p>
@@ -4242,7 +4245,19 @@
         <w:rPr>
           <w:lang w:eastAsia="es-CO"/>
         </w:rPr>
-        <w:t> es la intermediación efectiva que se hace a través de la oferta y demanda de forma libre, dicho de otra forma, es la interacción de un comprador y un vendedor, que se obligan y comprometen a transar una cantidad de bien determinando un precio y unas condiciones específicas en un mercado libre.</w:t>
+        <w:t> es la intermediación efectiva que se hace a través de la oferta y demanda de forma libre</w:t>
+      </w:r>
+      <w:r>
+        <w:rPr>
+          <w:lang w:eastAsia="es-CO"/>
+        </w:rPr>
+        <w:t xml:space="preserve">; </w:t>
+      </w:r>
+      <w:r>
+        <w:rPr>
+          <w:lang w:eastAsia="es-CO"/>
+        </w:rPr>
+        <w:t>dicho de otra forma, es la interacción de un comprador y un vendedor, que se obligan y comprometen a transar una cantidad de bien determinando un precio y unas condiciones específicas en un mercado libre.</w:t>
       </w:r>
     </w:p>
     <w:p>
@@ -4250,7 +4265,6 @@
         <w:pStyle w:val="Ttulo3"/>
       </w:pPr>
       <w:r>
-        <w:lastRenderedPageBreak/>
         <w:t>Reconocimiento y medición</w:t>
       </w:r>
     </w:p>
@@ -4293,7 +4307,19 @@
         <w:rPr>
           <w:lang w:eastAsia="es-CO"/>
         </w:rPr>
-        <w:t> se genera en los momentos futuros al reconocimiento inicial y comprende los ajustes propios del instrumento, dependiendo del modelo de negocio que implicó su reconocimiento como para negociar o para la venta, por ejemplo, de tal manera que cuando se presente la información financiera, los instrumentos estén valorados correctamente.</w:t>
+        <w:t> se genera en los momentos futuros al reconocimiento inicial y comprende los ajustes propios del instrumento, dependiendo del modelo de negocio que implicó su reconocimiento</w:t>
+      </w:r>
+      <w:r>
+        <w:rPr>
+          <w:lang w:eastAsia="es-CO"/>
+        </w:rPr>
+        <w:t>,</w:t>
+      </w:r>
+      <w:r>
+        <w:rPr>
+          <w:lang w:eastAsia="es-CO"/>
+        </w:rPr>
+        <w:t xml:space="preserve"> como para negociar o para la venta, por ejemplo, de tal manera que cuando se presente la información financiera, los instrumentos estén valorados correctamente.</w:t>
       </w:r>
     </w:p>
     <w:p>
@@ -4410,14 +4436,7 @@
         <w:rPr>
           <w:lang w:val="es-419" w:eastAsia="es-CO"/>
         </w:rPr>
-        <w:t xml:space="preserve">Todos los desembolsos requeridos para obtener un crédito con una entidad financiera como estudios de créditos, seguros, entre otros, se deben reconocer en el </w:t>
-      </w:r>
-      <w:r>
-        <w:rPr>
-          <w:lang w:val="es-419" w:eastAsia="es-CO"/>
-        </w:rPr>
-        <w:lastRenderedPageBreak/>
-        <w:t>préstamo. A continuación, encuentra ejemplos que permiten acercarse a un ejercicio real y cotidiano.</w:t>
+        <w:t>Todos los desembolsos requeridos para obtener un crédito con una entidad financiera como estudios de créditos, seguros, entre otros, se deben reconocer en el préstamo. A continuación, encuentra ejemplos que permiten acercarse a un ejercicio real y cotidiano.</w:t>
       </w:r>
     </w:p>
     <w:p>
@@ -4455,7 +4474,43 @@
         <w:rPr>
           <w:lang w:eastAsia="es-CO"/>
         </w:rPr>
-        <w:t>La empresa Contable SAS, adquiere un préstamo para desarrollar un proyecto de expansión, por $200.000.000 con una tasa de interés sobre el préstamo pactado en un 2,5 % el interés pactado, 2,5 % es el costo financiero que debe asumir por el préstamo recibido.</w:t>
+        <w:t>La empresa Contable S</w:t>
+      </w:r>
+      <w:r>
+        <w:rPr>
+          <w:lang w:eastAsia="es-CO"/>
+        </w:rPr>
+        <w:t>.</w:t>
+      </w:r>
+      <w:r>
+        <w:rPr>
+          <w:lang w:eastAsia="es-CO"/>
+        </w:rPr>
+        <w:t>A</w:t>
+      </w:r>
+      <w:r>
+        <w:rPr>
+          <w:lang w:eastAsia="es-CO"/>
+        </w:rPr>
+        <w:t>.</w:t>
+      </w:r>
+      <w:r>
+        <w:rPr>
+          <w:lang w:eastAsia="es-CO"/>
+        </w:rPr>
+        <w:t>S</w:t>
+      </w:r>
+      <w:r>
+        <w:rPr>
+          <w:lang w:eastAsia="es-CO"/>
+        </w:rPr>
+        <w:t>.</w:t>
+      </w:r>
+      <w:r>
+        <w:rPr>
+          <w:lang w:eastAsia="es-CO"/>
+        </w:rPr>
+        <w:t xml:space="preserve"> adquiere un préstamo para desarrollar un proyecto de expansión, por $200.000.000 con una tasa de interés sobre el préstamo pactado en un 2,5 % el interés pactado, 2,5 % es el costo financiero que debe asumir por el préstamo recibido.</w:t>
       </w:r>
     </w:p>
     <w:p>
@@ -4493,7 +4548,19 @@
         <w:rPr>
           <w:lang w:eastAsia="es-CO"/>
         </w:rPr>
-        <w:t>Una empresa, pacta con una entidad financiera una obligación de $120.000, se pacta que, al finalizar 6 años, la empresa entrega a la entidad financiera $138.000 al finalizar los seis años.</w:t>
+        <w:t>Una empresa pacta con una entidad financiera una obligación de $120.000</w:t>
+      </w:r>
+      <w:r>
+        <w:rPr>
+          <w:lang w:eastAsia="es-CO"/>
+        </w:rPr>
+        <w:t>;</w:t>
+      </w:r>
+      <w:r>
+        <w:rPr>
+          <w:lang w:eastAsia="es-CO"/>
+        </w:rPr>
+        <w:t xml:space="preserve"> se pacta que, al finalizar 6 años, la empresa entrega a la entidad financiera $138.000 al finalizar los seis años.</w:t>
       </w:r>
     </w:p>
     <w:p>
@@ -4546,7 +4613,6 @@
           <w:p>
             <w:pPr>
               <w:ind w:firstLine="0"/>
-              <w:jc w:val="center"/>
               <w:rPr>
                 <w:lang w:eastAsia="es-CO"/>
               </w:rPr>
@@ -4566,7 +4632,6 @@
           <w:p>
             <w:pPr>
               <w:ind w:firstLine="0"/>
-              <w:jc w:val="center"/>
               <w:rPr>
                 <w:lang w:eastAsia="es-CO"/>
               </w:rPr>
@@ -4591,7 +4656,6 @@
           <w:p>
             <w:pPr>
               <w:pStyle w:val="TextoTablas"/>
-              <w:jc w:val="center"/>
             </w:pPr>
             <w:r>
               <w:t>0</w:t>
@@ -4605,7 +4669,6 @@
           <w:p>
             <w:pPr>
               <w:pStyle w:val="TextoTablas"/>
-              <w:jc w:val="right"/>
               <w:rPr>
                 <w:b/>
                 <w:bCs/>
@@ -4630,7 +4693,6 @@
           <w:p>
             <w:pPr>
               <w:pStyle w:val="TextoTablas"/>
-              <w:jc w:val="center"/>
             </w:pPr>
             <w:r>
               <w:t>1</w:t>
@@ -4644,7 +4706,6 @@
           <w:p>
             <w:pPr>
               <w:pStyle w:val="TextoTablas"/>
-              <w:jc w:val="right"/>
             </w:pPr>
             <w:r>
               <w:t>-</w:t>
@@ -4663,7 +4724,6 @@
           <w:p>
             <w:pPr>
               <w:pStyle w:val="TextoTablas"/>
-              <w:jc w:val="center"/>
             </w:pPr>
             <w:r>
               <w:t>2</w:t>
@@ -4677,7 +4737,6 @@
           <w:p>
             <w:pPr>
               <w:pStyle w:val="TextoTablas"/>
-              <w:jc w:val="right"/>
             </w:pPr>
             <w:r>
               <w:t>-</w:t>
@@ -4693,7 +4752,6 @@
           <w:p>
             <w:pPr>
               <w:pStyle w:val="TextoTablas"/>
-              <w:jc w:val="center"/>
             </w:pPr>
             <w:r>
               <w:t>3</w:t>
@@ -4707,7 +4765,6 @@
           <w:p>
             <w:pPr>
               <w:pStyle w:val="TextoTablas"/>
-              <w:jc w:val="right"/>
             </w:pPr>
             <w:r>
               <w:t>-</w:t>
@@ -4726,7 +4783,6 @@
           <w:p>
             <w:pPr>
               <w:pStyle w:val="TextoTablas"/>
-              <w:jc w:val="center"/>
             </w:pPr>
             <w:r>
               <w:t>4</w:t>
@@ -4740,7 +4796,6 @@
           <w:p>
             <w:pPr>
               <w:pStyle w:val="TextoTablas"/>
-              <w:jc w:val="right"/>
             </w:pPr>
             <w:r>
               <w:t>-</w:t>
@@ -4756,7 +4811,6 @@
           <w:p>
             <w:pPr>
               <w:pStyle w:val="TextoTablas"/>
-              <w:jc w:val="center"/>
             </w:pPr>
             <w:r>
               <w:t>5</w:t>
@@ -4770,7 +4824,6 @@
           <w:p>
             <w:pPr>
               <w:pStyle w:val="TextoTablas"/>
-              <w:jc w:val="right"/>
             </w:pPr>
             <w:r>
               <w:t>$138.000</w:t>
@@ -4795,7 +4848,6 @@
           <w:p>
             <w:pPr>
               <w:pStyle w:val="TextoTablas"/>
-              <w:jc w:val="center"/>
             </w:pPr>
             <w:r>
               <w:t>6</w:t>
@@ -4809,7 +4861,6 @@
           <w:p>
             <w:pPr>
               <w:pStyle w:val="TextoTablas"/>
-              <w:jc w:val="right"/>
             </w:pPr>
             <w:r>
               <w:t>2,4 %</w:t>
@@ -4828,7 +4879,6 @@
         <w:rPr>
           <w:lang w:val="es-419" w:eastAsia="es-CO"/>
         </w:rPr>
-        <w:lastRenderedPageBreak/>
         <w:t>Tabla de amortización: para determinar los costos financieros a ajustar en cada periodo.</w:t>
       </w:r>
     </w:p>
@@ -4869,7 +4919,6 @@
           <w:p>
             <w:pPr>
               <w:ind w:firstLine="0"/>
-              <w:jc w:val="center"/>
               <w:rPr>
                 <w:lang w:val="es-419" w:eastAsia="es-CO"/>
               </w:rPr>
@@ -4889,7 +4938,6 @@
           <w:p>
             <w:pPr>
               <w:ind w:firstLine="0"/>
-              <w:jc w:val="center"/>
               <w:rPr>
                 <w:lang w:val="es-419" w:eastAsia="es-CO"/>
               </w:rPr>
@@ -4909,7 +4957,6 @@
           <w:p>
             <w:pPr>
               <w:ind w:firstLine="0"/>
-              <w:jc w:val="center"/>
               <w:rPr>
                 <w:lang w:val="es-419" w:eastAsia="es-CO"/>
               </w:rPr>
@@ -4929,7 +4976,6 @@
           <w:p>
             <w:pPr>
               <w:ind w:firstLine="0"/>
-              <w:jc w:val="center"/>
               <w:rPr>
                 <w:lang w:val="es-419" w:eastAsia="es-CO"/>
               </w:rPr>
@@ -4954,7 +5000,6 @@
           <w:p>
             <w:pPr>
               <w:pStyle w:val="TextoTablas"/>
-              <w:jc w:val="center"/>
             </w:pPr>
             <w:r>
               <w:t>1</w:t>
@@ -4968,7 +5013,6 @@
           <w:p>
             <w:pPr>
               <w:pStyle w:val="TextoTablas"/>
-              <w:jc w:val="right"/>
             </w:pPr>
             <w:r>
               <w:t>$120.000</w:t>
@@ -4988,7 +5032,6 @@
           <w:p>
             <w:pPr>
               <w:pStyle w:val="TextoTablas"/>
-              <w:jc w:val="right"/>
             </w:pPr>
             <w:r>
               <w:t>$2.828</w:t>
@@ -5008,7 +5051,6 @@
           <w:p>
             <w:pPr>
               <w:pStyle w:val="TextoTablas"/>
-              <w:jc w:val="right"/>
             </w:pPr>
             <w:r>
               <w:t>$122.828</w:t>
@@ -5030,7 +5072,6 @@
           <w:p>
             <w:pPr>
               <w:pStyle w:val="TextoTablas"/>
-              <w:jc w:val="center"/>
             </w:pPr>
             <w:r>
               <w:t>2</w:t>
@@ -5044,7 +5085,6 @@
           <w:p>
             <w:pPr>
               <w:pStyle w:val="TextoTablas"/>
-              <w:jc w:val="right"/>
             </w:pPr>
             <w:r>
               <w:t>$</w:t>
@@ -5061,7 +5101,6 @@
           <w:p>
             <w:pPr>
               <w:pStyle w:val="TextoTablas"/>
-              <w:jc w:val="right"/>
             </w:pPr>
             <w:r>
               <w:t>$2</w:t>
@@ -5087,7 +5126,6 @@
           <w:p>
             <w:pPr>
               <w:pStyle w:val="TextoTablas"/>
-              <w:jc w:val="right"/>
             </w:pPr>
             <w:r>
               <w:t>$125.722</w:t>
@@ -5112,7 +5150,6 @@
           <w:p>
             <w:pPr>
               <w:pStyle w:val="TextoTablas"/>
-              <w:jc w:val="center"/>
             </w:pPr>
             <w:r>
               <w:t>3</w:t>
@@ -5126,7 +5163,6 @@
           <w:p>
             <w:pPr>
               <w:pStyle w:val="TextoTablas"/>
-              <w:jc w:val="right"/>
             </w:pPr>
             <w:r>
               <w:t>$125.722,75</w:t>
@@ -5140,7 +5176,6 @@
           <w:p>
             <w:pPr>
               <w:pStyle w:val="TextoTablas"/>
-              <w:jc w:val="right"/>
             </w:pPr>
             <w:r>
               <w:t>$2.962,92</w:t>
@@ -5154,7 +5189,6 @@
           <w:p>
             <w:pPr>
               <w:pStyle w:val="TextoTablas"/>
-              <w:jc w:val="right"/>
             </w:pPr>
             <w:r>
               <w:t>$128.685,66</w:t>
@@ -5170,7 +5204,6 @@
           <w:p>
             <w:pPr>
               <w:pStyle w:val="TextoTablas"/>
-              <w:jc w:val="center"/>
             </w:pPr>
             <w:r>
               <w:t>4</w:t>
@@ -5184,7 +5217,6 @@
           <w:p>
             <w:pPr>
               <w:pStyle w:val="TextoTablas"/>
-              <w:jc w:val="right"/>
             </w:pPr>
             <w:r>
               <w:t>$128.685,66</w:t>
@@ -5198,7 +5230,6 @@
           <w:p>
             <w:pPr>
               <w:pStyle w:val="TextoTablas"/>
-              <w:jc w:val="right"/>
             </w:pPr>
             <w:r>
               <w:t>$3.032,74</w:t>
@@ -5212,7 +5243,6 @@
           <w:p>
             <w:pPr>
               <w:pStyle w:val="TextoTablas"/>
-              <w:jc w:val="right"/>
             </w:pPr>
             <w:r>
               <w:t>$131.718,41</w:t>
@@ -5231,7 +5261,6 @@
           <w:p>
             <w:pPr>
               <w:pStyle w:val="TextoTablas"/>
-              <w:jc w:val="center"/>
             </w:pPr>
             <w:r>
               <w:t>5</w:t>
@@ -5245,7 +5274,6 @@
           <w:p>
             <w:pPr>
               <w:pStyle w:val="TextoTablas"/>
-              <w:jc w:val="right"/>
             </w:pPr>
             <w:r>
               <w:t>$131.718,41</w:t>
@@ -5259,7 +5287,6 @@
           <w:p>
             <w:pPr>
               <w:pStyle w:val="TextoTablas"/>
-              <w:jc w:val="right"/>
             </w:pPr>
             <w:r>
               <w:t>$3.104,22</w:t>
@@ -5273,7 +5300,6 @@
           <w:p>
             <w:pPr>
               <w:pStyle w:val="TextoTablas"/>
-              <w:jc w:val="right"/>
             </w:pPr>
             <w:r>
               <w:t>$134.822,63</w:t>
@@ -5289,7 +5315,6 @@
           <w:p>
             <w:pPr>
               <w:pStyle w:val="TextoTablas"/>
-              <w:jc w:val="center"/>
             </w:pPr>
             <w:r>
               <w:t>6</w:t>
@@ -5303,7 +5328,6 @@
           <w:p>
             <w:pPr>
               <w:pStyle w:val="TextoTablas"/>
-              <w:jc w:val="right"/>
             </w:pPr>
             <w:r>
               <w:t>$134.822,63</w:t>
@@ -5317,7 +5341,6 @@
           <w:p>
             <w:pPr>
               <w:pStyle w:val="TextoTablas"/>
-              <w:jc w:val="right"/>
             </w:pPr>
             <w:r>
               <w:t>$3.177,37</w:t>
@@ -5331,7 +5354,6 @@
           <w:p>
             <w:pPr>
               <w:pStyle w:val="TextoTablas"/>
-              <w:jc w:val="right"/>
             </w:pPr>
             <w:r>
               <w:t>$138.000,00</w:t>
@@ -5428,14 +5450,31 @@
         <w:rPr>
           <w:lang w:eastAsia="es-CO"/>
         </w:rPr>
-        <w:t xml:space="preserve">Una organización espera el resultado de una demanda interpuesta por competencia desleal, los abogados estiman que la empresa tiene una probabilidad alta </w:t>
-      </w:r>
-      <w:r>
-        <w:rPr>
-          <w:lang w:eastAsia="es-CO"/>
-        </w:rPr>
-        <w:lastRenderedPageBreak/>
-        <w:t>de perder, el veredicto lo darán los jueces dentro de dos años y se estima el valor de la indemnización en $3.000.000 de pesos.</w:t>
+        <w:t>Una organización espera el resultado de una demanda interpuesta por competencia desleal</w:t>
+      </w:r>
+      <w:r>
+        <w:rPr>
+          <w:lang w:eastAsia="es-CO"/>
+        </w:rPr>
+        <w:t>;</w:t>
+      </w:r>
+      <w:r>
+        <w:rPr>
+          <w:lang w:eastAsia="es-CO"/>
+        </w:rPr>
+        <w:t xml:space="preserve"> los abogados estiman que la empresa tiene una probabilidad alta de perder</w:t>
+      </w:r>
+      <w:r>
+        <w:rPr>
+          <w:lang w:eastAsia="es-CO"/>
+        </w:rPr>
+        <w:t>;</w:t>
+      </w:r>
+      <w:r>
+        <w:rPr>
+          <w:lang w:eastAsia="es-CO"/>
+        </w:rPr>
+        <w:t xml:space="preserve"> el veredicto lo darán los jueces dentro de dos años y se estima el valor de la indemnización en $3.000.000 de pesos.</w:t>
       </w:r>
     </w:p>
     <w:p>
@@ -5573,7 +5612,6 @@
         <w:rPr>
           <w:lang w:val="es-419" w:eastAsia="es-CO"/>
         </w:rPr>
-        <w:lastRenderedPageBreak/>
         <w:t>Aceptaciones bancarias.</w:t>
       </w:r>
     </w:p>
@@ -5761,31 +5799,43 @@
         <w:rPr>
           <w:lang w:eastAsia="es-CO"/>
         </w:rPr>
-        <w:t xml:space="preserve">La sociedad </w:t>
-      </w:r>
-      <w:r>
-        <w:rPr>
-          <w:lang w:eastAsia="es-CO"/>
-        </w:rPr>
-        <w:t>c</w:t>
-      </w:r>
-      <w:r>
-        <w:rPr>
-          <w:lang w:eastAsia="es-CO"/>
-        </w:rPr>
-        <w:t>ontable SAS realiza el 1/1/</w:t>
-      </w:r>
-      <w:r>
-        <w:rPr>
-          <w:lang w:eastAsia="es-CO"/>
-        </w:rPr>
-        <w:t>año</w:t>
-      </w:r>
-      <w:r>
-        <w:rPr>
-          <w:lang w:eastAsia="es-CO"/>
-        </w:rPr>
-        <w:t xml:space="preserve"> 1 una suscripción de bonos no cotizados cuyas condiciones son las siguientes:</w:t>
+        <w:t>La sociedad Contable S</w:t>
+      </w:r>
+      <w:r>
+        <w:rPr>
+          <w:lang w:eastAsia="es-CO"/>
+        </w:rPr>
+        <w:t>.</w:t>
+      </w:r>
+      <w:r>
+        <w:rPr>
+          <w:lang w:eastAsia="es-CO"/>
+        </w:rPr>
+        <w:t>A</w:t>
+      </w:r>
+      <w:r>
+        <w:rPr>
+          <w:lang w:eastAsia="es-CO"/>
+        </w:rPr>
+        <w:t>.</w:t>
+      </w:r>
+      <w:r>
+        <w:rPr>
+          <w:lang w:eastAsia="es-CO"/>
+        </w:rPr>
+        <w:t>S</w:t>
+      </w:r>
+      <w:r>
+        <w:rPr>
+          <w:lang w:eastAsia="es-CO"/>
+        </w:rPr>
+        <w:t>.</w:t>
+      </w:r>
+      <w:r>
+        <w:rPr>
+          <w:lang w:eastAsia="es-CO"/>
+        </w:rPr>
+        <w:t xml:space="preserve"> realiza el 1/1/AÑO 1 una suscripción de bonos no cotizados cuyas condiciones son las siguientes:</w:t>
       </w:r>
     </w:p>
     <w:p>
@@ -5826,7 +5876,6 @@
           <w:p>
             <w:pPr>
               <w:ind w:firstLine="0"/>
-              <w:jc w:val="center"/>
               <w:rPr>
                 <w:lang w:eastAsia="es-CO"/>
               </w:rPr>
@@ -5846,7 +5895,6 @@
           <w:p>
             <w:pPr>
               <w:ind w:firstLine="0"/>
-              <w:jc w:val="center"/>
               <w:rPr>
                 <w:lang w:eastAsia="es-CO"/>
               </w:rPr>
@@ -5866,7 +5914,6 @@
           <w:p>
             <w:pPr>
               <w:ind w:firstLine="0"/>
-              <w:jc w:val="center"/>
               <w:rPr>
                 <w:lang w:eastAsia="es-CO"/>
               </w:rPr>
@@ -5904,7 +5951,6 @@
           <w:p>
             <w:pPr>
               <w:pStyle w:val="TextoTablas"/>
-              <w:jc w:val="center"/>
             </w:pPr>
             <w:r>
               <w:t>52</w:t>
@@ -5918,7 +5964,6 @@
           <w:p>
             <w:pPr>
               <w:pStyle w:val="TextoTablas"/>
-              <w:jc w:val="center"/>
             </w:pPr>
             <w:r>
               <w:t>Bonos</w:t>
@@ -5947,7 +5992,6 @@
           <w:p>
             <w:pPr>
               <w:pStyle w:val="TextoTablas"/>
-              <w:jc w:val="center"/>
             </w:pPr>
             <w:r>
               <w:t>7.000</w:t>
@@ -5961,7 +6005,6 @@
           <w:p>
             <w:pPr>
               <w:pStyle w:val="TextoTablas"/>
-              <w:jc w:val="center"/>
             </w:pPr>
             <w:r>
               <w:t>Pesos por bono</w:t>
@@ -5993,7 +6036,6 @@
           <w:p>
             <w:pPr>
               <w:pStyle w:val="TextoTablas"/>
-              <w:jc w:val="center"/>
             </w:pPr>
             <w:r>
               <w:t>8.000</w:t>
@@ -6007,7 +6049,6 @@
           <w:p>
             <w:pPr>
               <w:pStyle w:val="TextoTablas"/>
-              <w:jc w:val="center"/>
             </w:pPr>
             <w:r>
               <w:t>Pesos por bono</w:t>
@@ -6025,7 +6066,6 @@
               <w:pStyle w:val="TextoTablas"/>
             </w:pPr>
             <w:r>
-              <w:lastRenderedPageBreak/>
               <w:t>Fecha reembolso</w:t>
             </w:r>
           </w:p>
@@ -6037,7 +6077,6 @@
           <w:p>
             <w:pPr>
               <w:pStyle w:val="TextoTablas"/>
-              <w:jc w:val="center"/>
             </w:pPr>
             <w:r>
               <w:t>31/12/año 2</w:t>
@@ -6051,7 +6090,6 @@
           <w:p>
             <w:pPr>
               <w:pStyle w:val="TextoTablas"/>
-              <w:jc w:val="center"/>
             </w:pPr>
             <w:r>
               <w:t>-</w:t>
@@ -6083,7 +6121,6 @@
           <w:p>
             <w:pPr>
               <w:pStyle w:val="TextoTablas"/>
-              <w:jc w:val="center"/>
             </w:pPr>
             <w:r>
               <w:t>1.000</w:t>
@@ -6097,7 +6134,6 @@
           <w:p>
             <w:pPr>
               <w:pStyle w:val="TextoTablas"/>
-              <w:jc w:val="center"/>
             </w:pPr>
             <w:r>
               <w:t>Pesos</w:t>
@@ -6126,7 +6162,6 @@
           <w:p>
             <w:pPr>
               <w:pStyle w:val="TextoTablas"/>
-              <w:jc w:val="center"/>
             </w:pPr>
             <w:r>
               <w:t>3 %</w:t>
@@ -6140,7 +6175,6 @@
           <w:p>
             <w:pPr>
               <w:pStyle w:val="TextoTablas"/>
-              <w:jc w:val="center"/>
             </w:pPr>
             <w:r>
               <w:t>EA</w:t>
@@ -6246,7 +6280,6 @@
           <w:p>
             <w:pPr>
               <w:ind w:firstLine="0"/>
-              <w:jc w:val="center"/>
               <w:rPr>
                 <w:lang w:eastAsia="es-CO"/>
               </w:rPr>
@@ -6266,7 +6299,6 @@
           <w:p>
             <w:pPr>
               <w:ind w:firstLine="0"/>
-              <w:jc w:val="center"/>
               <w:rPr>
                 <w:lang w:eastAsia="es-CO"/>
               </w:rPr>
@@ -6291,7 +6323,6 @@
           <w:p>
             <w:pPr>
               <w:pStyle w:val="TextoTablas"/>
-              <w:jc w:val="center"/>
             </w:pPr>
             <w:r>
               <w:t>0</w:t>
@@ -6305,7 +6336,6 @@
           <w:p>
             <w:pPr>
               <w:pStyle w:val="TextoTablas"/>
-              <w:jc w:val="right"/>
               <w:rPr>
                 <w:b/>
                 <w:bCs/>
@@ -6346,7 +6376,6 @@
           <w:p>
             <w:pPr>
               <w:pStyle w:val="TextoTablas"/>
-              <w:jc w:val="center"/>
             </w:pPr>
             <w:r>
               <w:t>Año 1</w:t>
@@ -6360,7 +6389,6 @@
           <w:p>
             <w:pPr>
               <w:pStyle w:val="TextoTablas"/>
-              <w:jc w:val="right"/>
             </w:pPr>
             <w:r>
               <w:t>$10.920</w:t>
@@ -6443,7 +6471,6 @@
           <w:p>
             <w:pPr>
               <w:ind w:firstLine="0"/>
-              <w:jc w:val="center"/>
               <w:rPr>
                 <w:lang w:eastAsia="es-CO"/>
               </w:rPr>
@@ -6463,7 +6490,6 @@
           <w:p>
             <w:pPr>
               <w:ind w:firstLine="0"/>
-              <w:jc w:val="center"/>
               <w:rPr>
                 <w:lang w:eastAsia="es-CO"/>
               </w:rPr>
@@ -6483,7 +6509,6 @@
           <w:p>
             <w:pPr>
               <w:ind w:firstLine="0"/>
-              <w:jc w:val="center"/>
               <w:rPr>
                 <w:lang w:eastAsia="es-CO"/>
               </w:rPr>
@@ -6503,7 +6528,6 @@
           <w:p>
             <w:pPr>
               <w:ind w:firstLine="0"/>
-              <w:jc w:val="center"/>
               <w:rPr>
                 <w:lang w:eastAsia="es-CO"/>
               </w:rPr>
@@ -6523,7 +6547,6 @@
           <w:p>
             <w:pPr>
               <w:ind w:firstLine="0"/>
-              <w:jc w:val="center"/>
               <w:rPr>
                 <w:lang w:eastAsia="es-CO"/>
               </w:rPr>
@@ -6543,7 +6566,6 @@
           <w:p>
             <w:pPr>
               <w:ind w:firstLine="0"/>
-              <w:jc w:val="center"/>
               <w:rPr>
                 <w:lang w:eastAsia="es-CO"/>
               </w:rPr>
@@ -6584,7 +6606,6 @@
           <w:p>
             <w:pPr>
               <w:pStyle w:val="TextoTablas"/>
-              <w:jc w:val="right"/>
             </w:pPr>
             <w:r>
               <w:t>$365.000,00</w:t>
@@ -6598,7 +6619,6 @@
           <w:p>
             <w:pPr>
               <w:pStyle w:val="TextoTablas"/>
-              <w:jc w:val="right"/>
             </w:pPr>
             <w:r>
               <w:t>$36.361,89</w:t>
@@ -6612,7 +6632,6 @@
           <w:p>
             <w:pPr>
               <w:pStyle w:val="TextoTablas"/>
-              <w:jc w:val="right"/>
             </w:pPr>
             <w:r>
               <w:t>$10.920,00</w:t>
@@ -6626,7 +6645,6 @@
           <w:p>
             <w:pPr>
               <w:pStyle w:val="TextoTablas"/>
-              <w:jc w:val="right"/>
             </w:pPr>
             <w:r>
               <w:t>$25.441,89</w:t>
@@ -6640,7 +6658,6 @@
           <w:p>
             <w:pPr>
               <w:pStyle w:val="TextoTablas"/>
-              <w:jc w:val="right"/>
             </w:pPr>
             <w:r>
               <w:t>$390.442</w:t>
@@ -6672,7 +6689,6 @@
           <w:p>
             <w:pPr>
               <w:pStyle w:val="TextoTablas"/>
-              <w:jc w:val="right"/>
             </w:pPr>
             <w:r>
               <w:t>$390.441,89</w:t>
@@ -6686,7 +6702,6 @@
           <w:p>
             <w:pPr>
               <w:pStyle w:val="TextoTablas"/>
-              <w:jc w:val="right"/>
             </w:pPr>
             <w:r>
               <w:t>$38.896,45</w:t>
@@ -6700,7 +6715,6 @@
           <w:p>
             <w:pPr>
               <w:pStyle w:val="TextoTablas"/>
-              <w:jc w:val="right"/>
             </w:pPr>
             <w:r>
               <w:t>$10.920,00</w:t>
@@ -6714,7 +6728,6 @@
           <w:p>
             <w:pPr>
               <w:pStyle w:val="TextoTablas"/>
-              <w:jc w:val="right"/>
             </w:pPr>
             <w:r>
               <w:t>$27.976,45</w:t>
@@ -6728,7 +6741,6 @@
           <w:p>
             <w:pPr>
               <w:pStyle w:val="TextoTablas"/>
-              <w:jc w:val="right"/>
             </w:pPr>
             <w:r>
               <w:t>$418.418</w:t>
@@ -6761,24 +6773,7 @@
           <w:bCs/>
           <w:lang w:eastAsia="es-CO"/>
         </w:rPr>
-        <w:lastRenderedPageBreak/>
-        <w:t>A</w:t>
-      </w:r>
-      <w:r>
-        <w:rPr>
-          <w:b/>
-          <w:bCs/>
-          <w:lang w:eastAsia="es-CO"/>
-        </w:rPr>
-        <w:t>ño</w:t>
-      </w:r>
-      <w:r>
-        <w:rPr>
-          <w:b/>
-          <w:bCs/>
-          <w:lang w:eastAsia="es-CO"/>
-        </w:rPr>
-        <w:t xml:space="preserve"> 1. Suscripción</w:t>
+        <w:t>AÑO 1. Suscripción</w:t>
       </w:r>
       <w:r>
         <w:rPr>
@@ -6827,7 +6822,6 @@
           <w:p>
             <w:pPr>
               <w:ind w:firstLine="0"/>
-              <w:jc w:val="center"/>
               <w:rPr>
                 <w:lang w:eastAsia="es-CO"/>
               </w:rPr>
@@ -6847,7 +6841,6 @@
           <w:p>
             <w:pPr>
               <w:ind w:firstLine="0"/>
-              <w:jc w:val="center"/>
               <w:rPr>
                 <w:lang w:eastAsia="es-CO"/>
               </w:rPr>
@@ -6867,7 +6860,6 @@
           <w:p>
             <w:pPr>
               <w:ind w:firstLine="0"/>
-              <w:jc w:val="center"/>
               <w:rPr>
                 <w:lang w:eastAsia="es-CO"/>
               </w:rPr>
@@ -6905,7 +6897,6 @@
           <w:p>
             <w:pPr>
               <w:pStyle w:val="TextoTablas"/>
-              <w:jc w:val="right"/>
             </w:pPr>
             <w:r>
               <w:t>$365.000,00</w:t>
@@ -6919,7 +6910,6 @@
           <w:p>
             <w:pPr>
               <w:pStyle w:val="TextoTablas"/>
-              <w:jc w:val="right"/>
             </w:pPr>
             <w:r>
               <w:t>-</w:t>
@@ -6948,7 +6938,6 @@
           <w:p>
             <w:pPr>
               <w:pStyle w:val="TextoTablas"/>
-              <w:jc w:val="right"/>
             </w:pPr>
             <w:r>
               <w:t>-</w:t>
@@ -6962,7 +6951,6 @@
           <w:p>
             <w:pPr>
               <w:pStyle w:val="TextoTablas"/>
-              <w:jc w:val="right"/>
             </w:pPr>
             <w:r>
               <w:t>$365.000,00</w:t>
@@ -6995,23 +6983,7 @@
           <w:bCs/>
           <w:lang w:eastAsia="es-CO"/>
         </w:rPr>
-        <w:t>A</w:t>
-      </w:r>
-      <w:r>
-        <w:rPr>
-          <w:b/>
-          <w:bCs/>
-          <w:lang w:eastAsia="es-CO"/>
-        </w:rPr>
-        <w:t>ño</w:t>
-      </w:r>
-      <w:r>
-        <w:rPr>
-          <w:b/>
-          <w:bCs/>
-          <w:lang w:eastAsia="es-CO"/>
-        </w:rPr>
-        <w:t xml:space="preserve"> 1. Cobro del interés explícito</w:t>
+        <w:t>AÑO 1. Cobro del interés explícito</w:t>
       </w:r>
       <w:r>
         <w:rPr>
@@ -7060,7 +7032,6 @@
           <w:p>
             <w:pPr>
               <w:ind w:firstLine="0"/>
-              <w:jc w:val="center"/>
               <w:rPr>
                 <w:lang w:eastAsia="es-CO"/>
               </w:rPr>
@@ -7080,7 +7051,6 @@
           <w:p>
             <w:pPr>
               <w:ind w:firstLine="0"/>
-              <w:jc w:val="center"/>
               <w:rPr>
                 <w:lang w:eastAsia="es-CO"/>
               </w:rPr>
@@ -7100,7 +7070,6 @@
           <w:p>
             <w:pPr>
               <w:ind w:firstLine="0"/>
-              <w:jc w:val="center"/>
               <w:rPr>
                 <w:lang w:eastAsia="es-CO"/>
               </w:rPr>
@@ -7138,7 +7107,6 @@
           <w:p>
             <w:pPr>
               <w:pStyle w:val="TextoTablas"/>
-              <w:jc w:val="right"/>
             </w:pPr>
             <w:r>
               <w:t>$10.920,00</w:t>
@@ -7152,7 +7120,6 @@
           <w:p>
             <w:pPr>
               <w:pStyle w:val="TextoTablas"/>
-              <w:jc w:val="right"/>
             </w:pPr>
             <w:r>
               <w:t>-</w:t>
@@ -7181,7 +7148,6 @@
           <w:p>
             <w:pPr>
               <w:pStyle w:val="TextoTablas"/>
-              <w:jc w:val="right"/>
             </w:pPr>
             <w:r>
               <w:t>-</w:t>
@@ -7195,7 +7161,6 @@
           <w:p>
             <w:pPr>
               <w:pStyle w:val="TextoTablas"/>
-              <w:jc w:val="right"/>
             </w:pPr>
             <w:r>
               <w:t>$10.920,00</w:t>
@@ -7228,23 +7193,7 @@
           <w:bCs/>
           <w:lang w:eastAsia="es-CO"/>
         </w:rPr>
-        <w:t>A</w:t>
-      </w:r>
-      <w:r>
-        <w:rPr>
-          <w:b/>
-          <w:bCs/>
-          <w:lang w:eastAsia="es-CO"/>
-        </w:rPr>
-        <w:t>ño</w:t>
-      </w:r>
-      <w:r>
-        <w:rPr>
-          <w:b/>
-          <w:bCs/>
-          <w:lang w:eastAsia="es-CO"/>
-        </w:rPr>
-        <w:t xml:space="preserve"> 1. Devengo del interés implícito</w:t>
+        <w:t>AÑO 1. Devengo del interés implícito</w:t>
       </w:r>
       <w:r>
         <w:rPr>
@@ -7293,7 +7242,6 @@
           <w:p>
             <w:pPr>
               <w:ind w:firstLine="0"/>
-              <w:jc w:val="center"/>
               <w:rPr>
                 <w:lang w:eastAsia="es-CO"/>
               </w:rPr>
@@ -7313,7 +7261,6 @@
           <w:p>
             <w:pPr>
               <w:ind w:firstLine="0"/>
-              <w:jc w:val="center"/>
               <w:rPr>
                 <w:lang w:eastAsia="es-CO"/>
               </w:rPr>
@@ -7333,7 +7280,6 @@
           <w:p>
             <w:pPr>
               <w:ind w:firstLine="0"/>
-              <w:jc w:val="center"/>
               <w:rPr>
                 <w:lang w:eastAsia="es-CO"/>
               </w:rPr>
@@ -7371,7 +7317,6 @@
           <w:p>
             <w:pPr>
               <w:pStyle w:val="TextoTablas"/>
-              <w:jc w:val="right"/>
             </w:pPr>
             <w:r>
               <w:t>$365.000,00</w:t>
@@ -7385,7 +7330,6 @@
           <w:p>
             <w:pPr>
               <w:pStyle w:val="TextoTablas"/>
-              <w:jc w:val="right"/>
             </w:pPr>
             <w:r>
               <w:t>-</w:t>
@@ -7414,7 +7358,6 @@
           <w:p>
             <w:pPr>
               <w:pStyle w:val="TextoTablas"/>
-              <w:jc w:val="right"/>
             </w:pPr>
             <w:r>
               <w:t>-</w:t>
@@ -7428,7 +7371,6 @@
           <w:p>
             <w:pPr>
               <w:pStyle w:val="TextoTablas"/>
-              <w:jc w:val="right"/>
             </w:pPr>
             <w:r>
               <w:t>$365.000,00</w:t>
@@ -7468,24 +7410,7 @@
           <w:bCs/>
           <w:lang w:eastAsia="es-CO"/>
         </w:rPr>
-        <w:lastRenderedPageBreak/>
-        <w:t>A</w:t>
-      </w:r>
-      <w:r>
-        <w:rPr>
-          <w:b/>
-          <w:bCs/>
-          <w:lang w:eastAsia="es-CO"/>
-        </w:rPr>
-        <w:t>ño</w:t>
-      </w:r>
-      <w:r>
-        <w:rPr>
-          <w:b/>
-          <w:bCs/>
-          <w:lang w:eastAsia="es-CO"/>
-        </w:rPr>
-        <w:t xml:space="preserve"> 1. Reclasificación de los títulos a corto plazo</w:t>
+        <w:t>AÑO 1. Reclasificación de los títulos a corto plazo</w:t>
       </w:r>
       <w:r>
         <w:rPr>
@@ -7534,7 +7459,6 @@
           <w:p>
             <w:pPr>
               <w:ind w:firstLine="0"/>
-              <w:jc w:val="center"/>
               <w:rPr>
                 <w:lang w:eastAsia="es-CO"/>
               </w:rPr>
@@ -7554,7 +7478,6 @@
           <w:p>
             <w:pPr>
               <w:ind w:firstLine="0"/>
-              <w:jc w:val="center"/>
               <w:rPr>
                 <w:lang w:eastAsia="es-CO"/>
               </w:rPr>
@@ -7574,7 +7497,6 @@
           <w:p>
             <w:pPr>
               <w:ind w:firstLine="0"/>
-              <w:jc w:val="center"/>
               <w:rPr>
                 <w:lang w:eastAsia="es-CO"/>
               </w:rPr>
@@ -7612,7 +7534,6 @@
           <w:p>
             <w:pPr>
               <w:pStyle w:val="TextoTablas"/>
-              <w:jc w:val="right"/>
             </w:pPr>
             <w:r>
               <w:t>$10.920,00</w:t>
@@ -7626,7 +7547,6 @@
           <w:p>
             <w:pPr>
               <w:pStyle w:val="TextoTablas"/>
-              <w:jc w:val="right"/>
             </w:pPr>
             <w:r>
               <w:t>-</w:t>
@@ -7655,7 +7575,6 @@
           <w:p>
             <w:pPr>
               <w:pStyle w:val="TextoTablas"/>
-              <w:jc w:val="right"/>
             </w:pPr>
             <w:r>
               <w:t>-</w:t>
@@ -7669,7 +7588,6 @@
           <w:p>
             <w:pPr>
               <w:pStyle w:val="TextoTablas"/>
-              <w:jc w:val="right"/>
             </w:pPr>
             <w:r>
               <w:t>$10.920,00</w:t>
@@ -7702,23 +7620,7 @@
           <w:bCs/>
           <w:lang w:eastAsia="es-CO"/>
         </w:rPr>
-        <w:t>A</w:t>
-      </w:r>
-      <w:r>
-        <w:rPr>
-          <w:b/>
-          <w:bCs/>
-          <w:lang w:eastAsia="es-CO"/>
-        </w:rPr>
-        <w:t>ño</w:t>
-      </w:r>
-      <w:r>
-        <w:rPr>
-          <w:b/>
-          <w:bCs/>
-          <w:lang w:eastAsia="es-CO"/>
-        </w:rPr>
-        <w:t xml:space="preserve"> 2. Cobro del interés explícito</w:t>
+        <w:t>AÑO 2. Cobro del interés explícito</w:t>
       </w:r>
       <w:r>
         <w:rPr>
@@ -7767,7 +7669,6 @@
           <w:p>
             <w:pPr>
               <w:ind w:firstLine="0"/>
-              <w:jc w:val="center"/>
               <w:rPr>
                 <w:lang w:eastAsia="es-CO"/>
               </w:rPr>
@@ -7787,7 +7688,6 @@
           <w:p>
             <w:pPr>
               <w:ind w:firstLine="0"/>
-              <w:jc w:val="center"/>
               <w:rPr>
                 <w:lang w:eastAsia="es-CO"/>
               </w:rPr>
@@ -7807,7 +7707,6 @@
           <w:p>
             <w:pPr>
               <w:ind w:firstLine="0"/>
-              <w:jc w:val="center"/>
               <w:rPr>
                 <w:lang w:eastAsia="es-CO"/>
               </w:rPr>
@@ -7845,7 +7744,6 @@
           <w:p>
             <w:pPr>
               <w:pStyle w:val="TextoTablas"/>
-              <w:jc w:val="right"/>
             </w:pPr>
             <w:r>
               <w:t>$25.441,89</w:t>
@@ -7859,7 +7757,6 @@
           <w:p>
             <w:pPr>
               <w:pStyle w:val="TextoTablas"/>
-              <w:jc w:val="right"/>
             </w:pPr>
             <w:r>
               <w:t>-</w:t>
@@ -7888,7 +7785,6 @@
           <w:p>
             <w:pPr>
               <w:pStyle w:val="TextoTablas"/>
-              <w:jc w:val="right"/>
             </w:pPr>
             <w:r>
               <w:t>-</w:t>
@@ -7902,7 +7798,6 @@
           <w:p>
             <w:pPr>
               <w:pStyle w:val="TextoTablas"/>
-              <w:jc w:val="right"/>
             </w:pPr>
             <w:r>
               <w:t>$25.441,89</w:t>
@@ -7935,23 +7830,7 @@
           <w:bCs/>
           <w:lang w:eastAsia="es-CO"/>
         </w:rPr>
-        <w:t>A</w:t>
-      </w:r>
-      <w:r>
-        <w:rPr>
-          <w:b/>
-          <w:bCs/>
-          <w:lang w:eastAsia="es-CO"/>
-        </w:rPr>
-        <w:t>ño</w:t>
-      </w:r>
-      <w:r>
-        <w:rPr>
-          <w:b/>
-          <w:bCs/>
-          <w:lang w:eastAsia="es-CO"/>
-        </w:rPr>
-        <w:t xml:space="preserve"> 2. Devengo del interés implícito</w:t>
+        <w:t>AÑO 2. Devengo del interés implícito</w:t>
       </w:r>
       <w:r>
         <w:rPr>
@@ -8000,7 +7879,6 @@
           <w:p>
             <w:pPr>
               <w:ind w:firstLine="0"/>
-              <w:jc w:val="center"/>
               <w:rPr>
                 <w:lang w:eastAsia="es-CO"/>
               </w:rPr>
@@ -8020,7 +7898,6 @@
           <w:p>
             <w:pPr>
               <w:ind w:firstLine="0"/>
-              <w:jc w:val="center"/>
               <w:rPr>
                 <w:lang w:eastAsia="es-CO"/>
               </w:rPr>
@@ -8040,7 +7917,6 @@
           <w:p>
             <w:pPr>
               <w:ind w:firstLine="0"/>
-              <w:jc w:val="center"/>
               <w:rPr>
                 <w:lang w:eastAsia="es-CO"/>
               </w:rPr>
@@ -8078,7 +7954,6 @@
           <w:p>
             <w:pPr>
               <w:pStyle w:val="TextoTablas"/>
-              <w:jc w:val="right"/>
             </w:pPr>
             <w:r>
               <w:t>$390.441,89</w:t>
@@ -8092,7 +7967,6 @@
           <w:p>
             <w:pPr>
               <w:pStyle w:val="TextoTablas"/>
-              <w:jc w:val="right"/>
             </w:pPr>
             <w:r>
               <w:t>-</w:t>
@@ -8121,7 +7995,6 @@
           <w:p>
             <w:pPr>
               <w:pStyle w:val="TextoTablas"/>
-              <w:jc w:val="right"/>
             </w:pPr>
             <w:r>
               <w:t>-</w:t>
@@ -8135,7 +8008,6 @@
           <w:p>
             <w:pPr>
               <w:pStyle w:val="TextoTablas"/>
-              <w:jc w:val="right"/>
             </w:pPr>
             <w:r>
               <w:t>$390.441,89</w:t>
@@ -8168,24 +8040,7 @@
           <w:bCs/>
           <w:lang w:eastAsia="es-CO"/>
         </w:rPr>
-        <w:lastRenderedPageBreak/>
-        <w:t>A</w:t>
-      </w:r>
-      <w:r>
-        <w:rPr>
-          <w:b/>
-          <w:bCs/>
-          <w:lang w:eastAsia="es-CO"/>
-        </w:rPr>
-        <w:t>ño</w:t>
-      </w:r>
-      <w:r>
-        <w:rPr>
-          <w:b/>
-          <w:bCs/>
-          <w:lang w:eastAsia="es-CO"/>
-        </w:rPr>
-        <w:t xml:space="preserve"> 2 Reembolso de los títulos</w:t>
+        <w:t>AÑO 2 Reembolso de los títulos</w:t>
       </w:r>
       <w:r>
         <w:rPr>
@@ -8234,7 +8089,6 @@
           <w:p>
             <w:pPr>
               <w:ind w:firstLine="0"/>
-              <w:jc w:val="center"/>
               <w:rPr>
                 <w:lang w:eastAsia="es-CO"/>
               </w:rPr>
@@ -8254,7 +8108,6 @@
           <w:p>
             <w:pPr>
               <w:ind w:firstLine="0"/>
-              <w:jc w:val="center"/>
               <w:rPr>
                 <w:lang w:eastAsia="es-CO"/>
               </w:rPr>
@@ -8274,7 +8127,6 @@
           <w:p>
             <w:pPr>
               <w:ind w:firstLine="0"/>
-              <w:jc w:val="center"/>
               <w:rPr>
                 <w:lang w:eastAsia="es-CO"/>
               </w:rPr>
@@ -8312,7 +8164,6 @@
           <w:p>
             <w:pPr>
               <w:pStyle w:val="TextoTablas"/>
-              <w:jc w:val="right"/>
             </w:pPr>
             <w:r>
               <w:t>$10.920,00</w:t>
@@ -8326,7 +8177,6 @@
           <w:p>
             <w:pPr>
               <w:pStyle w:val="TextoTablas"/>
-              <w:jc w:val="right"/>
             </w:pPr>
             <w:r>
               <w:t>-</w:t>
@@ -8355,7 +8205,6 @@
           <w:p>
             <w:pPr>
               <w:pStyle w:val="TextoTablas"/>
-              <w:jc w:val="right"/>
             </w:pPr>
             <w:r>
               <w:t>-</w:t>
@@ -8369,7 +8218,6 @@
           <w:p>
             <w:pPr>
               <w:pStyle w:val="TextoTablas"/>
-              <w:jc w:val="right"/>
             </w:pPr>
             <w:r>
               <w:t>$10.920,00</w:t>
@@ -8469,7 +8317,19 @@
         <w:rPr>
           <w:lang w:val="es-419" w:eastAsia="es-CO"/>
         </w:rPr>
-        <w:t>Los activos y los pasivos financieros se valoran inicialmente por su valor razonable, que es el precio del hecho económico salvo evidencia en contrario.</w:t>
+        <w:t>Los activos y los pasivos financieros se valoran inicialmente por su valor razonable, que es el precio del hecho económico</w:t>
+      </w:r>
+      <w:r>
+        <w:rPr>
+          <w:lang w:val="es-419" w:eastAsia="es-CO"/>
+        </w:rPr>
+        <w:t>,</w:t>
+      </w:r>
+      <w:r>
+        <w:rPr>
+          <w:lang w:val="es-419" w:eastAsia="es-CO"/>
+        </w:rPr>
+        <w:t xml:space="preserve"> salvo evidencia en contrario.</w:t>
       </w:r>
     </w:p>
     <w:p>
@@ -8501,7 +8361,13 @@
         <w:rPr>
           <w:lang w:val="es-419" w:eastAsia="es-CO"/>
         </w:rPr>
-        <w:t>Es la forma de reconocer en los estados financieros de manera posterior, el importe del instrumento con el reconocimiento de los ajustes correspondientes dependiendo de la forma como es reconocido y medido el título.</w:t>
+        <w:t>Es la forma de reconocer en los estados financieros de manera posterior el importe del instrumento con el reconocimiento de los ajustes correspondientes dependiendo de la forma como es reconocido y medido el título.</w:t>
+      </w:r>
+      <w:r>
+        <w:rPr>
+          <w:lang w:val="es-419" w:eastAsia="es-CO"/>
+        </w:rPr>
+        <w:t xml:space="preserve"> </w:t>
       </w:r>
     </w:p>
     <w:p>
@@ -8516,14 +8382,7 @@
         <w:rPr>
           <w:lang w:val="es-419" w:eastAsia="es-CO"/>
         </w:rPr>
-        <w:t xml:space="preserve">La medición se efectúa de acuerdo con el modelo de negocio del suscriptor. A valor razonable con cambios en el resultado del ejercicio, a </w:t>
-      </w:r>
-      <w:r>
-        <w:rPr>
-          <w:lang w:val="es-419" w:eastAsia="es-CO"/>
-        </w:rPr>
-        <w:lastRenderedPageBreak/>
-        <w:t>costo amortizado con el interés efectivo y a valor razonable con cambios en el patrimonio de la sociedad.</w:t>
+        <w:t>La medición se efectúa de acuerdo con el modelo de negocio del suscriptor. A valor razonable con cambios en el resultado del ejercicio, a costo amortizado con el interés efectivo y a valor razonable con cambios en el patrimonio de la sociedad.</w:t>
       </w:r>
     </w:p>
     <w:p>
@@ -8593,19 +8452,55 @@
         <w:rPr>
           <w:lang w:val="es-419" w:eastAsia="es-CO"/>
         </w:rPr>
-        <w:t xml:space="preserve">La sociedad </w:t>
-      </w:r>
-      <w:r>
-        <w:rPr>
-          <w:lang w:val="es-419" w:eastAsia="es-CO"/>
-        </w:rPr>
-        <w:t>c</w:t>
-      </w:r>
-      <w:r>
-        <w:rPr>
-          <w:lang w:val="es-419" w:eastAsia="es-CO"/>
-        </w:rPr>
-        <w:t>ontable SAS Consultores adquiere un préstamo para compra de una propiedad inmobiliaria, por un valor de $128.000.000, le descuentan $400.000 para gastos de estudio del crédito. La tasa pactada es del 18 % EA, con pago a 5 cuotas anuales iguales.</w:t>
+        <w:t>La sociedad Contable S</w:t>
+      </w:r>
+      <w:r>
+        <w:rPr>
+          <w:lang w:val="es-419" w:eastAsia="es-CO"/>
+        </w:rPr>
+        <w:t>.</w:t>
+      </w:r>
+      <w:r>
+        <w:rPr>
+          <w:lang w:val="es-419" w:eastAsia="es-CO"/>
+        </w:rPr>
+        <w:t>A</w:t>
+      </w:r>
+      <w:r>
+        <w:rPr>
+          <w:lang w:val="es-419" w:eastAsia="es-CO"/>
+        </w:rPr>
+        <w:t>.</w:t>
+      </w:r>
+      <w:r>
+        <w:rPr>
+          <w:lang w:val="es-419" w:eastAsia="es-CO"/>
+        </w:rPr>
+        <w:t>S</w:t>
+      </w:r>
+      <w:r>
+        <w:rPr>
+          <w:lang w:val="es-419" w:eastAsia="es-CO"/>
+        </w:rPr>
+        <w:t>.</w:t>
+      </w:r>
+      <w:r>
+        <w:rPr>
+          <w:lang w:val="es-419" w:eastAsia="es-CO"/>
+        </w:rPr>
+        <w:t xml:space="preserve"> Consultores adquiere un préstamo para compra de una propiedad inmobiliaria, por un valor de $128.000.000</w:t>
+      </w:r>
+      <w:r>
+        <w:rPr>
+          <w:lang w:val="es-419" w:eastAsia="es-CO"/>
+        </w:rPr>
+        <w:t>;</w:t>
+      </w:r>
+      <w:r>
+        <w:rPr>
+          <w:lang w:val="es-419" w:eastAsia="es-CO"/>
+        </w:rPr>
+        <w:t xml:space="preserve"> le descuentan $400.000 para gastos de estudio del crédito. La tasa pactada es del 18 % EA, con pago a 5 cuotas anuales iguales.</w:t>
       </w:r>
     </w:p>
     <w:p>
@@ -8631,25 +8526,7 @@
         <w:rPr>
           <w:lang w:val="es-419" w:eastAsia="es-CO"/>
         </w:rPr>
-        <w:t>=</w:t>
-      </w:r>
-      <w:r>
-        <w:rPr>
-          <w:lang w:val="es-419" w:eastAsia="es-CO"/>
-        </w:rPr>
-        <w:t xml:space="preserve"> </w:t>
-      </w:r>
-      <w:r>
-        <w:rPr>
-          <w:lang w:val="es-419" w:eastAsia="es-CO"/>
-        </w:rPr>
-        <w:t>P</w:t>
-      </w:r>
-      <w:r>
-        <w:rPr>
-          <w:lang w:val="es-419" w:eastAsia="es-CO"/>
-        </w:rPr>
-        <w:t>ago</w:t>
+        <w:t>=PAGO</w:t>
       </w:r>
     </w:p>
     <w:p>
@@ -8725,7 +8602,6 @@
           <w:p>
             <w:pPr>
               <w:ind w:firstLine="0"/>
-              <w:jc w:val="center"/>
               <w:rPr>
                 <w:lang w:eastAsia="es-CO"/>
               </w:rPr>
@@ -8745,7 +8621,6 @@
           <w:p>
             <w:pPr>
               <w:ind w:firstLine="0"/>
-              <w:jc w:val="center"/>
               <w:rPr>
                 <w:lang w:eastAsia="es-CO"/>
               </w:rPr>
@@ -8765,7 +8640,6 @@
           <w:p>
             <w:pPr>
               <w:ind w:firstLine="0"/>
-              <w:jc w:val="center"/>
               <w:rPr>
                 <w:lang w:eastAsia="es-CO"/>
               </w:rPr>
@@ -8785,7 +8659,6 @@
           <w:p>
             <w:pPr>
               <w:ind w:firstLine="0"/>
-              <w:jc w:val="center"/>
               <w:rPr>
                 <w:lang w:eastAsia="es-CO"/>
               </w:rPr>
@@ -8805,7 +8678,6 @@
           <w:p>
             <w:pPr>
               <w:ind w:firstLine="0"/>
-              <w:jc w:val="center"/>
               <w:rPr>
                 <w:lang w:eastAsia="es-CO"/>
               </w:rPr>
@@ -8825,7 +8697,6 @@
           <w:p>
             <w:pPr>
               <w:ind w:firstLine="0"/>
-              <w:jc w:val="center"/>
               <w:rPr>
                 <w:lang w:eastAsia="es-CO"/>
               </w:rPr>
@@ -8850,7 +8721,6 @@
           <w:p>
             <w:pPr>
               <w:pStyle w:val="TextoTablas"/>
-              <w:jc w:val="center"/>
             </w:pPr>
             <w:r>
               <w:t>1</w:t>
@@ -8864,7 +8734,6 @@
           <w:p>
             <w:pPr>
               <w:pStyle w:val="TextoTablas"/>
-              <w:jc w:val="right"/>
             </w:pPr>
             <w:r>
               <w:t>$128.000.000</w:t>
@@ -8878,7 +8747,6 @@
           <w:p>
             <w:pPr>
               <w:pStyle w:val="TextoTablas"/>
-              <w:jc w:val="right"/>
             </w:pPr>
             <w:r>
               <w:t>$40.468.926</w:t>
@@ -8892,7 +8760,6 @@
           <w:p>
             <w:pPr>
               <w:pStyle w:val="TextoTablas"/>
-              <w:jc w:val="right"/>
             </w:pPr>
             <w:r>
               <w:t>$22.400.000</w:t>
@@ -8906,7 +8773,6 @@
           <w:p>
             <w:pPr>
               <w:pStyle w:val="TextoTablas"/>
-              <w:jc w:val="right"/>
             </w:pPr>
             <w:r>
               <w:t>$18.068.926</w:t>
@@ -8920,7 +8786,6 @@
           <w:p>
             <w:pPr>
               <w:pStyle w:val="TextoTablas"/>
-              <w:jc w:val="right"/>
             </w:pPr>
             <w:r>
               <w:t>$109.931.074</w:t>
@@ -8936,10 +8801,8 @@
           <w:p>
             <w:pPr>
               <w:pStyle w:val="TextoTablas"/>
-              <w:jc w:val="center"/>
-            </w:pPr>
-            <w:r>
-              <w:lastRenderedPageBreak/>
+            </w:pPr>
+            <w:r>
               <w:t>2</w:t>
             </w:r>
           </w:p>
@@ -8951,7 +8814,6 @@
           <w:p>
             <w:pPr>
               <w:pStyle w:val="TextoTablas"/>
-              <w:jc w:val="right"/>
             </w:pPr>
             <w:r>
               <w:t>$109.931.074</w:t>
@@ -8965,7 +8827,6 @@
           <w:p>
             <w:pPr>
               <w:pStyle w:val="TextoTablas"/>
-              <w:jc w:val="right"/>
             </w:pPr>
             <w:r>
               <w:t>$40.468.926</w:t>
@@ -8979,7 +8840,6 @@
           <w:p>
             <w:pPr>
               <w:pStyle w:val="TextoTablas"/>
-              <w:jc w:val="right"/>
             </w:pPr>
             <w:r>
               <w:t>$19.237.938</w:t>
@@ -8993,7 +8853,6 @@
           <w:p>
             <w:pPr>
               <w:pStyle w:val="TextoTablas"/>
-              <w:jc w:val="right"/>
             </w:pPr>
             <w:r>
               <w:t>$21.230.989</w:t>
@@ -9007,7 +8866,6 @@
           <w:p>
             <w:pPr>
               <w:pStyle w:val="TextoTablas"/>
-              <w:jc w:val="right"/>
             </w:pPr>
             <w:r>
               <w:t>$88.700.085</w:t>
@@ -9026,7 +8884,6 @@
           <w:p>
             <w:pPr>
               <w:pStyle w:val="TextoTablas"/>
-              <w:jc w:val="center"/>
             </w:pPr>
             <w:r>
               <w:t>3</w:t>
@@ -9040,7 +8897,6 @@
           <w:p>
             <w:pPr>
               <w:pStyle w:val="TextoTablas"/>
-              <w:jc w:val="right"/>
             </w:pPr>
             <w:r>
               <w:t>$88.700.085</w:t>
@@ -9054,7 +8910,6 @@
           <w:p>
             <w:pPr>
               <w:pStyle w:val="TextoTablas"/>
-              <w:jc w:val="right"/>
             </w:pPr>
             <w:r>
               <w:t>$40.468.926</w:t>
@@ -9068,7 +8923,6 @@
           <w:p>
             <w:pPr>
               <w:pStyle w:val="TextoTablas"/>
-              <w:jc w:val="right"/>
             </w:pPr>
             <w:r>
               <w:t>$15.522.515</w:t>
@@ -9082,7 +8936,6 @@
           <w:p>
             <w:pPr>
               <w:pStyle w:val="TextoTablas"/>
-              <w:jc w:val="right"/>
             </w:pPr>
             <w:r>
               <w:t>$24.946.412</w:t>
@@ -9096,7 +8949,6 @@
           <w:p>
             <w:pPr>
               <w:pStyle w:val="TextoTablas"/>
-              <w:jc w:val="right"/>
             </w:pPr>
             <w:r>
               <w:t>$63.753.673</w:t>
@@ -9112,7 +8964,6 @@
           <w:p>
             <w:pPr>
               <w:pStyle w:val="TextoTablas"/>
-              <w:jc w:val="center"/>
             </w:pPr>
             <w:r>
               <w:t>4</w:t>
@@ -9126,7 +8977,6 @@
           <w:p>
             <w:pPr>
               <w:pStyle w:val="TextoTablas"/>
-              <w:jc w:val="right"/>
             </w:pPr>
             <w:r>
               <w:t>$63.753.673</w:t>
@@ -9140,7 +8990,6 @@
           <w:p>
             <w:pPr>
               <w:pStyle w:val="TextoTablas"/>
-              <w:jc w:val="right"/>
             </w:pPr>
             <w:r>
               <w:t>$40.468.926</w:t>
@@ -9154,7 +9003,6 @@
           <w:p>
             <w:pPr>
               <w:pStyle w:val="TextoTablas"/>
-              <w:jc w:val="right"/>
             </w:pPr>
             <w:r>
               <w:t>$11.156.893</w:t>
@@ -9168,7 +9016,6 @@
           <w:p>
             <w:pPr>
               <w:pStyle w:val="TextoTablas"/>
-              <w:jc w:val="right"/>
             </w:pPr>
             <w:r>
               <w:t>$29.312.034</w:t>
@@ -9182,7 +9029,6 @@
           <w:p>
             <w:pPr>
               <w:pStyle w:val="TextoTablas"/>
-              <w:jc w:val="right"/>
             </w:pPr>
             <w:r>
               <w:t>$34.441.640</w:t>
@@ -9201,7 +9047,6 @@
           <w:p>
             <w:pPr>
               <w:pStyle w:val="TextoTablas"/>
-              <w:jc w:val="center"/>
             </w:pPr>
             <w:r>
               <w:t>5</w:t>
@@ -9215,7 +9060,6 @@
           <w:p>
             <w:pPr>
               <w:pStyle w:val="TextoTablas"/>
-              <w:jc w:val="right"/>
             </w:pPr>
             <w:r>
               <w:t>$34.441.640</w:t>
@@ -9229,7 +9073,6 @@
           <w:p>
             <w:pPr>
               <w:pStyle w:val="TextoTablas"/>
-              <w:jc w:val="right"/>
             </w:pPr>
             <w:r>
               <w:t>$40.468.926</w:t>
@@ -9243,7 +9086,6 @@
           <w:p>
             <w:pPr>
               <w:pStyle w:val="TextoTablas"/>
-              <w:jc w:val="right"/>
             </w:pPr>
             <w:r>
               <w:t>$6.027.287</w:t>
@@ -9257,7 +9099,6 @@
           <w:p>
             <w:pPr>
               <w:pStyle w:val="TextoTablas"/>
-              <w:jc w:val="right"/>
             </w:pPr>
             <w:r>
               <w:t>$34.441.640</w:t>
@@ -9271,7 +9112,6 @@
           <w:p>
             <w:pPr>
               <w:pStyle w:val="TextoTablas"/>
-              <w:jc w:val="right"/>
             </w:pPr>
             <w:r>
               <w:t>-</w:t>
@@ -9346,7 +9186,6 @@
           <w:p>
             <w:pPr>
               <w:ind w:firstLine="0"/>
-              <w:jc w:val="center"/>
               <w:rPr>
                 <w:lang w:eastAsia="es-CO"/>
               </w:rPr>
@@ -9366,7 +9205,6 @@
           <w:p>
             <w:pPr>
               <w:ind w:firstLine="0"/>
-              <w:jc w:val="center"/>
               <w:rPr>
                 <w:lang w:eastAsia="es-CO"/>
               </w:rPr>
@@ -9386,7 +9224,6 @@
           <w:p>
             <w:pPr>
               <w:ind w:firstLine="0"/>
-              <w:jc w:val="center"/>
               <w:rPr>
                 <w:lang w:eastAsia="es-CO"/>
               </w:rPr>
@@ -9424,7 +9261,6 @@
           <w:p>
             <w:pPr>
               <w:pStyle w:val="TextoTablas"/>
-              <w:jc w:val="right"/>
             </w:pPr>
             <w:r>
               <w:t>-</w:t>
@@ -9438,7 +9274,6 @@
           <w:p>
             <w:pPr>
               <w:pStyle w:val="TextoTablas"/>
-              <w:jc w:val="right"/>
             </w:pPr>
             <w:r>
               <w:t>$128.000.000,00</w:t>
@@ -9467,7 +9302,6 @@
           <w:p>
             <w:pPr>
               <w:pStyle w:val="TextoTablas"/>
-              <w:jc w:val="right"/>
             </w:pPr>
             <w:r>
               <w:t>$400.000,00</w:t>
@@ -9481,7 +9315,6 @@
           <w:p>
             <w:pPr>
               <w:pStyle w:val="TextoTablas"/>
-              <w:jc w:val="right"/>
             </w:pPr>
             <w:r>
               <w:t>-</w:t>
@@ -9513,7 +9346,6 @@
           <w:p>
             <w:pPr>
               <w:pStyle w:val="TextoTablas"/>
-              <w:jc w:val="right"/>
             </w:pPr>
             <w:r>
               <w:t>$127.600.000,00</w:t>
@@ -9527,7 +9359,6 @@
           <w:p>
             <w:pPr>
               <w:pStyle w:val="TextoTablas"/>
-              <w:jc w:val="right"/>
             </w:pPr>
             <w:r>
               <w:t>-</w:t>
@@ -9570,7 +9401,6 @@
       </w:pPr>
       <w:bookmarkStart w:id="9" w:name="_Toc198372993"/>
       <w:r>
-        <w:lastRenderedPageBreak/>
         <w:t>Instrumentos de patrimonio</w:t>
       </w:r>
       <w:bookmarkEnd w:id="9"/>
@@ -9598,7 +9428,7 @@
         <w:rPr>
           <w:lang w:val="es-419" w:eastAsia="es-CO"/>
         </w:rPr>
-        <w:t>Algunos ejemplos de instrumentos de patrimonio, son las acciones ordinarias, ciertos tipos de acciones preferentes, así como, las opciones u otro tipo de derechos o bonos para la suscripción o compra de acciones ordinarias de la empresa.</w:t>
+        <w:t>Algunos ejemplos de instrumentos de patrimonio son las acciones ordinarias, ciertos tipos de acciones preferentes, así como las opciones u otro tipo de derechos o bonos para la suscripción o compra de acciones ordinarias de la empresa.</w:t>
       </w:r>
     </w:p>
     <w:p>
@@ -9686,7 +9516,6 @@
         <w:rPr>
           <w:lang w:val="es-419" w:eastAsia="es-CO"/>
         </w:rPr>
-        <w:lastRenderedPageBreak/>
         <w:t>Si los instrumentos de patrimonio se emiten antes de que la entidad reciba el efectivo u otros recursos, la entidad presentará el importe por cobrar como una compensación al patrimonio en su estado de situación financiera, no como un activo.</w:t>
       </w:r>
     </w:p>
@@ -9723,7 +9552,19 @@
         <w:rPr>
           <w:lang w:val="es-419" w:eastAsia="es-CO"/>
         </w:rPr>
-        <w:t>En la medida en que los instrumentos de patrimonio hayan sido suscritos, pero no emitidos y la entidad no haya todavía recibido el efectivo o los otros recursos, la entidad no reconocerá un incremento en el patrimonio.</w:t>
+        <w:t>En la medida en que los instrumentos de patrimonio hayan sido suscritos, pero no emitidos</w:t>
+      </w:r>
+      <w:r>
+        <w:rPr>
+          <w:lang w:val="es-419" w:eastAsia="es-CO"/>
+        </w:rPr>
+        <w:t>,</w:t>
+      </w:r>
+      <w:r>
+        <w:rPr>
+          <w:lang w:val="es-419" w:eastAsia="es-CO"/>
+        </w:rPr>
+        <w:t xml:space="preserve"> y la entidad no haya todavía recibido el efectivo o los otros recursos, la entidad no reconocerá un incremento en el patrimonio.</w:t>
       </w:r>
     </w:p>
     <w:p>
@@ -9795,7 +9636,6 @@
           <w:bCs/>
           <w:lang w:eastAsia="es-CO"/>
         </w:rPr>
-        <w:lastRenderedPageBreak/>
         <w:t>Ejemplo</w:t>
       </w:r>
       <w:r>
@@ -9817,32 +9657,68 @@
         <w:rPr>
           <w:lang w:val="es-419" w:eastAsia="es-CO"/>
         </w:rPr>
-        <w:t xml:space="preserve">La sociedad </w:t>
-      </w:r>
-      <w:r>
-        <w:rPr>
-          <w:lang w:val="es-419" w:eastAsia="es-CO"/>
-        </w:rPr>
-        <w:t>c</w:t>
-      </w:r>
-      <w:r>
-        <w:rPr>
-          <w:lang w:val="es-419" w:eastAsia="es-CO"/>
-        </w:rPr>
-        <w:t>ontable SAS, compra el primero de julio del año 0 un paquete de acciones del Banco de Bogotá, por valor de $130.000.000 y las clasifica como activos disponibles para la venta.</w:t>
-      </w:r>
-    </w:p>
-    <w:p>
-      <w:pPr>
-        <w:rPr>
-          <w:lang w:val="es-419" w:eastAsia="es-CO"/>
-        </w:rPr>
-      </w:pPr>
-      <w:r>
-        <w:rPr>
-          <w:lang w:val="es-419" w:eastAsia="es-CO"/>
-        </w:rPr>
-        <w:t>También compra opciones de venta que le dan derecho a vender el paquete de acciones por $130.000.000, el precio pagado por la opción es de $1.300.000.</w:t>
+        <w:t>La sociedad Contable S</w:t>
+      </w:r>
+      <w:r>
+        <w:rPr>
+          <w:lang w:val="es-419" w:eastAsia="es-CO"/>
+        </w:rPr>
+        <w:t>.</w:t>
+      </w:r>
+      <w:r>
+        <w:rPr>
+          <w:lang w:val="es-419" w:eastAsia="es-CO"/>
+        </w:rPr>
+        <w:t>A</w:t>
+      </w:r>
+      <w:r>
+        <w:rPr>
+          <w:lang w:val="es-419" w:eastAsia="es-CO"/>
+        </w:rPr>
+        <w:t>.</w:t>
+      </w:r>
+      <w:r>
+        <w:rPr>
+          <w:lang w:val="es-419" w:eastAsia="es-CO"/>
+        </w:rPr>
+        <w:t>S</w:t>
+      </w:r>
+      <w:r>
+        <w:rPr>
+          <w:lang w:val="es-419" w:eastAsia="es-CO"/>
+        </w:rPr>
+        <w:t>.</w:t>
+      </w:r>
+      <w:r>
+        <w:rPr>
+          <w:lang w:val="es-419" w:eastAsia="es-CO"/>
+        </w:rPr>
+        <w:t>, compra el primero de julio del año 0 un paquete de acciones del Banco de Bogotá, por valor de $130.000.000 y las clasifica como activos disponibles para la venta.</w:t>
+      </w:r>
+    </w:p>
+    <w:p>
+      <w:pPr>
+        <w:rPr>
+          <w:lang w:val="es-419" w:eastAsia="es-CO"/>
+        </w:rPr>
+      </w:pPr>
+      <w:r>
+        <w:rPr>
+          <w:lang w:val="es-419" w:eastAsia="es-CO"/>
+        </w:rPr>
+        <w:t>También compra opciones de venta que le dan derecho a vender el paquete de acciones por $130.000.000</w:t>
+      </w:r>
+      <w:r>
+        <w:rPr>
+          <w:lang w:val="es-419" w:eastAsia="es-CO"/>
+        </w:rPr>
+        <w:t>;</w:t>
+      </w:r>
+      <w:r>
+        <w:rPr>
+          <w:lang w:val="es-419" w:eastAsia="es-CO"/>
+        </w:rPr>
+        <w:t xml:space="preserve"> el precio pagado por la opción es de $1.300.000.</w:t>
       </w:r>
     </w:p>
     <w:p>
@@ -9921,7 +9797,6 @@
           <w:p>
             <w:pPr>
               <w:ind w:firstLine="0"/>
-              <w:jc w:val="center"/>
               <w:rPr>
                 <w:lang w:eastAsia="es-CO"/>
               </w:rPr>
@@ -9941,7 +9816,6 @@
           <w:p>
             <w:pPr>
               <w:ind w:firstLine="0"/>
-              <w:jc w:val="center"/>
               <w:rPr>
                 <w:lang w:eastAsia="es-CO"/>
               </w:rPr>
@@ -9961,7 +9835,6 @@
           <w:p>
             <w:pPr>
               <w:ind w:firstLine="0"/>
-              <w:jc w:val="center"/>
               <w:rPr>
                 <w:lang w:eastAsia="es-CO"/>
               </w:rPr>
@@ -9999,7 +9872,6 @@
           <w:p>
             <w:pPr>
               <w:pStyle w:val="TextoTablas"/>
-              <w:jc w:val="right"/>
             </w:pPr>
             <w:r>
               <w:t>$130.000.000,00</w:t>
@@ -10013,7 +9885,6 @@
           <w:p>
             <w:pPr>
               <w:pStyle w:val="TextoTablas"/>
-              <w:jc w:val="right"/>
             </w:pPr>
             <w:r>
               <w:t>-</w:t>
@@ -10042,7 +9913,6 @@
           <w:p>
             <w:pPr>
               <w:pStyle w:val="TextoTablas"/>
-              <w:jc w:val="right"/>
             </w:pPr>
             <w:r>
               <w:t>-</w:t>
@@ -10056,7 +9926,6 @@
           <w:p>
             <w:pPr>
               <w:pStyle w:val="TextoTablas"/>
-              <w:jc w:val="right"/>
             </w:pPr>
             <w:r>
               <w:t>$130.000.000,00</w:t>
@@ -10128,7 +9997,6 @@
           <w:p>
             <w:pPr>
               <w:ind w:firstLine="0"/>
-              <w:jc w:val="center"/>
               <w:rPr>
                 <w:lang w:eastAsia="es-CO"/>
               </w:rPr>
@@ -10148,7 +10016,6 @@
           <w:p>
             <w:pPr>
               <w:ind w:firstLine="0"/>
-              <w:jc w:val="center"/>
               <w:rPr>
                 <w:lang w:eastAsia="es-CO"/>
               </w:rPr>
@@ -10168,7 +10035,6 @@
           <w:p>
             <w:pPr>
               <w:ind w:firstLine="0"/>
-              <w:jc w:val="center"/>
               <w:rPr>
                 <w:lang w:eastAsia="es-CO"/>
               </w:rPr>
@@ -10206,7 +10072,6 @@
           <w:p>
             <w:pPr>
               <w:pStyle w:val="TextoTablas"/>
-              <w:jc w:val="right"/>
             </w:pPr>
             <w:r>
               <w:t>$130.000.000,00</w:t>
@@ -10220,7 +10085,6 @@
           <w:p>
             <w:pPr>
               <w:pStyle w:val="TextoTablas"/>
-              <w:jc w:val="right"/>
             </w:pPr>
             <w:r>
               <w:t>-</w:t>
@@ -10249,7 +10113,6 @@
           <w:p>
             <w:pPr>
               <w:pStyle w:val="TextoTablas"/>
-              <w:jc w:val="right"/>
             </w:pPr>
             <w:r>
               <w:t>-</w:t>
@@ -10263,7 +10126,6 @@
           <w:p>
             <w:pPr>
               <w:pStyle w:val="TextoTablas"/>
-              <w:jc w:val="right"/>
             </w:pPr>
             <w:r>
               <w:t>$130.000.000,00</w:t>
@@ -10291,7 +10153,6 @@
           <w:bCs/>
           <w:lang w:eastAsia="es-CO"/>
         </w:rPr>
-        <w:lastRenderedPageBreak/>
         <w:t>Reconocimiento posterior a 31 de diciembre. Por la contabilización de la partida cubierta a valor razonable con cambios en resultados</w:t>
       </w:r>
       <w:r>
@@ -10341,7 +10202,6 @@
           <w:p>
             <w:pPr>
               <w:ind w:firstLine="0"/>
-              <w:jc w:val="center"/>
               <w:rPr>
                 <w:lang w:eastAsia="es-CO"/>
               </w:rPr>
@@ -10361,7 +10221,6 @@
           <w:p>
             <w:pPr>
               <w:ind w:firstLine="0"/>
-              <w:jc w:val="center"/>
               <w:rPr>
                 <w:lang w:eastAsia="es-CO"/>
               </w:rPr>
@@ -10381,7 +10240,6 @@
           <w:p>
             <w:pPr>
               <w:ind w:firstLine="0"/>
-              <w:jc w:val="center"/>
               <w:rPr>
                 <w:lang w:eastAsia="es-CO"/>
               </w:rPr>
@@ -10425,7 +10283,6 @@
           <w:p>
             <w:pPr>
               <w:pStyle w:val="TextoTablas"/>
-              <w:jc w:val="right"/>
             </w:pPr>
             <w:r>
               <w:t>$5.000.000,00</w:t>
@@ -10439,7 +10296,6 @@
           <w:p>
             <w:pPr>
               <w:pStyle w:val="TextoTablas"/>
-              <w:jc w:val="right"/>
             </w:pPr>
             <w:r>
               <w:t>-</w:t>
@@ -10468,7 +10324,6 @@
           <w:p>
             <w:pPr>
               <w:pStyle w:val="TextoTablas"/>
-              <w:jc w:val="right"/>
             </w:pPr>
             <w:r>
               <w:t>-</w:t>
@@ -10482,7 +10337,6 @@
           <w:p>
             <w:pPr>
               <w:pStyle w:val="TextoTablas"/>
-              <w:jc w:val="right"/>
             </w:pPr>
             <w:r>
               <w:t>$5.000.000,00</w:t>
@@ -10554,7 +10408,6 @@
           <w:p>
             <w:pPr>
               <w:ind w:firstLine="0"/>
-              <w:jc w:val="center"/>
               <w:rPr>
                 <w:lang w:eastAsia="es-CO"/>
               </w:rPr>
@@ -10574,7 +10427,6 @@
           <w:p>
             <w:pPr>
               <w:ind w:firstLine="0"/>
-              <w:jc w:val="center"/>
               <w:rPr>
                 <w:lang w:eastAsia="es-CO"/>
               </w:rPr>
@@ -10594,7 +10446,6 @@
           <w:p>
             <w:pPr>
               <w:ind w:firstLine="0"/>
-              <w:jc w:val="center"/>
               <w:rPr>
                 <w:lang w:eastAsia="es-CO"/>
               </w:rPr>
@@ -10632,7 +10483,6 @@
           <w:p>
             <w:pPr>
               <w:pStyle w:val="TextoTablas"/>
-              <w:jc w:val="right"/>
             </w:pPr>
             <w:r>
               <w:t>$300.000,00</w:t>
@@ -10646,7 +10496,6 @@
           <w:p>
             <w:pPr>
               <w:pStyle w:val="TextoTablas"/>
-              <w:jc w:val="right"/>
             </w:pPr>
             <w:r>
               <w:t>-</w:t>
@@ -10675,7 +10524,6 @@
           <w:p>
             <w:pPr>
               <w:pStyle w:val="TextoTablas"/>
-              <w:jc w:val="right"/>
             </w:pPr>
             <w:r>
               <w:t>-</w:t>
@@ -10689,7 +10537,6 @@
           <w:p>
             <w:pPr>
               <w:pStyle w:val="TextoTablas"/>
-              <w:jc w:val="right"/>
             </w:pPr>
             <w:r>
               <w:t>$300.000,00</w:t>
@@ -10771,14 +10618,25 @@
           <w:bCs/>
           <w:lang w:val="es-419" w:eastAsia="es-CO"/>
         </w:rPr>
-        <w:lastRenderedPageBreak/>
         <w:t>Suscrito</w:t>
       </w:r>
       <w:r>
         <w:rPr>
           <w:lang w:val="es-419" w:eastAsia="es-CO"/>
         </w:rPr>
-        <w:t>: es la parte del capital autorizado, que los accionistas se comprometen a pagar, como si fuera una venta a plazos, sin superar el año, artículo 387 del Código del Comercio. Para el caso de las sociedades simplificadas por acciones S.A.S., el plazo es de dos años acorde a la Ley 1258 de 2008, artículo 387.</w:t>
+        <w:t>: es la parte del capital autorizado</w:t>
+      </w:r>
+      <w:r>
+        <w:rPr>
+          <w:lang w:val="es-419" w:eastAsia="es-CO"/>
+        </w:rPr>
+        <w:t xml:space="preserve"> </w:t>
+      </w:r>
+      <w:r>
+        <w:rPr>
+          <w:lang w:val="es-419" w:eastAsia="es-CO"/>
+        </w:rPr>
+        <w:t>que los accionistas se comprometen a pagar, como si fuera una venta a plazos, sin superar el año, artículo 387 del Código del Comercio. Para el caso de las sociedades simplificadas por acciones S.A.S., el plazo es de dos años acorde a la Ley 1258 de 2008, artículo 387.</w:t>
       </w:r>
     </w:p>
     <w:p>
@@ -10916,7 +10774,6 @@
           <w:p>
             <w:pPr>
               <w:ind w:firstLine="0"/>
-              <w:jc w:val="center"/>
               <w:rPr>
                 <w:lang w:eastAsia="es-CO"/>
               </w:rPr>
@@ -10936,7 +10793,6 @@
           <w:p>
             <w:pPr>
               <w:ind w:firstLine="0"/>
-              <w:jc w:val="center"/>
               <w:rPr>
                 <w:lang w:eastAsia="es-CO"/>
               </w:rPr>
@@ -10956,7 +10812,6 @@
           <w:p>
             <w:pPr>
               <w:ind w:firstLine="0"/>
-              <w:jc w:val="center"/>
               <w:rPr>
                 <w:lang w:eastAsia="es-CO"/>
               </w:rPr>
@@ -10994,7 +10849,6 @@
           <w:p>
             <w:pPr>
               <w:pStyle w:val="TextoTablas"/>
-              <w:jc w:val="right"/>
             </w:pPr>
             <w:r>
               <w:t>$300.000.000</w:t>
@@ -11008,7 +10862,6 @@
           <w:p>
             <w:pPr>
               <w:pStyle w:val="TextoTablas"/>
-              <w:jc w:val="right"/>
             </w:pPr>
             <w:r>
               <w:t>-</w:t>
@@ -11037,7 +10890,6 @@
           <w:p>
             <w:pPr>
               <w:pStyle w:val="TextoTablas"/>
-              <w:jc w:val="right"/>
             </w:pPr>
             <w:r>
               <w:t>-</w:t>
@@ -11051,7 +10903,6 @@
           <w:p>
             <w:pPr>
               <w:pStyle w:val="TextoTablas"/>
-              <w:jc w:val="right"/>
             </w:pPr>
             <w:r>
               <w:t>$300.000.000</w:t>
@@ -11098,7 +10949,6 @@
           <w:p>
             <w:pPr>
               <w:ind w:firstLine="0"/>
-              <w:jc w:val="center"/>
               <w:rPr>
                 <w:lang w:eastAsia="es-CO"/>
               </w:rPr>
@@ -11118,7 +10968,6 @@
           <w:p>
             <w:pPr>
               <w:ind w:firstLine="0"/>
-              <w:jc w:val="center"/>
               <w:rPr>
                 <w:lang w:eastAsia="es-CO"/>
               </w:rPr>
@@ -11138,7 +10987,6 @@
           <w:p>
             <w:pPr>
               <w:ind w:firstLine="0"/>
-              <w:jc w:val="center"/>
               <w:rPr>
                 <w:lang w:eastAsia="es-CO"/>
               </w:rPr>
@@ -11176,7 +11024,6 @@
           <w:p>
             <w:pPr>
               <w:pStyle w:val="TextoTablas"/>
-              <w:jc w:val="right"/>
             </w:pPr>
             <w:r>
               <w:t>$105.000.000</w:t>
@@ -11190,7 +11037,6 @@
           <w:p>
             <w:pPr>
               <w:pStyle w:val="TextoTablas"/>
-              <w:jc w:val="right"/>
             </w:pPr>
             <w:r>
               <w:t>-</w:t>
@@ -11208,7 +11054,6 @@
               <w:pStyle w:val="TextoTablas"/>
             </w:pPr>
             <w:r>
-              <w:lastRenderedPageBreak/>
               <w:t>Capital suscrito por pagar</w:t>
             </w:r>
           </w:p>
@@ -11220,7 +11065,6 @@
           <w:p>
             <w:pPr>
               <w:pStyle w:val="TextoTablas"/>
-              <w:jc w:val="right"/>
             </w:pPr>
             <w:r>
               <w:t>$45.000.000</w:t>
@@ -11234,7 +11078,6 @@
           <w:p>
             <w:pPr>
               <w:pStyle w:val="TextoTablas"/>
-              <w:jc w:val="right"/>
             </w:pPr>
             <w:r>
               <w:t>-</w:t>
@@ -11266,7 +11109,6 @@
           <w:p>
             <w:pPr>
               <w:pStyle w:val="TextoTablas"/>
-              <w:jc w:val="right"/>
             </w:pPr>
             <w:r>
               <w:t>-</w:t>
@@ -11280,7 +11122,6 @@
           <w:p>
             <w:pPr>
               <w:pStyle w:val="TextoTablas"/>
-              <w:jc w:val="right"/>
             </w:pPr>
             <w:r>
               <w:t>$150.000.000</w:t>
@@ -11926,7 +11767,6 @@
         <w:rPr>
           <w:lang w:val="es-419" w:eastAsia="es-CO"/>
         </w:rPr>
-        <w:lastRenderedPageBreak/>
         <w:t>Aprendiendo S.A.</w:t>
       </w:r>
     </w:p>
@@ -12520,7 +12360,6 @@
       </w:pPr>
       <w:bookmarkStart w:id="12" w:name="_Toc198372996"/>
       <w:r>
-        <w:lastRenderedPageBreak/>
         <w:t>Ganancias acumuladas</w:t>
       </w:r>
       <w:bookmarkEnd w:id="12"/>
@@ -12535,20 +12374,56 @@
         <w:rPr>
           <w:lang w:val="es-419" w:eastAsia="es-CO"/>
         </w:rPr>
-        <w:t>Es el dinero guardado que no es entregado a los accionistas en forma de dividendos, estas ganancias se encuentran en el patrimonio como ganancias acumuladas en el estado de situación financiera.</w:t>
-      </w:r>
-    </w:p>
-    <w:p>
-      <w:pPr>
-        <w:rPr>
-          <w:lang w:val="es-419" w:eastAsia="es-CO"/>
-        </w:rPr>
-      </w:pPr>
-      <w:r>
-        <w:rPr>
-          <w:lang w:val="es-419" w:eastAsia="es-CO"/>
-        </w:rPr>
-        <w:t>De igual forma, se relaciona en el estado de cambios en el patrimonio; cuyo objetivo, es mostrar los cambios o variaciones presentadas de un periodo a otro. Entre las variaciones que se analizan y que son significativas para dicho estado financiero, se puede observar la política de dividendos que maneja la entidad, donde se encuentra estipulado no distribuir el 100 % de las utilidades del ejercicio, de tal manera, que la parte no decretada para reparto, queda acumulada hasta tanto los socios decidan distribuirla entre los accionistas.</w:t>
+        <w:t>Es el dinero guardado que no es entregado a los accionistas en forma de dividendos</w:t>
+      </w:r>
+      <w:r>
+        <w:rPr>
+          <w:lang w:val="es-419" w:eastAsia="es-CO"/>
+        </w:rPr>
+        <w:t>;</w:t>
+      </w:r>
+      <w:r>
+        <w:rPr>
+          <w:lang w:val="es-419" w:eastAsia="es-CO"/>
+        </w:rPr>
+        <w:t xml:space="preserve"> estas ganancias se encuentran en el patrimonio como ganancias acumuladas en el estado de situación financiera.</w:t>
+      </w:r>
+    </w:p>
+    <w:p>
+      <w:pPr>
+        <w:rPr>
+          <w:lang w:val="es-419" w:eastAsia="es-CO"/>
+        </w:rPr>
+      </w:pPr>
+      <w:r>
+        <w:rPr>
+          <w:lang w:val="es-419" w:eastAsia="es-CO"/>
+        </w:rPr>
+        <w:t>De igual forma, se relaciona en el estado de cambios en el patrimonio</w:t>
+      </w:r>
+      <w:r>
+        <w:rPr>
+          <w:lang w:val="es-419" w:eastAsia="es-CO"/>
+        </w:rPr>
+        <w:t xml:space="preserve">, </w:t>
+      </w:r>
+      <w:r>
+        <w:rPr>
+          <w:lang w:val="es-419" w:eastAsia="es-CO"/>
+        </w:rPr>
+        <w:t>cuyo objetivo es mostrar los cambios o variaciones presentadas de un periodo a otro. Entre las variaciones que se analizan y que son significativas para dicho estado financiero, se puede observar la política de dividendos que maneja la entidad, donde se encuentra estipulado no distribuir el 100 % de las utilidades del ejercicio</w:t>
+      </w:r>
+      <w:r>
+        <w:rPr>
+          <w:lang w:val="es-419" w:eastAsia="es-CO"/>
+        </w:rPr>
+        <w:t>;</w:t>
+      </w:r>
+      <w:r>
+        <w:rPr>
+          <w:lang w:val="es-419" w:eastAsia="es-CO"/>
+        </w:rPr>
+        <w:t xml:space="preserve"> de tal manera que la parte no decretada para reparto queda acumulada hasta tanto los socios decidan distribuirla entre los accionistas.</w:t>
       </w:r>
     </w:p>
     <w:p>
@@ -12646,7 +12521,7 @@
         <w:rPr>
           <w:lang w:val="es-419" w:eastAsia="es-CO"/>
         </w:rPr>
-        <w:t xml:space="preserve"> 5o., 350, 371, 454, 456, 476. (Legis. 2020).</w:t>
+        <w:t xml:space="preserve"> 5o, 350, 371, 454, 456, 476. (Legis. 2020).</w:t>
       </w:r>
     </w:p>
     <w:p>
@@ -12661,7 +12536,6 @@
           <w:bCs/>
           <w:lang w:eastAsia="es-CO"/>
         </w:rPr>
-        <w:lastRenderedPageBreak/>
         <w:t>Art. 453. Reservas estatutarias y ocasionales</w:t>
       </w:r>
       <w:r>
@@ -12707,7 +12581,7 @@
         <w:rPr>
           <w:lang w:eastAsia="es-CO"/>
         </w:rPr>
-        <w:t>Si la suma de las reservas legal, estatutaria y ocasional excediere del ciento por ciento (100 %) del capital suscrito, el porcentaje obligatorio de utilidades líquidas que deberá repartir la sociedad conforme al artículo 155, se elevará al setenta por ciento. (Código de Comercio Colombiano, 1971).</w:t>
+        <w:t>Si la suma de las reservas legal, estatutaria y ocasional excediere del ciento por ciento (100 %) del capital suscrito, el porcentaje obligatorio de utilidades líquidas que deberá repartir la sociedad conforme al artículo 155 se elevará al setenta por ciento. (Código de Comercio Colombiano, 1971).</w:t>
       </w:r>
       <w:r>
         <w:rPr>
@@ -12772,14 +12646,7 @@
         <w:rPr>
           <w:lang w:eastAsia="es-CO"/>
         </w:rPr>
-        <w:t xml:space="preserve">. Las pérdidas se enjugarán con las reservas que hayan sido destinadas especialmente para ese propósito y, en su defecto, con la reserva legal. Las reservas cuya finalidad fuere la de absorber determinadas pérdidas no se podrán emplear para cubrir otras distintas, salvo que así lo decida la asamblea. Si la </w:t>
-      </w:r>
-      <w:r>
-        <w:rPr>
-          <w:lang w:eastAsia="es-CO"/>
-        </w:rPr>
-        <w:lastRenderedPageBreak/>
-        <w:t>reserva legal fuere insuficiente para enjugar el déficit de capital, se aplicarán a este fin los beneficios sociales de los ejercicios siguientes.</w:t>
+        <w:t>. Las pérdidas se enjugarán con las reservas que hayan sido destinadas especialmente para ese propósito y, en su defecto, con la reserva legal. Las reservas cuya finalidad fuere la de absorber determinadas pérdidas no se podrán emplear para cubrir otras distintas, salvo que así lo decida la asamblea. Si la reserva legal fuere insuficiente para enjugar el déficit de capital, se aplicarán a este fin los beneficios sociales de los ejercicios siguientes.</w:t>
       </w:r>
       <w:r>
         <w:rPr>
@@ -12903,7 +12770,6 @@
           <w:p>
             <w:pPr>
               <w:ind w:firstLine="0"/>
-              <w:jc w:val="center"/>
               <w:rPr>
                 <w:lang w:eastAsia="es-CO"/>
               </w:rPr>
@@ -12923,7 +12789,6 @@
           <w:p>
             <w:pPr>
               <w:ind w:firstLine="0"/>
-              <w:jc w:val="center"/>
               <w:rPr>
                 <w:lang w:eastAsia="es-CO"/>
               </w:rPr>
@@ -12961,7 +12826,6 @@
           <w:p>
             <w:pPr>
               <w:pStyle w:val="TextoTablas"/>
-              <w:jc w:val="right"/>
             </w:pPr>
             <w:r>
               <w:t>$5.000.000,00</w:t>
@@ -12996,7 +12860,6 @@
           <w:p>
             <w:pPr>
               <w:pStyle w:val="TextoTablas"/>
-              <w:jc w:val="right"/>
             </w:pPr>
             <w:r>
               <w:t>$1.600.000,00</w:t>
@@ -13028,7 +12891,6 @@
           <w:p>
             <w:pPr>
               <w:pStyle w:val="TextoTablas"/>
-              <w:jc w:val="right"/>
             </w:pPr>
             <w:r>
               <w:t>$3.400.000</w:t>
@@ -13066,7 +12928,6 @@
           <w:p>
             <w:pPr>
               <w:pStyle w:val="TextoTablas"/>
-              <w:jc w:val="right"/>
             </w:pPr>
             <w:r>
               <w:t>$340.000,00</w:t>
@@ -13098,7 +12959,6 @@
           <w:p>
             <w:pPr>
               <w:pStyle w:val="TextoTablas"/>
-              <w:jc w:val="right"/>
             </w:pPr>
             <w:r>
               <w:t>$3.060.000,00</w:t>
@@ -13117,8 +12977,31 @@
         <w:rPr>
           <w:lang w:val="es-419" w:eastAsia="es-CO"/>
         </w:rPr>
-        <w:lastRenderedPageBreak/>
-        <w:t>Frente a la utilidad se aplica el porcentaje vigente definido en cada reforma tributaria, del resultado obtenido, se aplica el 10 % de reserva legal y se resta a la utilidad líquida.</w:t>
+        <w:t>Frente a la utilidad</w:t>
+      </w:r>
+      <w:r>
+        <w:rPr>
+          <w:lang w:val="es-419" w:eastAsia="es-CO"/>
+        </w:rPr>
+        <w:t>,</w:t>
+      </w:r>
+      <w:r>
+        <w:rPr>
+          <w:lang w:val="es-419" w:eastAsia="es-CO"/>
+        </w:rPr>
+        <w:t xml:space="preserve"> se aplica el porcentaje vigente definido en cada reforma tributaria</w:t>
+      </w:r>
+      <w:r>
+        <w:rPr>
+          <w:lang w:val="es-419" w:eastAsia="es-CO"/>
+        </w:rPr>
+        <w:t xml:space="preserve">; </w:t>
+      </w:r>
+      <w:r>
+        <w:rPr>
+          <w:lang w:val="es-419" w:eastAsia="es-CO"/>
+        </w:rPr>
+        <w:t>del resultado obtenido, se aplica el 10 % de reserva legal y se resta a la utilidad líquida.</w:t>
       </w:r>
     </w:p>
     <w:p>
@@ -13154,7 +13037,7 @@
         <w:rPr>
           <w:lang w:val="es-419" w:eastAsia="es-CO"/>
         </w:rPr>
-        <w:t>Se reconocen como otro resultado integral y forman parte del resultado integral total, cuando se producen:</w:t>
+        <w:t>Se reconocen como otro resultado integral y forman parte del resultado integral total cuando se producen:</w:t>
       </w:r>
     </w:p>
     <w:p>
@@ -13270,7 +13153,6 @@
           <w:p>
             <w:pPr>
               <w:ind w:firstLine="0"/>
-              <w:jc w:val="center"/>
               <w:rPr>
                 <w:lang w:eastAsia="es-CO"/>
               </w:rPr>
@@ -13332,7 +13214,6 @@
           <w:p>
             <w:pPr>
               <w:pStyle w:val="TextoTablas"/>
-              <w:jc w:val="right"/>
             </w:pPr>
             <w:r>
               <w:t>500</w:t>
@@ -13361,7 +13242,6 @@
           <w:p>
             <w:pPr>
               <w:pStyle w:val="TextoTablas"/>
-              <w:jc w:val="right"/>
             </w:pPr>
             <w:r>
               <w:t>200</w:t>
@@ -13382,7 +13262,6 @@
               <w:pStyle w:val="TextoTablas"/>
             </w:pPr>
             <w:r>
-              <w:lastRenderedPageBreak/>
               <w:t>Utilidad bruta</w:t>
             </w:r>
           </w:p>
@@ -13394,7 +13273,6 @@
           <w:p>
             <w:pPr>
               <w:pStyle w:val="TextoTablas"/>
-              <w:jc w:val="right"/>
             </w:pPr>
             <w:r>
               <w:t>300</w:t>
@@ -13423,7 +13301,6 @@
           <w:p>
             <w:pPr>
               <w:pStyle w:val="TextoTablas"/>
-              <w:jc w:val="right"/>
             </w:pPr>
             <w:r>
               <w:t>100</w:t>
@@ -13455,7 +13332,6 @@
           <w:p>
             <w:pPr>
               <w:pStyle w:val="TextoTablas"/>
-              <w:jc w:val="right"/>
             </w:pPr>
             <w:r>
               <w:t>200</w:t>
@@ -13484,7 +13360,6 @@
           <w:p>
             <w:pPr>
               <w:pStyle w:val="TextoTablas"/>
-              <w:jc w:val="right"/>
             </w:pPr>
             <w:r>
               <w:t>70</w:t>
@@ -13516,7 +13391,6 @@
           <w:p>
             <w:pPr>
               <w:pStyle w:val="TextoTablas"/>
-              <w:jc w:val="right"/>
             </w:pPr>
             <w:r>
               <w:t>130</w:t>
@@ -13588,7 +13462,6 @@
           <w:p>
             <w:pPr>
               <w:ind w:firstLine="0"/>
-              <w:jc w:val="center"/>
               <w:rPr>
                 <w:lang w:eastAsia="es-CO"/>
               </w:rPr>
@@ -13656,7 +13529,6 @@
           <w:p>
             <w:pPr>
               <w:pStyle w:val="TextoTablas"/>
-              <w:jc w:val="right"/>
             </w:pPr>
             <w:r>
               <w:t>100</w:t>
@@ -13685,7 +13557,6 @@
           <w:p>
             <w:pPr>
               <w:pStyle w:val="TextoTablas"/>
-              <w:jc w:val="right"/>
             </w:pPr>
             <w:r>
               <w:t>150</w:t>
@@ -13717,7 +13588,6 @@
           <w:p>
             <w:pPr>
               <w:pStyle w:val="TextoTablas"/>
-              <w:jc w:val="right"/>
             </w:pPr>
             <w:r>
               <w:t>50</w:t>
@@ -13746,7 +13616,6 @@
           <w:p>
             <w:pPr>
               <w:pStyle w:val="TextoTablas"/>
-              <w:jc w:val="right"/>
             </w:pPr>
             <w:r>
               <w:t>45</w:t>
@@ -13778,7 +13647,6 @@
           <w:p>
             <w:pPr>
               <w:pStyle w:val="TextoTablas"/>
-              <w:jc w:val="right"/>
             </w:pPr>
             <w:r>
               <w:t>345</w:t>
@@ -13807,7 +13675,6 @@
           <w:p>
             <w:pPr>
               <w:pStyle w:val="TextoTablas"/>
-              <w:jc w:val="right"/>
             </w:pPr>
             <w:r>
               <w:t>475</w:t>
@@ -13826,7 +13693,19 @@
         <w:rPr>
           <w:lang w:eastAsia="es-CO"/>
         </w:rPr>
-        <w:t xml:space="preserve">Con el fin de ampliar sus conocimientos sobre la temática, por favor revise </w:t>
+        <w:t>Con el fin de ampliar sus conocimientos sobre la temática, por favor</w:t>
+      </w:r>
+      <w:r>
+        <w:rPr>
+          <w:lang w:eastAsia="es-CO"/>
+        </w:rPr>
+        <w:t>,</w:t>
+      </w:r>
+      <w:r>
+        <w:rPr>
+          <w:lang w:eastAsia="es-CO"/>
+        </w:rPr>
+        <w:t xml:space="preserve"> revise </w:t>
       </w:r>
       <w:r>
         <w:rPr>
@@ -13892,7 +13771,31 @@
         <w:rPr>
           <w:lang w:eastAsia="es-CO"/>
         </w:rPr>
-        <w:t xml:space="preserve">7 “Instrumentos financieros”, </w:t>
+        <w:t xml:space="preserve">7 “Instrumentos </w:t>
+      </w:r>
+      <w:r>
+        <w:rPr>
+          <w:lang w:eastAsia="es-CO"/>
+        </w:rPr>
+        <w:t>F</w:t>
+      </w:r>
+      <w:r>
+        <w:rPr>
+          <w:lang w:eastAsia="es-CO"/>
+        </w:rPr>
+        <w:t>inancieros</w:t>
+      </w:r>
+      <w:r>
+        <w:rPr>
+          <w:lang w:eastAsia="es-CO"/>
+        </w:rPr>
+        <w:t>: información a Revelar</w:t>
+      </w:r>
+      <w:r>
+        <w:rPr>
+          <w:lang w:eastAsia="es-CO"/>
+        </w:rPr>
+        <w:t xml:space="preserve">”, </w:t>
       </w:r>
       <w:r>
         <w:rPr>
@@ -13910,7 +13813,19 @@
         <w:rPr>
           <w:lang w:eastAsia="es-CO"/>
         </w:rPr>
-        <w:t>NIIF 9 Instrumentos Financieros</w:t>
+        <w:t>NI</w:t>
+      </w:r>
+      <w:r>
+        <w:rPr>
+          <w:lang w:eastAsia="es-CO"/>
+        </w:rPr>
+        <w:t>I</w:t>
+      </w:r>
+      <w:r>
+        <w:rPr>
+          <w:lang w:eastAsia="es-CO"/>
+        </w:rPr>
+        <w:t>F 9 Instrumentos Financieros</w:t>
       </w:r>
       <w:r>
         <w:rPr>
@@ -13952,20 +13867,55 @@
         <w:rPr>
           <w:lang w:eastAsia="es-CO"/>
         </w:rPr>
-        <w:t xml:space="preserve">”, Convergencia con las normas internacionales de información financiera NIFF en Colombia “Activos y pasivos financieros”, </w:t>
-      </w:r>
-      <w:r>
-        <w:rPr>
-          <w:lang w:eastAsia="es-CO"/>
-        </w:rPr>
-        <w:t xml:space="preserve">Documento de orientación </w:t>
-      </w:r>
-      <w:r>
-        <w:rPr>
-          <w:lang w:eastAsia="es-CO"/>
-        </w:rPr>
-        <w:lastRenderedPageBreak/>
-        <w:t>técnica 001 “Contabilidad bajo los nuevos marcos técnicos normativos”</w:t>
+        <w:t xml:space="preserve">”, Convergencia con las normas internacionales de información financiera </w:t>
+      </w:r>
+      <w:r>
+        <w:rPr>
+          <w:lang w:eastAsia="es-CO"/>
+        </w:rPr>
+        <w:t>(</w:t>
+      </w:r>
+      <w:r>
+        <w:rPr>
+          <w:lang w:eastAsia="es-CO"/>
+        </w:rPr>
+        <w:t>NI</w:t>
+      </w:r>
+      <w:r>
+        <w:rPr>
+          <w:lang w:eastAsia="es-CO"/>
+        </w:rPr>
+        <w:t>I</w:t>
+      </w:r>
+      <w:r>
+        <w:rPr>
+          <w:lang w:eastAsia="es-CO"/>
+        </w:rPr>
+        <w:t>F</w:t>
+      </w:r>
+      <w:r>
+        <w:rPr>
+          <w:lang w:eastAsia="es-CO"/>
+        </w:rPr>
+        <w:t>)</w:t>
+      </w:r>
+      <w:r>
+        <w:rPr>
+          <w:lang w:eastAsia="es-CO"/>
+        </w:rPr>
+        <w:t xml:space="preserve"> en Colombia “Activos y pasivos financieros”, </w:t>
+      </w:r>
+      <w:r>
+        <w:rPr>
+          <w:lang w:eastAsia="es-CO"/>
+        </w:rPr>
+        <w:t>Documento de orientación técnica 001 “Contabilidad bajo los nuevos marcos técnicos normativos”</w:t>
+      </w:r>
+      <w:r>
+        <w:rPr>
+          <w:lang w:eastAsia="es-CO"/>
+        </w:rPr>
+        <w:t>,</w:t>
       </w:r>
       <w:r>
         <w:rPr>
@@ -14020,7 +13970,6 @@
         <w:rPr>
           <w:lang w:val="es-CO"/>
         </w:rPr>
-        <w:lastRenderedPageBreak/>
         <w:t>Síntesis</w:t>
       </w:r>
       <w:bookmarkEnd w:id="15"/>
@@ -14132,7 +14081,6 @@
         <w:rPr>
           <w:lang w:val="es-CO"/>
         </w:rPr>
-        <w:lastRenderedPageBreak/>
         <w:t>Material complementario</w:t>
       </w:r>
       <w:bookmarkEnd w:id="16"/>
@@ -14597,7 +14545,6 @@
         <w:rPr>
           <w:lang w:val="es-CO"/>
         </w:rPr>
-        <w:lastRenderedPageBreak/>
         <w:t>Glosario</w:t>
       </w:r>
       <w:bookmarkEnd w:id="17"/>
@@ -14671,7 +14618,6 @@
           <w:b/>
           <w:bCs/>
         </w:rPr>
-        <w:lastRenderedPageBreak/>
         <w:t>Depreciación: </w:t>
       </w:r>
       <w:r>
@@ -14705,7 +14651,6 @@
         <w:rPr>
           <w:lang w:val="es-CO"/>
         </w:rPr>
-        <w:lastRenderedPageBreak/>
         <w:t>Referencias bibliográficas</w:t>
       </w:r>
       <w:bookmarkEnd w:id="18"/>
@@ -14829,7 +14774,6 @@
         <w:rPr>
           <w:lang w:val="es-CO"/>
         </w:rPr>
-        <w:lastRenderedPageBreak/>
         <w:t>Créditos</w:t>
       </w:r>
       <w:bookmarkEnd w:id="19"/>
@@ -15183,7 +15127,7 @@
               <w:rPr>
                 <w:lang w:val="es-CO"/>
               </w:rPr>
-              <w:t>Centro para la Industria de la Comunicación Gráfica. - Regional Distrito Capital</w:t>
+              <w:t>Centro para la Industria de la Comunicación Gráfica - Regional Distrito Capital</w:t>
             </w:r>
           </w:p>
         </w:tc>
@@ -15455,7 +15399,7 @@
               <w:rPr>
                 <w:lang w:val="es-CO"/>
               </w:rPr>
-              <w:t>Aixa Natalia Sendoya Fernández</w:t>
+              <w:t>Jaime Hernán Tejada Llano</w:t>
             </w:r>
           </w:p>
         </w:tc>
@@ -15535,7 +15479,7 @@
               <w:rPr>
                 <w:lang w:val="es-CO"/>
               </w:rPr>
-              <w:t>Jaime Hernán Tejada Llano</w:t>
+              <w:t>Raúl Mosquera Serrano</w:t>
             </w:r>
           </w:p>
         </w:tc>
@@ -15554,13 +15498,13 @@
               <w:rPr>
                 <w:lang w:val="es-CO"/>
               </w:rPr>
-              <w:t>V</w:t>
+              <w:t>E</w:t>
             </w:r>
             <w:r>
               <w:rPr>
                 <w:lang w:val="es-CO"/>
               </w:rPr>
-              <w:t>alidador de recursos educativos digitales</w:t>
+              <w:t>valuador para contenidos inclusivos y accesibles</w:t>
             </w:r>
           </w:p>
         </w:tc>
@@ -15597,86 +15541,6 @@
         </w:tc>
       </w:tr>
       <w:tr>
-        <w:tc>
-          <w:tcPr>
-            <w:tcW w:w="2830" w:type="dxa"/>
-          </w:tcPr>
-          <w:p>
-            <w:pPr>
-              <w:pStyle w:val="TextoTablas"/>
-              <w:rPr>
-                <w:lang w:val="es-CO"/>
-              </w:rPr>
-            </w:pPr>
-            <w:r>
-              <w:rPr>
-                <w:lang w:val="es-CO"/>
-              </w:rPr>
-              <w:t>Raúl Mosquera Serrano</w:t>
-            </w:r>
-          </w:p>
-        </w:tc>
-        <w:tc>
-          <w:tcPr>
-            <w:tcW w:w="3261" w:type="dxa"/>
-          </w:tcPr>
-          <w:p>
-            <w:pPr>
-              <w:pStyle w:val="TextoTablas"/>
-              <w:rPr>
-                <w:lang w:val="es-CO"/>
-              </w:rPr>
-            </w:pPr>
-            <w:r>
-              <w:rPr>
-                <w:lang w:val="es-CO"/>
-              </w:rPr>
-              <w:t>E</w:t>
-            </w:r>
-            <w:r>
-              <w:rPr>
-                <w:lang w:val="es-CO"/>
-              </w:rPr>
-              <w:t>valuador para contenidos inclusivos y accesibles</w:t>
-            </w:r>
-          </w:p>
-        </w:tc>
-        <w:tc>
-          <w:tcPr>
-            <w:tcW w:w="3969" w:type="dxa"/>
-          </w:tcPr>
-          <w:p>
-            <w:pPr>
-              <w:pStyle w:val="TextoTablas"/>
-              <w:rPr>
-                <w:lang w:val="es-CO"/>
-              </w:rPr>
-            </w:pPr>
-            <w:r>
-              <w:rPr>
-                <w:lang w:val="es-CO"/>
-              </w:rPr>
-              <w:t>Centro Agroempresarial y Desarrollo Pecuario</w:t>
-            </w:r>
-            <w:r>
-              <w:rPr>
-                <w:lang w:val="es-CO"/>
-              </w:rPr>
-              <w:t xml:space="preserve"> - </w:t>
-            </w:r>
-            <w:r>
-              <w:rPr>
-                <w:lang w:val="es-CO"/>
-              </w:rPr>
-              <w:t>Regional Huila</w:t>
-            </w:r>
-          </w:p>
-        </w:tc>
-      </w:tr>
-      <w:tr>
-        <w:trPr>
-          <w:cnfStyle w:val="000000100000" w:firstRow="0" w:lastRow="0" w:firstColumn="0" w:lastColumn="0" w:oddVBand="0" w:evenVBand="0" w:oddHBand="1" w:evenHBand="0" w:firstRowFirstColumn="0" w:firstRowLastColumn="0" w:lastRowFirstColumn="0" w:lastRowLastColumn="0"/>
-        </w:trPr>
         <w:tc>
           <w:tcPr>
             <w:tcW w:w="2830" w:type="dxa"/>
@@ -15776,7 +15640,7 @@
 </file>
 
 <file path=word/endnotes.xml><?xml version="1.0" encoding="utf-8"?>
-<w:endnotes xmlns:wpc="http://schemas.microsoft.com/office/word/2010/wordprocessingCanvas" xmlns:cx="http://schemas.microsoft.com/office/drawing/2014/chartex" xmlns:cx1="http://schemas.microsoft.com/office/drawing/2015/9/8/chartex" xmlns:cx2="http://schemas.microsoft.com/office/drawing/2015/10/21/chartex" xmlns:cx3="http://schemas.microsoft.com/office/drawing/2016/5/9/chartex" xmlns:cx4="http://schemas.microsoft.com/office/drawing/2016/5/10/chartex" xmlns:cx5="http://schemas.microsoft.com/office/drawing/2016/5/11/chartex" xmlns:cx6="http://schemas.microsoft.com/office/drawing/2016/5/12/chartex" xmlns:cx7="http://schemas.microsoft.com/office/drawing/2016/5/13/chartex" xmlns:cx8="http://schemas.microsoft.com/office/drawing/2016/5/14/chartex" xmlns:mc="http://schemas.openxmlformats.org/markup-compatibility/2006" xmlns:aink="http://schemas.microsoft.com/office/drawing/2016/ink" xmlns:am3d="http://schemas.microsoft.com/office/drawing/2017/model3d" xmlns:o="urn:schemas-microsoft-com:office:office" xmlns:oel="http://schemas.microsoft.com/office/2019/extlst" xmlns:r="http://schemas.openxmlformats.org/officeDocument/2006/relationships" xmlns:m="http://schemas.openxmlformats.org/officeDocument/2006/math" xmlns:v="urn:schemas-microsoft-com:vml" xmlns:wp14="http://schemas.microsoft.com/office/word/2010/wordprocessingDrawing" xmlns:wp="http://schemas.openxmlformats.org/drawingml/2006/wordprocessingDrawing" xmlns:w10="urn:schemas-microsoft-com:office:word" xmlns:w="http://schemas.openxmlformats.org/wordprocessingml/2006/main" xmlns:w14="http://schemas.microsoft.com/office/word/2010/wordml" xmlns:w15="http://schemas.microsoft.com/office/word/2012/wordml" xmlns:w16cex="http://schemas.microsoft.com/office/word/2018/wordml/cex" xmlns:w16cid="http://schemas.microsoft.com/office/word/2016/wordml/cid" xmlns:w16="http://schemas.microsoft.com/office/word/2018/wordml" xmlns:w16du="http://schemas.microsoft.com/office/word/2023/wordml/word16du" xmlns:w16sdtdh="http://schemas.microsoft.com/office/word/2020/wordml/sdtdatahash" xmlns:w16se="http://schemas.microsoft.com/office/word/2015/wordml/symex" xmlns:wpg="http://schemas.microsoft.com/office/word/2010/wordprocessingGroup" xmlns:wpi="http://schemas.microsoft.com/office/word/2010/wordprocessingInk" xmlns:wne="http://schemas.microsoft.com/office/word/2006/wordml" xmlns:wps="http://schemas.microsoft.com/office/word/2010/wordprocessingShape" mc:Ignorable="w14 w15 w16se w16cid w16 w16cex w16sdtdh w16du wp14">
+<w:endnotes xmlns:wpc="http://schemas.microsoft.com/office/word/2010/wordprocessingCanvas" xmlns:cx="http://schemas.microsoft.com/office/drawing/2014/chartex" xmlns:cx1="http://schemas.microsoft.com/office/drawing/2015/9/8/chartex" xmlns:cx2="http://schemas.microsoft.com/office/drawing/2015/10/21/chartex" xmlns:cx3="http://schemas.microsoft.com/office/drawing/2016/5/9/chartex" xmlns:cx4="http://schemas.microsoft.com/office/drawing/2016/5/10/chartex" xmlns:cx5="http://schemas.microsoft.com/office/drawing/2016/5/11/chartex" xmlns:cx6="http://schemas.microsoft.com/office/drawing/2016/5/12/chartex" xmlns:cx7="http://schemas.microsoft.com/office/drawing/2016/5/13/chartex" xmlns:cx8="http://schemas.microsoft.com/office/drawing/2016/5/14/chartex" xmlns:mc="http://schemas.openxmlformats.org/markup-compatibility/2006" xmlns:aink="http://schemas.microsoft.com/office/drawing/2016/ink" xmlns:am3d="http://schemas.microsoft.com/office/drawing/2017/model3d" xmlns:o="urn:schemas-microsoft-com:office:office" xmlns:r="http://schemas.openxmlformats.org/officeDocument/2006/relationships" xmlns:m="http://schemas.openxmlformats.org/officeDocument/2006/math" xmlns:v="urn:schemas-microsoft-com:vml" xmlns:wp14="http://schemas.microsoft.com/office/word/2010/wordprocessingDrawing" xmlns:wp="http://schemas.openxmlformats.org/drawingml/2006/wordprocessingDrawing" xmlns:w10="urn:schemas-microsoft-com:office:word" xmlns:w="http://schemas.openxmlformats.org/wordprocessingml/2006/main" xmlns:w14="http://schemas.microsoft.com/office/word/2010/wordml" xmlns:w15="http://schemas.microsoft.com/office/word/2012/wordml" xmlns:w16cex="http://schemas.microsoft.com/office/word/2018/wordml/cex" xmlns:w16cid="http://schemas.microsoft.com/office/word/2016/wordml/cid" xmlns:w16="http://schemas.microsoft.com/office/word/2018/wordml" xmlns:w16se="http://schemas.microsoft.com/office/word/2015/wordml/symex" xmlns:wpg="http://schemas.microsoft.com/office/word/2010/wordprocessingGroup" xmlns:wpi="http://schemas.microsoft.com/office/word/2010/wordprocessingInk" xmlns:wne="http://schemas.microsoft.com/office/word/2006/wordml" xmlns:wps="http://schemas.microsoft.com/office/word/2010/wordprocessingShape" mc:Ignorable="w14 w15 w16se w16cid w16 w16cex wp14">
   <w:endnote w:type="separator" w:id="-1">
     <w:p>
       <w:pPr>
@@ -15801,7 +15665,7 @@
 </file>
 
 <file path=word/footer1.xml><?xml version="1.0" encoding="utf-8"?>
-<w:ftr xmlns:wpc="http://schemas.microsoft.com/office/word/2010/wordprocessingCanvas" xmlns:cx="http://schemas.microsoft.com/office/drawing/2014/chartex" xmlns:cx1="http://schemas.microsoft.com/office/drawing/2015/9/8/chartex" xmlns:cx2="http://schemas.microsoft.com/office/drawing/2015/10/21/chartex" xmlns:cx3="http://schemas.microsoft.com/office/drawing/2016/5/9/chartex" xmlns:cx4="http://schemas.microsoft.com/office/drawing/2016/5/10/chartex" xmlns:cx5="http://schemas.microsoft.com/office/drawing/2016/5/11/chartex" xmlns:cx6="http://schemas.microsoft.com/office/drawing/2016/5/12/chartex" xmlns:cx7="http://schemas.microsoft.com/office/drawing/2016/5/13/chartex" xmlns:cx8="http://schemas.microsoft.com/office/drawing/2016/5/14/chartex" xmlns:mc="http://schemas.openxmlformats.org/markup-compatibility/2006" xmlns:aink="http://schemas.microsoft.com/office/drawing/2016/ink" xmlns:am3d="http://schemas.microsoft.com/office/drawing/2017/model3d" xmlns:o="urn:schemas-microsoft-com:office:office" xmlns:oel="http://schemas.microsoft.com/office/2019/extlst" xmlns:r="http://schemas.openxmlformats.org/officeDocument/2006/relationships" xmlns:m="http://schemas.openxmlformats.org/officeDocument/2006/math" xmlns:v="urn:schemas-microsoft-com:vml" xmlns:wp14="http://schemas.microsoft.com/office/word/2010/wordprocessingDrawing" xmlns:wp="http://schemas.openxmlformats.org/drawingml/2006/wordprocessingDrawing" xmlns:w10="urn:schemas-microsoft-com:office:word" xmlns:w="http://schemas.openxmlformats.org/wordprocessingml/2006/main" xmlns:w14="http://schemas.microsoft.com/office/word/2010/wordml" xmlns:w15="http://schemas.microsoft.com/office/word/2012/wordml" xmlns:w16cex="http://schemas.microsoft.com/office/word/2018/wordml/cex" xmlns:w16cid="http://schemas.microsoft.com/office/word/2016/wordml/cid" xmlns:w16="http://schemas.microsoft.com/office/word/2018/wordml" xmlns:w16du="http://schemas.microsoft.com/office/word/2023/wordml/word16du" xmlns:w16sdtdh="http://schemas.microsoft.com/office/word/2020/wordml/sdtdatahash" xmlns:w16se="http://schemas.microsoft.com/office/word/2015/wordml/symex" xmlns:wpg="http://schemas.microsoft.com/office/word/2010/wordprocessingGroup" xmlns:wpi="http://schemas.microsoft.com/office/word/2010/wordprocessingInk" xmlns:wne="http://schemas.microsoft.com/office/word/2006/wordml" xmlns:wps="http://schemas.microsoft.com/office/word/2010/wordprocessingShape" mc:Ignorable="w14 w15 w16se w16cid w16 w16cex w16sdtdh w16du wp14">
+<w:ftr xmlns:wpc="http://schemas.microsoft.com/office/word/2010/wordprocessingCanvas" xmlns:cx="http://schemas.microsoft.com/office/drawing/2014/chartex" xmlns:cx1="http://schemas.microsoft.com/office/drawing/2015/9/8/chartex" xmlns:cx2="http://schemas.microsoft.com/office/drawing/2015/10/21/chartex" xmlns:cx3="http://schemas.microsoft.com/office/drawing/2016/5/9/chartex" xmlns:cx4="http://schemas.microsoft.com/office/drawing/2016/5/10/chartex" xmlns:cx5="http://schemas.microsoft.com/office/drawing/2016/5/11/chartex" xmlns:cx6="http://schemas.microsoft.com/office/drawing/2016/5/12/chartex" xmlns:cx7="http://schemas.microsoft.com/office/drawing/2016/5/13/chartex" xmlns:cx8="http://schemas.microsoft.com/office/drawing/2016/5/14/chartex" xmlns:mc="http://schemas.openxmlformats.org/markup-compatibility/2006" xmlns:aink="http://schemas.microsoft.com/office/drawing/2016/ink" xmlns:am3d="http://schemas.microsoft.com/office/drawing/2017/model3d" xmlns:o="urn:schemas-microsoft-com:office:office" xmlns:r="http://schemas.openxmlformats.org/officeDocument/2006/relationships" xmlns:m="http://schemas.openxmlformats.org/officeDocument/2006/math" xmlns:v="urn:schemas-microsoft-com:vml" xmlns:wp14="http://schemas.microsoft.com/office/word/2010/wordprocessingDrawing" xmlns:wp="http://schemas.openxmlformats.org/drawingml/2006/wordprocessingDrawing" xmlns:w10="urn:schemas-microsoft-com:office:word" xmlns:w="http://schemas.openxmlformats.org/wordprocessingml/2006/main" xmlns:w14="http://schemas.microsoft.com/office/word/2010/wordml" xmlns:w15="http://schemas.microsoft.com/office/word/2012/wordml" xmlns:w16cex="http://schemas.microsoft.com/office/word/2018/wordml/cex" xmlns:w16cid="http://schemas.microsoft.com/office/word/2016/wordml/cid" xmlns:w16="http://schemas.microsoft.com/office/word/2018/wordml" xmlns:w16se="http://schemas.microsoft.com/office/word/2015/wordml/symex" xmlns:wpg="http://schemas.microsoft.com/office/word/2010/wordprocessingGroup" xmlns:wpi="http://schemas.microsoft.com/office/word/2010/wordprocessingInk" xmlns:wne="http://schemas.microsoft.com/office/word/2006/wordml" xmlns:wps="http://schemas.microsoft.com/office/word/2010/wordprocessingShape" mc:Ignorable="w14 w15 w16se w16cid w16 w16cex wp14">
   <w:sdt>
     <w:sdtPr>
       <w:id w:val="-1465197936"/>
@@ -15810,134 +15674,13 @@
         <w:docPartUnique/>
       </w:docPartObj>
     </w:sdtPr>
+    <w:sdtEndPr/>
     <w:sdtContent>
       <w:p>
         <w:pPr>
           <w:pStyle w:val="Piedepgina"/>
           <w:jc w:val="right"/>
         </w:pPr>
-        <w:r>
-          <w:rPr>
-            <w:noProof/>
-            <w:lang w:eastAsia="es-CO"/>
-          </w:rPr>
-          <mc:AlternateContent>
-            <mc:Choice Requires="wps">
-              <w:drawing>
-                <wp:anchor distT="45720" distB="45720" distL="114300" distR="114300" simplePos="0" relativeHeight="251661312" behindDoc="0" locked="0" layoutInCell="1" allowOverlap="1" wp14:anchorId="797C42AF" wp14:editId="60C5BEAC">
-                  <wp:simplePos x="0" y="0"/>
-                  <wp:positionH relativeFrom="column">
-                    <wp:posOffset>204470</wp:posOffset>
-                  </wp:positionH>
-                  <wp:positionV relativeFrom="paragraph">
-                    <wp:posOffset>7970</wp:posOffset>
-                  </wp:positionV>
-                  <wp:extent cx="5780690" cy="525518"/>
-                  <wp:effectExtent l="0" t="0" r="0" b="8255"/>
-                  <wp:wrapNone/>
-                  <wp:docPr id="1215982720" name="Cuadro de texto 2">
-                    <a:extLst xmlns:a="http://schemas.openxmlformats.org/drawingml/2006/main">
-                      <a:ext uri="{C183D7F6-B498-43B3-948B-1728B52AA6E4}">
-                        <adec:decorative xmlns:adec="http://schemas.microsoft.com/office/drawing/2017/decorative" val="1"/>
-                      </a:ext>
-                    </a:extLst>
-                  </wp:docPr>
-                  <wp:cNvGraphicFramePr>
-                    <a:graphicFrameLocks xmlns:a="http://schemas.openxmlformats.org/drawingml/2006/main"/>
-                  </wp:cNvGraphicFramePr>
-                  <a:graphic xmlns:a="http://schemas.openxmlformats.org/drawingml/2006/main">
-                    <a:graphicData uri="http://schemas.microsoft.com/office/word/2010/wordprocessingShape">
-                      <wps:wsp>
-                        <wps:cNvSpPr txBox="1">
-                          <a:spLocks noChangeArrowheads="1"/>
-                        </wps:cNvSpPr>
-                        <wps:spPr bwMode="auto">
-                          <a:xfrm>
-                            <a:off x="0" y="0"/>
-                            <a:ext cx="5780690" cy="525518"/>
-                          </a:xfrm>
-                          <a:prstGeom prst="rect">
-                            <a:avLst/>
-                          </a:prstGeom>
-                          <a:solidFill>
-                            <a:srgbClr val="FFFFFF"/>
-                          </a:solidFill>
-                          <a:ln w="9525">
-                            <a:noFill/>
-                            <a:miter lim="800000"/>
-                            <a:headEnd/>
-                            <a:tailEnd/>
-                          </a:ln>
-                        </wps:spPr>
-                        <wps:txbx>
-                          <w:txbxContent>
-                            <w:p>
-                              <w:pPr>
-                                <w:spacing w:before="0"/>
-                                <w:jc w:val="center"/>
-                                <w:rPr>
-                                  <w:b/>
-                                  <w:bCs/>
-                                </w:rPr>
-                              </w:pPr>
-                              <w:r>
-                                <w:rPr>
-                                  <w:b/>
-                                  <w:bCs/>
-                                </w:rPr>
-                                <w:t>Grupo de Ejecución de la Formación Virtual</w:t>
-                              </w:r>
-                            </w:p>
-                          </w:txbxContent>
-                        </wps:txbx>
-                        <wps:bodyPr rot="0" vert="horz" wrap="square" lIns="91440" tIns="45720" rIns="91440" bIns="45720" anchor="t" anchorCtr="0">
-                          <a:noAutofit/>
-                        </wps:bodyPr>
-                      </wps:wsp>
-                    </a:graphicData>
-                  </a:graphic>
-                  <wp14:sizeRelH relativeFrom="margin">
-                    <wp14:pctWidth>0</wp14:pctWidth>
-                  </wp14:sizeRelH>
-                  <wp14:sizeRelV relativeFrom="margin">
-                    <wp14:pctHeight>0</wp14:pctHeight>
-                  </wp14:sizeRelV>
-                </wp:anchor>
-              </w:drawing>
-            </mc:Choice>
-            <mc:Fallback>
-              <w:pict>
-                <v:shapetype w14:anchorId="797C42AF" id="_x0000_t202" coordsize="21600,21600" o:spt="202" path="m,l,21600r21600,l21600,xe">
-                  <v:stroke joinstyle="miter"/>
-                  <v:path gradientshapeok="t" o:connecttype="rect"/>
-                </v:shapetype>
-                <v:shape id="_x0000_s1027" type="#_x0000_t202" alt="&quot;&quot;" style="position:absolute;left:0;text-align:left;margin-left:16.1pt;margin-top:.65pt;width:455.15pt;height:41.4pt;z-index:251661312;visibility:visible;mso-wrap-style:square;mso-width-percent:0;mso-height-percent:0;mso-wrap-distance-left:9pt;mso-wrap-distance-top:3.6pt;mso-wrap-distance-right:9pt;mso-wrap-distance-bottom:3.6pt;mso-position-horizontal:absolute;mso-position-horizontal-relative:text;mso-position-vertical:absolute;mso-position-vertical-relative:text;mso-width-percent:0;mso-height-percent:0;mso-width-relative:margin;mso-height-relative:margin;v-text-anchor:top" o:gfxdata="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" stroked="f">
-                  <v:textbox>
-                    <w:txbxContent>
-                      <w:p>
-                        <w:pPr>
-                          <w:spacing w:before="0"/>
-                          <w:jc w:val="center"/>
-                          <w:rPr>
-                            <w:b/>
-                            <w:bCs/>
-                          </w:rPr>
-                        </w:pPr>
-                        <w:r>
-                          <w:rPr>
-                            <w:b/>
-                            <w:bCs/>
-                          </w:rPr>
-                          <w:t>Grupo de Ejecución de la Formación Virtual</w:t>
-                        </w:r>
-                      </w:p>
-                    </w:txbxContent>
-                  </v:textbox>
-                </v:shape>
-              </w:pict>
-            </mc:Fallback>
-          </mc:AlternateContent>
-        </w:r>
         <w:r>
           <w:fldChar w:fldCharType="begin"/>
         </w:r>
@@ -15968,7 +15711,7 @@
 </file>
 
 <file path=word/footnotes.xml><?xml version="1.0" encoding="utf-8"?>
-<w:footnotes xmlns:wpc="http://schemas.microsoft.com/office/word/2010/wordprocessingCanvas" xmlns:cx="http://schemas.microsoft.com/office/drawing/2014/chartex" xmlns:cx1="http://schemas.microsoft.com/office/drawing/2015/9/8/chartex" xmlns:cx2="http://schemas.microsoft.com/office/drawing/2015/10/21/chartex" xmlns:cx3="http://schemas.microsoft.com/office/drawing/2016/5/9/chartex" xmlns:cx4="http://schemas.microsoft.com/office/drawing/2016/5/10/chartex" xmlns:cx5="http://schemas.microsoft.com/office/drawing/2016/5/11/chartex" xmlns:cx6="http://schemas.microsoft.com/office/drawing/2016/5/12/chartex" xmlns:cx7="http://schemas.microsoft.com/office/drawing/2016/5/13/chartex" xmlns:cx8="http://schemas.microsoft.com/office/drawing/2016/5/14/chartex" xmlns:mc="http://schemas.openxmlformats.org/markup-compatibility/2006" xmlns:aink="http://schemas.microsoft.com/office/drawing/2016/ink" xmlns:am3d="http://schemas.microsoft.com/office/drawing/2017/model3d" xmlns:o="urn:schemas-microsoft-com:office:office" xmlns:oel="http://schemas.microsoft.com/office/2019/extlst" xmlns:r="http://schemas.openxmlformats.org/officeDocument/2006/relationships" xmlns:m="http://schemas.openxmlformats.org/officeDocument/2006/math" xmlns:v="urn:schemas-microsoft-com:vml" xmlns:wp14="http://schemas.microsoft.com/office/word/2010/wordprocessingDrawing" xmlns:wp="http://schemas.openxmlformats.org/drawingml/2006/wordprocessingDrawing" xmlns:w10="urn:schemas-microsoft-com:office:word" xmlns:w="http://schemas.openxmlformats.org/wordprocessingml/2006/main" xmlns:w14="http://schemas.microsoft.com/office/word/2010/wordml" xmlns:w15="http://schemas.microsoft.com/office/word/2012/wordml" xmlns:w16cex="http://schemas.microsoft.com/office/word/2018/wordml/cex" xmlns:w16cid="http://schemas.microsoft.com/office/word/2016/wordml/cid" xmlns:w16="http://schemas.microsoft.com/office/word/2018/wordml" xmlns:w16du="http://schemas.microsoft.com/office/word/2023/wordml/word16du" xmlns:w16sdtdh="http://schemas.microsoft.com/office/word/2020/wordml/sdtdatahash" xmlns:w16se="http://schemas.microsoft.com/office/word/2015/wordml/symex" xmlns:wpg="http://schemas.microsoft.com/office/word/2010/wordprocessingGroup" xmlns:wpi="http://schemas.microsoft.com/office/word/2010/wordprocessingInk" xmlns:wne="http://schemas.microsoft.com/office/word/2006/wordml" xmlns:wps="http://schemas.microsoft.com/office/word/2010/wordprocessingShape" mc:Ignorable="w14 w15 w16se w16cid w16 w16cex w16sdtdh w16du wp14">
+<w:footnotes xmlns:wpc="http://schemas.microsoft.com/office/word/2010/wordprocessingCanvas" xmlns:cx="http://schemas.microsoft.com/office/drawing/2014/chartex" xmlns:cx1="http://schemas.microsoft.com/office/drawing/2015/9/8/chartex" xmlns:cx2="http://schemas.microsoft.com/office/drawing/2015/10/21/chartex" xmlns:cx3="http://schemas.microsoft.com/office/drawing/2016/5/9/chartex" xmlns:cx4="http://schemas.microsoft.com/office/drawing/2016/5/10/chartex" xmlns:cx5="http://schemas.microsoft.com/office/drawing/2016/5/11/chartex" xmlns:cx6="http://schemas.microsoft.com/office/drawing/2016/5/12/chartex" xmlns:cx7="http://schemas.microsoft.com/office/drawing/2016/5/13/chartex" xmlns:cx8="http://schemas.microsoft.com/office/drawing/2016/5/14/chartex" xmlns:mc="http://schemas.openxmlformats.org/markup-compatibility/2006" xmlns:aink="http://schemas.microsoft.com/office/drawing/2016/ink" xmlns:am3d="http://schemas.microsoft.com/office/drawing/2017/model3d" xmlns:o="urn:schemas-microsoft-com:office:office" xmlns:r="http://schemas.openxmlformats.org/officeDocument/2006/relationships" xmlns:m="http://schemas.openxmlformats.org/officeDocument/2006/math" xmlns:v="urn:schemas-microsoft-com:vml" xmlns:wp14="http://schemas.microsoft.com/office/word/2010/wordprocessingDrawing" xmlns:wp="http://schemas.openxmlformats.org/drawingml/2006/wordprocessingDrawing" xmlns:w10="urn:schemas-microsoft-com:office:word" xmlns:w="http://schemas.openxmlformats.org/wordprocessingml/2006/main" xmlns:w14="http://schemas.microsoft.com/office/word/2010/wordml" xmlns:w15="http://schemas.microsoft.com/office/word/2012/wordml" xmlns:w16cex="http://schemas.microsoft.com/office/word/2018/wordml/cex" xmlns:w16cid="http://schemas.microsoft.com/office/word/2016/wordml/cid" xmlns:w16="http://schemas.microsoft.com/office/word/2018/wordml" xmlns:w16se="http://schemas.microsoft.com/office/word/2015/wordml/symex" xmlns:wpg="http://schemas.microsoft.com/office/word/2010/wordprocessingGroup" xmlns:wpi="http://schemas.microsoft.com/office/word/2010/wordprocessingInk" xmlns:wne="http://schemas.microsoft.com/office/word/2006/wordml" xmlns:wps="http://schemas.microsoft.com/office/word/2010/wordprocessingShape" mc:Ignorable="w14 w15 w16se w16cid w16 w16cex wp14">
   <w:footnote w:type="separator" w:id="-1">
     <w:p>
       <w:pPr>
@@ -15993,7 +15736,7 @@
 </file>
 
 <file path=word/header1.xml><?xml version="1.0" encoding="utf-8"?>
-<w:hdr xmlns:wpc="http://schemas.microsoft.com/office/word/2010/wordprocessingCanvas" xmlns:cx="http://schemas.microsoft.com/office/drawing/2014/chartex" xmlns:cx1="http://schemas.microsoft.com/office/drawing/2015/9/8/chartex" xmlns:cx2="http://schemas.microsoft.com/office/drawing/2015/10/21/chartex" xmlns:cx3="http://schemas.microsoft.com/office/drawing/2016/5/9/chartex" xmlns:cx4="http://schemas.microsoft.com/office/drawing/2016/5/10/chartex" xmlns:cx5="http://schemas.microsoft.com/office/drawing/2016/5/11/chartex" xmlns:cx6="http://schemas.microsoft.com/office/drawing/2016/5/12/chartex" xmlns:cx7="http://schemas.microsoft.com/office/drawing/2016/5/13/chartex" xmlns:cx8="http://schemas.microsoft.com/office/drawing/2016/5/14/chartex" xmlns:mc="http://schemas.openxmlformats.org/markup-compatibility/2006" xmlns:aink="http://schemas.microsoft.com/office/drawing/2016/ink" xmlns:am3d="http://schemas.microsoft.com/office/drawing/2017/model3d" xmlns:o="urn:schemas-microsoft-com:office:office" xmlns:oel="http://schemas.microsoft.com/office/2019/extlst" xmlns:r="http://schemas.openxmlformats.org/officeDocument/2006/relationships" xmlns:m="http://schemas.openxmlformats.org/officeDocument/2006/math" xmlns:v="urn:schemas-microsoft-com:vml" xmlns:wp14="http://schemas.microsoft.com/office/word/2010/wordprocessingDrawing" xmlns:wp="http://schemas.openxmlformats.org/drawingml/2006/wordprocessingDrawing" xmlns:w10="urn:schemas-microsoft-com:office:word" xmlns:w="http://schemas.openxmlformats.org/wordprocessingml/2006/main" xmlns:w14="http://schemas.microsoft.com/office/word/2010/wordml" xmlns:w15="http://schemas.microsoft.com/office/word/2012/wordml" xmlns:w16cex="http://schemas.microsoft.com/office/word/2018/wordml/cex" xmlns:w16cid="http://schemas.microsoft.com/office/word/2016/wordml/cid" xmlns:w16="http://schemas.microsoft.com/office/word/2018/wordml" xmlns:w16du="http://schemas.microsoft.com/office/word/2023/wordml/word16du" xmlns:w16sdtdh="http://schemas.microsoft.com/office/word/2020/wordml/sdtdatahash" xmlns:w16se="http://schemas.microsoft.com/office/word/2015/wordml/symex" xmlns:wpg="http://schemas.microsoft.com/office/word/2010/wordprocessingGroup" xmlns:wpi="http://schemas.microsoft.com/office/word/2010/wordprocessingInk" xmlns:wne="http://schemas.microsoft.com/office/word/2006/wordml" xmlns:wps="http://schemas.microsoft.com/office/word/2010/wordprocessingShape" mc:Ignorable="w14 w15 w16se w16cid w16 w16cex w16sdtdh w16du wp14">
+<w:hdr xmlns:wpc="http://schemas.microsoft.com/office/word/2010/wordprocessingCanvas" xmlns:cx="http://schemas.microsoft.com/office/drawing/2014/chartex" xmlns:cx1="http://schemas.microsoft.com/office/drawing/2015/9/8/chartex" xmlns:cx2="http://schemas.microsoft.com/office/drawing/2015/10/21/chartex" xmlns:cx3="http://schemas.microsoft.com/office/drawing/2016/5/9/chartex" xmlns:cx4="http://schemas.microsoft.com/office/drawing/2016/5/10/chartex" xmlns:cx5="http://schemas.microsoft.com/office/drawing/2016/5/11/chartex" xmlns:cx6="http://schemas.microsoft.com/office/drawing/2016/5/12/chartex" xmlns:cx7="http://schemas.microsoft.com/office/drawing/2016/5/13/chartex" xmlns:cx8="http://schemas.microsoft.com/office/drawing/2016/5/14/chartex" xmlns:mc="http://schemas.openxmlformats.org/markup-compatibility/2006" xmlns:aink="http://schemas.microsoft.com/office/drawing/2016/ink" xmlns:am3d="http://schemas.microsoft.com/office/drawing/2017/model3d" xmlns:o="urn:schemas-microsoft-com:office:office" xmlns:r="http://schemas.openxmlformats.org/officeDocument/2006/relationships" xmlns:m="http://schemas.openxmlformats.org/officeDocument/2006/math" xmlns:v="urn:schemas-microsoft-com:vml" xmlns:wp14="http://schemas.microsoft.com/office/word/2010/wordprocessingDrawing" xmlns:wp="http://schemas.openxmlformats.org/drawingml/2006/wordprocessingDrawing" xmlns:w10="urn:schemas-microsoft-com:office:word" xmlns:w="http://schemas.openxmlformats.org/wordprocessingml/2006/main" xmlns:w14="http://schemas.microsoft.com/office/word/2010/wordml" xmlns:w15="http://schemas.microsoft.com/office/word/2012/wordml" xmlns:w16cex="http://schemas.microsoft.com/office/word/2018/wordml/cex" xmlns:w16cid="http://schemas.microsoft.com/office/word/2016/wordml/cid" xmlns:w16="http://schemas.microsoft.com/office/word/2018/wordml" xmlns:w16se="http://schemas.microsoft.com/office/word/2015/wordml/symex" xmlns:wpg="http://schemas.microsoft.com/office/word/2010/wordprocessingGroup" xmlns:wpi="http://schemas.microsoft.com/office/word/2010/wordprocessingInk" xmlns:wne="http://schemas.microsoft.com/office/word/2006/wordml" xmlns:wps="http://schemas.microsoft.com/office/word/2010/wordprocessingShape" mc:Ignorable="w14 w15 w16se w16cid w16 w16cex wp14">
   <w:p>
     <w:pPr>
       <w:pStyle w:val="Encabezado"/>
@@ -16079,7 +15822,7 @@
 </file>
 
 <file path=word/numbering.xml><?xml version="1.0" encoding="utf-8"?>
-<w:numbering xmlns:wpc="http://schemas.microsoft.com/office/word/2010/wordprocessingCanvas" xmlns:cx="http://schemas.microsoft.com/office/drawing/2014/chartex" xmlns:cx1="http://schemas.microsoft.com/office/drawing/2015/9/8/chartex" xmlns:cx2="http://schemas.microsoft.com/office/drawing/2015/10/21/chartex" xmlns:cx3="http://schemas.microsoft.com/office/drawing/2016/5/9/chartex" xmlns:cx4="http://schemas.microsoft.com/office/drawing/2016/5/10/chartex" xmlns:cx5="http://schemas.microsoft.com/office/drawing/2016/5/11/chartex" xmlns:cx6="http://schemas.microsoft.com/office/drawing/2016/5/12/chartex" xmlns:cx7="http://schemas.microsoft.com/office/drawing/2016/5/13/chartex" xmlns:cx8="http://schemas.microsoft.com/office/drawing/2016/5/14/chartex" xmlns:mc="http://schemas.openxmlformats.org/markup-compatibility/2006" xmlns:aink="http://schemas.microsoft.com/office/drawing/2016/ink" xmlns:am3d="http://schemas.microsoft.com/office/drawing/2017/model3d" xmlns:o="urn:schemas-microsoft-com:office:office" xmlns:oel="http://schemas.microsoft.com/office/2019/extlst" xmlns:r="http://schemas.openxmlformats.org/officeDocument/2006/relationships" xmlns:m="http://schemas.openxmlformats.org/officeDocument/2006/math" xmlns:v="urn:schemas-microsoft-com:vml" xmlns:wp14="http://schemas.microsoft.com/office/word/2010/wordprocessingDrawing" xmlns:wp="http://schemas.openxmlformats.org/drawingml/2006/wordprocessingDrawing" xmlns:w10="urn:schemas-microsoft-com:office:word" xmlns:w="http://schemas.openxmlformats.org/wordprocessingml/2006/main" xmlns:w14="http://schemas.microsoft.com/office/word/2010/wordml" xmlns:w15="http://schemas.microsoft.com/office/word/2012/wordml" xmlns:w16cex="http://schemas.microsoft.com/office/word/2018/wordml/cex" xmlns:w16cid="http://schemas.microsoft.com/office/word/2016/wordml/cid" xmlns:w16="http://schemas.microsoft.com/office/word/2018/wordml" xmlns:w16du="http://schemas.microsoft.com/office/word/2023/wordml/word16du" xmlns:w16sdtdh="http://schemas.microsoft.com/office/word/2020/wordml/sdtdatahash" xmlns:w16se="http://schemas.microsoft.com/office/word/2015/wordml/symex" xmlns:wpg="http://schemas.microsoft.com/office/word/2010/wordprocessingGroup" xmlns:wpi="http://schemas.microsoft.com/office/word/2010/wordprocessingInk" xmlns:wne="http://schemas.microsoft.com/office/word/2006/wordml" xmlns:wps="http://schemas.microsoft.com/office/word/2010/wordprocessingShape" mc:Ignorable="w14 w15 w16se w16cid w16 w16cex w16sdtdh w16du wp14">
+<w:numbering xmlns:wpc="http://schemas.microsoft.com/office/word/2010/wordprocessingCanvas" xmlns:cx="http://schemas.microsoft.com/office/drawing/2014/chartex" xmlns:cx1="http://schemas.microsoft.com/office/drawing/2015/9/8/chartex" xmlns:cx2="http://schemas.microsoft.com/office/drawing/2015/10/21/chartex" xmlns:cx3="http://schemas.microsoft.com/office/drawing/2016/5/9/chartex" xmlns:cx4="http://schemas.microsoft.com/office/drawing/2016/5/10/chartex" xmlns:cx5="http://schemas.microsoft.com/office/drawing/2016/5/11/chartex" xmlns:cx6="http://schemas.microsoft.com/office/drawing/2016/5/12/chartex" xmlns:cx7="http://schemas.microsoft.com/office/drawing/2016/5/13/chartex" xmlns:cx8="http://schemas.microsoft.com/office/drawing/2016/5/14/chartex" xmlns:mc="http://schemas.openxmlformats.org/markup-compatibility/2006" xmlns:aink="http://schemas.microsoft.com/office/drawing/2016/ink" xmlns:am3d="http://schemas.microsoft.com/office/drawing/2017/model3d" xmlns:o="urn:schemas-microsoft-com:office:office" xmlns:r="http://schemas.openxmlformats.org/officeDocument/2006/relationships" xmlns:m="http://schemas.openxmlformats.org/officeDocument/2006/math" xmlns:v="urn:schemas-microsoft-com:vml" xmlns:wp14="http://schemas.microsoft.com/office/word/2010/wordprocessingDrawing" xmlns:wp="http://schemas.openxmlformats.org/drawingml/2006/wordprocessingDrawing" xmlns:w10="urn:schemas-microsoft-com:office:word" xmlns:w="http://schemas.openxmlformats.org/wordprocessingml/2006/main" xmlns:w14="http://schemas.microsoft.com/office/word/2010/wordml" xmlns:w15="http://schemas.microsoft.com/office/word/2012/wordml" xmlns:w16cex="http://schemas.microsoft.com/office/word/2018/wordml/cex" xmlns:w16cid="http://schemas.microsoft.com/office/word/2016/wordml/cid" xmlns:w16="http://schemas.microsoft.com/office/word/2018/wordml" xmlns:w16se="http://schemas.microsoft.com/office/word/2015/wordml/symex" xmlns:wpg="http://schemas.microsoft.com/office/word/2010/wordprocessingGroup" xmlns:wpi="http://schemas.microsoft.com/office/word/2010/wordprocessingInk" xmlns:wne="http://schemas.microsoft.com/office/word/2006/wordml" xmlns:wps="http://schemas.microsoft.com/office/word/2010/wordprocessingShape" mc:Ignorable="w14 w15 w16se w16cid w16 w16cex wp14">
   <w:abstractNum w:abstractNumId="0" w15:restartNumberingAfterBreak="0">
     <w:nsid w:val="FFFFFF89"/>
     <w:multiLevelType w:val="singleLevel"/>
@@ -17702,52 +17445,52 @@
       </w:pPr>
     </w:lvl>
   </w:abstractNum>
-  <w:num w:numId="1" w16cid:durableId="2000957126">
+  <w:num w:numId="1">
     <w:abstractNumId w:val="15"/>
   </w:num>
-  <w:num w:numId="2" w16cid:durableId="1585263860">
+  <w:num w:numId="2">
     <w:abstractNumId w:val="0"/>
   </w:num>
-  <w:num w:numId="3" w16cid:durableId="1338381655">
+  <w:num w:numId="3">
     <w:abstractNumId w:val="5"/>
   </w:num>
-  <w:num w:numId="4" w16cid:durableId="1532257930">
+  <w:num w:numId="4">
     <w:abstractNumId w:val="11"/>
   </w:num>
-  <w:num w:numId="5" w16cid:durableId="998075588">
+  <w:num w:numId="5">
     <w:abstractNumId w:val="6"/>
   </w:num>
-  <w:num w:numId="6" w16cid:durableId="439878581">
+  <w:num w:numId="6">
     <w:abstractNumId w:val="13"/>
   </w:num>
-  <w:num w:numId="7" w16cid:durableId="298347476">
+  <w:num w:numId="7">
     <w:abstractNumId w:val="14"/>
   </w:num>
-  <w:num w:numId="8" w16cid:durableId="103841465">
+  <w:num w:numId="8">
     <w:abstractNumId w:val="10"/>
   </w:num>
-  <w:num w:numId="9" w16cid:durableId="486551825">
+  <w:num w:numId="9">
     <w:abstractNumId w:val="3"/>
   </w:num>
-  <w:num w:numId="10" w16cid:durableId="1362902838">
+  <w:num w:numId="10">
     <w:abstractNumId w:val="7"/>
   </w:num>
-  <w:num w:numId="11" w16cid:durableId="1466241995">
+  <w:num w:numId="11">
     <w:abstractNumId w:val="1"/>
   </w:num>
-  <w:num w:numId="12" w16cid:durableId="1870606676">
+  <w:num w:numId="12">
     <w:abstractNumId w:val="2"/>
   </w:num>
-  <w:num w:numId="13" w16cid:durableId="1194927084">
+  <w:num w:numId="13">
     <w:abstractNumId w:val="8"/>
   </w:num>
-  <w:num w:numId="14" w16cid:durableId="1868104378">
+  <w:num w:numId="14">
     <w:abstractNumId w:val="9"/>
   </w:num>
-  <w:num w:numId="15" w16cid:durableId="1726833649">
+  <w:num w:numId="15">
     <w:abstractNumId w:val="12"/>
   </w:num>
-  <w:num w:numId="16" w16cid:durableId="985936379">
+  <w:num w:numId="16">
     <w:abstractNumId w:val="4"/>
   </w:num>
   <w:numIdMacAtCleanup w:val="16"/>
@@ -17755,7 +17498,7 @@
 </file>
 
 <file path=word/styles.xml><?xml version="1.0" encoding="utf-8"?>
-<w:styles xmlns:mc="http://schemas.openxmlformats.org/markup-compatibility/2006" xmlns:r="http://schemas.openxmlformats.org/officeDocument/2006/relationships" xmlns:w="http://schemas.openxmlformats.org/wordprocessingml/2006/main" xmlns:w14="http://schemas.microsoft.com/office/word/2010/wordml" xmlns:w15="http://schemas.microsoft.com/office/word/2012/wordml" xmlns:w16cex="http://schemas.microsoft.com/office/word/2018/wordml/cex" xmlns:w16cid="http://schemas.microsoft.com/office/word/2016/wordml/cid" xmlns:w16="http://schemas.microsoft.com/office/word/2018/wordml" xmlns:w16du="http://schemas.microsoft.com/office/word/2023/wordml/word16du" xmlns:w16sdtdh="http://schemas.microsoft.com/office/word/2020/wordml/sdtdatahash" xmlns:w16se="http://schemas.microsoft.com/office/word/2015/wordml/symex" mc:Ignorable="w14 w15 w16se w16cid w16 w16cex w16sdtdh w16du">
+<w:styles xmlns:mc="http://schemas.openxmlformats.org/markup-compatibility/2006" xmlns:r="http://schemas.openxmlformats.org/officeDocument/2006/relationships" xmlns:w="http://schemas.openxmlformats.org/wordprocessingml/2006/main" xmlns:w14="http://schemas.microsoft.com/office/word/2010/wordml" xmlns:w15="http://schemas.microsoft.com/office/word/2012/wordml" xmlns:w16cex="http://schemas.microsoft.com/office/word/2018/wordml/cex" xmlns:w16cid="http://schemas.microsoft.com/office/word/2016/wordml/cid" xmlns:w16="http://schemas.microsoft.com/office/word/2018/wordml" xmlns:w16se="http://schemas.microsoft.com/office/word/2015/wordml/symex" mc:Ignorable="w14 w15 w16se w16cid w16 w16cex">
   <w:docDefaults>
     <w:rPrDefault>
       <w:rPr>
@@ -19486,21 +19229,6 @@
 </file>
 
 <file path=customXml/item1.xml><?xml version="1.0" encoding="utf-8"?>
-<b:Sources xmlns:b="http://schemas.openxmlformats.org/officeDocument/2006/bibliography" xmlns="http://schemas.openxmlformats.org/officeDocument/2006/bibliography" SelectedStyle="\APASixthEditionOfficeOnline.xsl" StyleName="APA" Version="6"/>
-</file>
-
-<file path=customXml/item2.xml><?xml version="1.0" encoding="utf-8"?>
-<p:properties xmlns:p="http://schemas.microsoft.com/office/2006/metadata/properties" xmlns:xsi="http://www.w3.org/2001/XMLSchema-instance" xmlns:pc="http://schemas.microsoft.com/office/infopath/2007/PartnerControls">
-  <documentManagement>
-    <TaxCatchAll xmlns="cb45339b-ced9-4d0d-8f64-77573914d53b" xsi:nil="true"/>
-    <lcf76f155ced4ddcb4097134ff3c332f xmlns="43a3ca16-9c26-4813-b83f-4aec9927b43f">
-      <Terms xmlns="http://schemas.microsoft.com/office/infopath/2007/PartnerControls"/>
-    </lcf76f155ced4ddcb4097134ff3c332f>
-  </documentManagement>
-</p:properties>
-</file>
-
-<file path=customXml/item3.xml><?xml version="1.0" encoding="utf-8"?>
 <?mso-contentType ?>
 <FormTemplates xmlns="http://schemas.microsoft.com/sharepoint/v3/contenttype/forms">
   <Display>DocumentLibraryForm</Display>
@@ -19509,31 +19237,43 @@
 </FormTemplates>
 </file>
 
+<file path=customXml/item2.xml><?xml version="1.0" encoding="utf-8"?>
+<p:properties xmlns:p="http://schemas.microsoft.com/office/2006/metadata/properties" xmlns:xsi="http://www.w3.org/2001/XMLSchema-instance" xmlns:pc="http://schemas.microsoft.com/office/infopath/2007/PartnerControls">
+  <documentManagement>
+    <TaxCatchAll xmlns="b250f519-6473-4480-8c44-6ee3a3a530c3" xsi:nil="true"/>
+    <lcf76f155ced4ddcb4097134ff3c332f xmlns="d174a4fb-80c2-4523-8d89-375030acacbf">
+      <Terms xmlns="http://schemas.microsoft.com/office/infopath/2007/PartnerControls"/>
+    </lcf76f155ced4ddcb4097134ff3c332f>
+  </documentManagement>
+</p:properties>
+</file>
+
+<file path=customXml/item3.xml><?xml version="1.0" encoding="utf-8"?>
+<b:Sources xmlns:b="http://schemas.openxmlformats.org/officeDocument/2006/bibliography" xmlns="http://schemas.openxmlformats.org/officeDocument/2006/bibliography" SelectedStyle="\APASixthEditionOfficeOnline.xsl" StyleName="APA" Version="6"/>
+</file>
+
 <file path=customXml/item4.xml><?xml version="1.0" encoding="utf-8"?>
-<ct:contentTypeSchema xmlns:ct="http://schemas.microsoft.com/office/2006/metadata/contentType" xmlns:ma="http://schemas.microsoft.com/office/2006/metadata/properties/metaAttributes" ct:_="" ma:_="" ma:contentTypeName="Documento" ma:contentTypeID="0x01010049282E1EDBE9234EA9E6D38F720E265F" ma:contentTypeVersion="15" ma:contentTypeDescription="Crear nuevo documento." ma:contentTypeScope="" ma:versionID="b31c7aa9eaf043a08b87120b3c4916e3">
-  <xsd:schema xmlns:xsd="http://www.w3.org/2001/XMLSchema" xmlns:xs="http://www.w3.org/2001/XMLSchema" xmlns:p="http://schemas.microsoft.com/office/2006/metadata/properties" xmlns:ns2="cb45339b-ced9-4d0d-8f64-77573914d53b" xmlns:ns3="43a3ca16-9c26-4813-b83f-4aec9927b43f" targetNamespace="http://schemas.microsoft.com/office/2006/metadata/properties" ma:root="true" ma:fieldsID="3533d065b04d75c457075bc55f1f5315" ns2:_="" ns3:_="">
-    <xsd:import namespace="cb45339b-ced9-4d0d-8f64-77573914d53b"/>
-    <xsd:import namespace="43a3ca16-9c26-4813-b83f-4aec9927b43f"/>
+<ct:contentTypeSchema xmlns:ct="http://schemas.microsoft.com/office/2006/metadata/contentType" xmlns:ma="http://schemas.microsoft.com/office/2006/metadata/properties/metaAttributes" ct:_="" ma:_="" ma:contentTypeName="Documento" ma:contentTypeID="0x010100EA8A463C70CDF94EBCEAEE24D04F3F8A" ma:contentTypeVersion="12" ma:contentTypeDescription="Crear nuevo documento." ma:contentTypeScope="" ma:versionID="0a68c197ff11ee8f2a4dfa92d3e5c792">
+  <xsd:schema xmlns:xsd="http://www.w3.org/2001/XMLSchema" xmlns:xs="http://www.w3.org/2001/XMLSchema" xmlns:p="http://schemas.microsoft.com/office/2006/metadata/properties" xmlns:ns2="d174a4fb-80c2-4523-8d89-375030acacbf" xmlns:ns3="b250f519-6473-4480-8c44-6ee3a3a530c3" targetNamespace="http://schemas.microsoft.com/office/2006/metadata/properties" ma:root="true" ma:fieldsID="55936f832c432473a7bcdfeafd102760" ns2:_="" ns3:_="">
+    <xsd:import namespace="d174a4fb-80c2-4523-8d89-375030acacbf"/>
+    <xsd:import namespace="b250f519-6473-4480-8c44-6ee3a3a530c3"/>
     <xsd:element name="properties">
       <xsd:complexType>
         <xsd:sequence>
           <xsd:element name="documentManagement">
             <xsd:complexType>
               <xsd:all>
-                <xsd:element ref="ns2:SharedWithUsers" minOccurs="0"/>
-                <xsd:element ref="ns2:SharedWithDetails" minOccurs="0"/>
-                <xsd:element ref="ns3:MediaServiceMetadata" minOccurs="0"/>
-                <xsd:element ref="ns3:MediaServiceFastMetadata" minOccurs="0"/>
-                <xsd:element ref="ns3:MediaServiceDateTaken" minOccurs="0"/>
-                <xsd:element ref="ns3:MediaServiceObjectDetectorVersions" minOccurs="0"/>
-                <xsd:element ref="ns3:MediaLengthInSeconds" minOccurs="0"/>
-                <xsd:element ref="ns3:MediaServiceLocation" minOccurs="0"/>
-                <xsd:element ref="ns3:MediaServiceGenerationTime" minOccurs="0"/>
-                <xsd:element ref="ns3:MediaServiceEventHashCode" minOccurs="0"/>
-                <xsd:element ref="ns3:lcf76f155ced4ddcb4097134ff3c332f" minOccurs="0"/>
-                <xsd:element ref="ns2:TaxCatchAll" minOccurs="0"/>
-                <xsd:element ref="ns3:MediaServiceOCR" minOccurs="0"/>
-                <xsd:element ref="ns3:MediaServiceSearchProperties" minOccurs="0"/>
+                <xsd:element ref="ns2:MediaServiceMetadata" minOccurs="0"/>
+                <xsd:element ref="ns2:MediaServiceFastMetadata" minOccurs="0"/>
+                <xsd:element ref="ns2:MediaServiceSearchProperties" minOccurs="0"/>
+                <xsd:element ref="ns2:MediaServiceDateTaken" minOccurs="0"/>
+                <xsd:element ref="ns2:MediaServiceGenerationTime" minOccurs="0"/>
+                <xsd:element ref="ns2:MediaServiceEventHashCode" minOccurs="0"/>
+                <xsd:element ref="ns2:MediaLengthInSeconds" minOccurs="0"/>
+                <xsd:element ref="ns2:MediaServiceLocation" minOccurs="0"/>
+                <xsd:element ref="ns2:lcf76f155ced4ddcb4097134ff3c332f" minOccurs="0"/>
+                <xsd:element ref="ns3:TaxCatchAll" minOccurs="0"/>
+                <xsd:element ref="ns2:MediaServiceOCR" minOccurs="0"/>
               </xsd:all>
             </xsd:complexType>
           </xsd:element>
@@ -19541,66 +19281,35 @@
       </xsd:complexType>
     </xsd:element>
   </xsd:schema>
-  <xsd:schema xmlns:xsd="http://www.w3.org/2001/XMLSchema" xmlns:xs="http://www.w3.org/2001/XMLSchema" xmlns:dms="http://schemas.microsoft.com/office/2006/documentManagement/types" xmlns:pc="http://schemas.microsoft.com/office/infopath/2007/PartnerControls" targetNamespace="cb45339b-ced9-4d0d-8f64-77573914d53b" elementFormDefault="qualified">
+  <xsd:schema xmlns:xsd="http://www.w3.org/2001/XMLSchema" xmlns:xs="http://www.w3.org/2001/XMLSchema" xmlns:dms="http://schemas.microsoft.com/office/2006/documentManagement/types" xmlns:pc="http://schemas.microsoft.com/office/infopath/2007/PartnerControls" targetNamespace="d174a4fb-80c2-4523-8d89-375030acacbf" elementFormDefault="qualified">
     <xsd:import namespace="http://schemas.microsoft.com/office/2006/documentManagement/types"/>
     <xsd:import namespace="http://schemas.microsoft.com/office/infopath/2007/PartnerControls"/>
-    <xsd:element name="SharedWithUsers" ma:index="8" nillable="true" ma:displayName="Compartido con" ma:internalName="SharedWithUsers" ma:readOnly="true">
-      <xsd:complexType>
-        <xsd:complexContent>
-          <xsd:extension base="dms:UserMulti">
-            <xsd:sequence>
-              <xsd:element name="UserInfo" minOccurs="0" maxOccurs="unbounded">
-                <xsd:complexType>
-                  <xsd:sequence>
-                    <xsd:element name="DisplayName" type="xsd:string" minOccurs="0"/>
-                    <xsd:element name="AccountId" type="dms:UserId" minOccurs="0" nillable="true"/>
-                    <xsd:element name="AccountType" type="xsd:string" minOccurs="0"/>
-                  </xsd:sequence>
-                </xsd:complexType>
-              </xsd:element>
-            </xsd:sequence>
-          </xsd:extension>
-        </xsd:complexContent>
-      </xsd:complexType>
-    </xsd:element>
-    <xsd:element name="SharedWithDetails" ma:index="9" nillable="true" ma:displayName="Detalles de uso compartido" ma:internalName="SharedWithDetails" ma:readOnly="true">
-      <xsd:simpleType>
-        <xsd:restriction base="dms:Note">
-          <xsd:maxLength value="255"/>
-        </xsd:restriction>
-      </xsd:simpleType>
-    </xsd:element>
-    <xsd:element name="TaxCatchAll" ma:index="20" nillable="true" ma:displayName="Taxonomy Catch All Column" ma:hidden="true" ma:list="{2f40a149-578b-41a1-8845-c88bc1831770}" ma:internalName="TaxCatchAll" ma:showField="CatchAllData" ma:web="cb45339b-ced9-4d0d-8f64-77573914d53b">
-      <xsd:complexType>
-        <xsd:complexContent>
-          <xsd:extension base="dms:MultiChoiceLookup">
-            <xsd:sequence>
-              <xsd:element name="Value" type="dms:Lookup" maxOccurs="unbounded" minOccurs="0" nillable="true"/>
-            </xsd:sequence>
-          </xsd:extension>
-        </xsd:complexContent>
-      </xsd:complexType>
-    </xsd:element>
-  </xsd:schema>
-  <xsd:schema xmlns:xsd="http://www.w3.org/2001/XMLSchema" xmlns:xs="http://www.w3.org/2001/XMLSchema" xmlns:dms="http://schemas.microsoft.com/office/2006/documentManagement/types" xmlns:pc="http://schemas.microsoft.com/office/infopath/2007/PartnerControls" targetNamespace="43a3ca16-9c26-4813-b83f-4aec9927b43f" elementFormDefault="qualified">
-    <xsd:import namespace="http://schemas.microsoft.com/office/2006/documentManagement/types"/>
-    <xsd:import namespace="http://schemas.microsoft.com/office/infopath/2007/PartnerControls"/>
-    <xsd:element name="MediaServiceMetadata" ma:index="10" nillable="true" ma:displayName="MediaServiceMetadata" ma:hidden="true" ma:internalName="MediaServiceMetadata" ma:readOnly="true">
+    <xsd:element name="MediaServiceMetadata" ma:index="8" nillable="true" ma:displayName="MediaServiceMetadata" ma:hidden="true" ma:internalName="MediaServiceMetadata" ma:readOnly="true">
       <xsd:simpleType>
         <xsd:restriction base="dms:Note"/>
       </xsd:simpleType>
     </xsd:element>
-    <xsd:element name="MediaServiceFastMetadata" ma:index="11" nillable="true" ma:displayName="MediaServiceFastMetadata" ma:hidden="true" ma:internalName="MediaServiceFastMetadata" ma:readOnly="true">
+    <xsd:element name="MediaServiceFastMetadata" ma:index="9" nillable="true" ma:displayName="MediaServiceFastMetadata" ma:hidden="true" ma:internalName="MediaServiceFastMetadata" ma:readOnly="true">
       <xsd:simpleType>
         <xsd:restriction base="dms:Note"/>
       </xsd:simpleType>
     </xsd:element>
-    <xsd:element name="MediaServiceDateTaken" ma:index="12" nillable="true" ma:displayName="MediaServiceDateTaken" ma:hidden="true" ma:indexed="true" ma:internalName="MediaServiceDateTaken" ma:readOnly="true">
+    <xsd:element name="MediaServiceSearchProperties" ma:index="10" nillable="true" ma:displayName="MediaServiceSearchProperties" ma:hidden="true" ma:internalName="MediaServiceSearchProperties" ma:readOnly="true">
+      <xsd:simpleType>
+        <xsd:restriction base="dms:Note"/>
+      </xsd:simpleType>
+    </xsd:element>
+    <xsd:element name="MediaServiceDateTaken" ma:index="11" nillable="true" ma:displayName="MediaServiceDateTaken" ma:hidden="true" ma:indexed="true" ma:internalName="MediaServiceDateTaken" ma:readOnly="true">
       <xsd:simpleType>
         <xsd:restriction base="dms:Text"/>
       </xsd:simpleType>
     </xsd:element>
-    <xsd:element name="MediaServiceObjectDetectorVersions" ma:index="13" nillable="true" ma:displayName="MediaServiceObjectDetectorVersions" ma:hidden="true" ma:indexed="true" ma:internalName="MediaServiceObjectDetectorVersions" ma:readOnly="true">
+    <xsd:element name="MediaServiceGenerationTime" ma:index="12" nillable="true" ma:displayName="MediaServiceGenerationTime" ma:hidden="true" ma:internalName="MediaServiceGenerationTime" ma:readOnly="true">
+      <xsd:simpleType>
+        <xsd:restriction base="dms:Text"/>
+      </xsd:simpleType>
+    </xsd:element>
+    <xsd:element name="MediaServiceEventHashCode" ma:index="13" nillable="true" ma:displayName="MediaServiceEventHashCode" ma:hidden="true" ma:internalName="MediaServiceEventHashCode" ma:readOnly="true">
       <xsd:simpleType>
         <xsd:restriction base="dms:Text"/>
       </xsd:simpleType>
@@ -19615,34 +19324,34 @@
         <xsd:restriction base="dms:Text"/>
       </xsd:simpleType>
     </xsd:element>
-    <xsd:element name="MediaServiceGenerationTime" ma:index="16" nillable="true" ma:displayName="MediaServiceGenerationTime" ma:hidden="true" ma:internalName="MediaServiceGenerationTime" ma:readOnly="true">
-      <xsd:simpleType>
-        <xsd:restriction base="dms:Text"/>
-      </xsd:simpleType>
-    </xsd:element>
-    <xsd:element name="MediaServiceEventHashCode" ma:index="17" nillable="true" ma:displayName="MediaServiceEventHashCode" ma:hidden="true" ma:internalName="MediaServiceEventHashCode" ma:readOnly="true">
-      <xsd:simpleType>
-        <xsd:restriction base="dms:Text"/>
-      </xsd:simpleType>
-    </xsd:element>
-    <xsd:element name="lcf76f155ced4ddcb4097134ff3c332f" ma:index="19" nillable="true" ma:taxonomy="true" ma:internalName="lcf76f155ced4ddcb4097134ff3c332f" ma:taxonomyFieldName="MediaServiceImageTags" ma:displayName="Etiquetas de imagen" ma:readOnly="false" ma:fieldId="{5cf76f15-5ced-4ddc-b409-7134ff3c332f}" ma:taxonomyMulti="true" ma:sspId="d33c8c81-5745-4931-bcc4-c2aeafe86780" ma:termSetId="09814cd3-568e-fe90-9814-8d621ff8fb84" ma:anchorId="fba54fb3-c3e1-fe81-a776-ca4b69148c4d" ma:open="true" ma:isKeyword="false">
+    <xsd:element name="lcf76f155ced4ddcb4097134ff3c332f" ma:index="17" nillable="true" ma:taxonomy="true" ma:internalName="lcf76f155ced4ddcb4097134ff3c332f" ma:taxonomyFieldName="MediaServiceImageTags" ma:displayName="Etiquetas de imagen" ma:readOnly="false" ma:fieldId="{5cf76f15-5ced-4ddc-b409-7134ff3c332f}" ma:taxonomyMulti="true" ma:sspId="d33c8c81-5745-4931-bcc4-c2aeafe86780" ma:termSetId="09814cd3-568e-fe90-9814-8d621ff8fb84" ma:anchorId="fba54fb3-c3e1-fe81-a776-ca4b69148c4d" ma:open="true" ma:isKeyword="false">
       <xsd:complexType>
         <xsd:sequence>
           <xsd:element ref="pc:Terms" minOccurs="0" maxOccurs="1"/>
         </xsd:sequence>
       </xsd:complexType>
     </xsd:element>
-    <xsd:element name="MediaServiceOCR" ma:index="21" nillable="true" ma:displayName="Extracted Text" ma:internalName="MediaServiceOCR" ma:readOnly="true">
+    <xsd:element name="MediaServiceOCR" ma:index="19" nillable="true" ma:displayName="Extracted Text" ma:internalName="MediaServiceOCR" ma:readOnly="true">
       <xsd:simpleType>
         <xsd:restriction base="dms:Note">
           <xsd:maxLength value="255"/>
         </xsd:restriction>
       </xsd:simpleType>
     </xsd:element>
-    <xsd:element name="MediaServiceSearchProperties" ma:index="22" nillable="true" ma:displayName="MediaServiceSearchProperties" ma:hidden="true" ma:internalName="MediaServiceSearchProperties" ma:readOnly="true">
-      <xsd:simpleType>
-        <xsd:restriction base="dms:Note"/>
-      </xsd:simpleType>
+  </xsd:schema>
+  <xsd:schema xmlns:xsd="http://www.w3.org/2001/XMLSchema" xmlns:xs="http://www.w3.org/2001/XMLSchema" xmlns:dms="http://schemas.microsoft.com/office/2006/documentManagement/types" xmlns:pc="http://schemas.microsoft.com/office/infopath/2007/PartnerControls" targetNamespace="b250f519-6473-4480-8c44-6ee3a3a530c3" elementFormDefault="qualified">
+    <xsd:import namespace="http://schemas.microsoft.com/office/2006/documentManagement/types"/>
+    <xsd:import namespace="http://schemas.microsoft.com/office/infopath/2007/PartnerControls"/>
+    <xsd:element name="TaxCatchAll" ma:index="18" nillable="true" ma:displayName="Taxonomy Catch All Column" ma:hidden="true" ma:list="{b99aca81-e582-4351-8e44-cebe80f68b03}" ma:internalName="TaxCatchAll" ma:showField="CatchAllData" ma:web="b250f519-6473-4480-8c44-6ee3a3a530c3">
+      <xsd:complexType>
+        <xsd:complexContent>
+          <xsd:extension base="dms:MultiChoiceLookup">
+            <xsd:sequence>
+              <xsd:element name="Value" type="dms:Lookup" maxOccurs="unbounded" minOccurs="0" nillable="true"/>
+            </xsd:sequence>
+          </xsd:extension>
+        </xsd:complexContent>
+      </xsd:complexType>
     </xsd:element>
   </xsd:schema>
   <xsd:schema xmlns="http://schemas.openxmlformats.org/package/2006/metadata/core-properties" xmlns:xsd="http://www.w3.org/2001/XMLSchema" xmlns:xsi="http://www.w3.org/2001/XMLSchema-instance" xmlns:dc="http://purl.org/dc/elements/1.1/" xmlns:dcterms="http://purl.org/dc/terms/" xmlns:odoc="http://schemas.microsoft.com/internal/obd" targetNamespace="http://schemas.openxmlformats.org/package/2006/metadata/core-properties" elementFormDefault="qualified" attributeFormDefault="unqualified" blockDefault="#all">
@@ -19745,9 +19454,9 @@
 </file>
 
 <file path=customXml/itemProps1.xml><?xml version="1.0" encoding="utf-8"?>
-<ds:datastoreItem xmlns:ds="http://schemas.openxmlformats.org/officeDocument/2006/customXml" ds:itemID="{EAE431FD-7059-4C09-804B-C9D69EB7B213}">
+<ds:datastoreItem xmlns:ds="http://schemas.openxmlformats.org/officeDocument/2006/customXml" ds:itemID="{E916C113-A550-45E1-9784-195560FDF33C}">
   <ds:schemaRefs>
-    <ds:schemaRef ds:uri="http://schemas.openxmlformats.org/officeDocument/2006/bibliography"/>
+    <ds:schemaRef ds:uri="http://schemas.microsoft.com/sharepoint/v3/contenttype/forms"/>
   </ds:schemaRefs>
 </ds:datastoreItem>
 </file>
@@ -19757,29 +19466,29 @@
   <ds:schemaRefs>
     <ds:schemaRef ds:uri="http://schemas.microsoft.com/office/2006/metadata/properties"/>
     <ds:schemaRef ds:uri="http://schemas.microsoft.com/office/infopath/2007/PartnerControls"/>
-    <ds:schemaRef ds:uri="cb45339b-ced9-4d0d-8f64-77573914d53b"/>
-    <ds:schemaRef ds:uri="43a3ca16-9c26-4813-b83f-4aec9927b43f"/>
+    <ds:schemaRef ds:uri="b250f519-6473-4480-8c44-6ee3a3a530c3"/>
+    <ds:schemaRef ds:uri="d174a4fb-80c2-4523-8d89-375030acacbf"/>
   </ds:schemaRefs>
 </ds:datastoreItem>
 </file>
 
 <file path=customXml/itemProps3.xml><?xml version="1.0" encoding="utf-8"?>
-<ds:datastoreItem xmlns:ds="http://schemas.openxmlformats.org/officeDocument/2006/customXml" ds:itemID="{E916C113-A550-45E1-9784-195560FDF33C}">
+<ds:datastoreItem xmlns:ds="http://schemas.openxmlformats.org/officeDocument/2006/customXml" ds:itemID="{EAE431FD-7059-4C09-804B-C9D69EB7B213}">
   <ds:schemaRefs>
-    <ds:schemaRef ds:uri="http://schemas.microsoft.com/sharepoint/v3/contenttype/forms"/>
+    <ds:schemaRef ds:uri="http://schemas.openxmlformats.org/officeDocument/2006/bibliography"/>
   </ds:schemaRefs>
 </ds:datastoreItem>
 </file>
 
 <file path=customXml/itemProps4.xml><?xml version="1.0" encoding="utf-8"?>
-<ds:datastoreItem xmlns:ds="http://schemas.openxmlformats.org/officeDocument/2006/customXml" ds:itemID="{D1863B65-09C4-4A22-96E9-D3772BB5E610}">
+<ds:datastoreItem xmlns:ds="http://schemas.openxmlformats.org/officeDocument/2006/customXml" ds:itemID="{4924369D-6887-44D8-8AA0-0175E26AB301}">
   <ds:schemaRefs>
     <ds:schemaRef ds:uri="http://schemas.microsoft.com/office/2006/metadata/contentType"/>
     <ds:schemaRef ds:uri="http://schemas.microsoft.com/office/2006/metadata/properties/metaAttributes"/>
     <ds:schemaRef ds:uri="http://www.w3.org/2001/XMLSchema"/>
     <ds:schemaRef ds:uri="http://schemas.microsoft.com/office/2006/metadata/properties"/>
-    <ds:schemaRef ds:uri="cb45339b-ced9-4d0d-8f64-77573914d53b"/>
-    <ds:schemaRef ds:uri="43a3ca16-9c26-4813-b83f-4aec9927b43f"/>
+    <ds:schemaRef ds:uri="d174a4fb-80c2-4523-8d89-375030acacbf"/>
+    <ds:schemaRef ds:uri="b250f519-6473-4480-8c44-6ee3a3a530c3"/>
     <ds:schemaRef ds:uri="http://schemas.microsoft.com/office/2006/documentManagement/types"/>
     <ds:schemaRef ds:uri="http://schemas.microsoft.com/office/infopath/2007/PartnerControls"/>
     <ds:schemaRef ds:uri="http://schemas.openxmlformats.org/package/2006/metadata/core-properties"/>
